--- a/游戏分析/profile/简历-程序.docx
+++ b/游戏分析/profile/简历-程序.docx
@@ -116,7 +116,7 @@
         <w:ind w:firstLine="420"/>
         <w:jc w:val="left"/>
         <w:rPr>
-          <w:rFonts w:ascii="宋体" w:eastAsia="宋体" w:hAnsi="宋体" w:cs="Arial"/>
+          <w:rFonts w:ascii="宋体" w:eastAsia="宋体" w:hAnsi="宋体" w:cs="Arial" w:hint="eastAsia"/>
           <w:color w:val="333333"/>
           <w:kern w:val="0"/>
           <w:szCs w:val="21"/>
@@ -281,28 +281,18 @@
         </w:rPr>
         <w:t>邮箱：</w:t>
       </w:r>
-      <w:r>
-        <w:fldChar w:fldCharType="begin"/>
-      </w:r>
-      <w:r>
-        <w:instrText>HYPERLINK "mailto:hataksumo@163.com"</w:instrText>
-      </w:r>
-      <w:r>
-        <w:fldChar w:fldCharType="separate"/>
-      </w:r>
-      <w:r>
-        <w:rPr>
-          <w:rFonts w:ascii="Arial" w:eastAsia="宋体" w:hAnsi="Arial" w:cs="Arial"/>
-          <w:color w:val="064977"/>
-          <w:kern w:val="0"/>
-          <w:szCs w:val="21"/>
-          <w:u w:val="single"/>
-        </w:rPr>
-        <w:t>hataksumo@163.com</w:t>
-      </w:r>
-      <w:r>
-        <w:fldChar w:fldCharType="end"/>
-      </w:r>
+      <w:hyperlink r:id="rId8" w:history="1">
+        <w:r>
+          <w:rPr>
+            <w:rFonts w:ascii="Arial" w:eastAsia="宋体" w:hAnsi="Arial" w:cs="Arial"/>
+            <w:color w:val="064977"/>
+            <w:kern w:val="0"/>
+            <w:szCs w:val="21"/>
+            <w:u w:val="single"/>
+          </w:rPr>
+          <w:t>hataksumo@163.com</w:t>
+        </w:r>
+      </w:hyperlink>
     </w:p>
     <w:p>
       <w:pPr>
@@ -593,7 +583,7 @@
         <w:ind w:leftChars="100" w:left="210"/>
         <w:jc w:val="left"/>
         <w:rPr>
-          <w:rFonts w:ascii="宋体" w:eastAsia="宋体" w:hAnsi="宋体" w:cs="Arial"/>
+          <w:rFonts w:ascii="宋体" w:eastAsia="宋体" w:hAnsi="宋体" w:cs="Arial" w:hint="eastAsia"/>
           <w:b/>
           <w:color w:val="333333"/>
           <w:kern w:val="0"/>
@@ -933,7 +923,7 @@
         <w:pStyle w:val="1"/>
         <w:spacing w:beforeLines="50" w:before="156" w:after="0" w:line="240" w:lineRule="auto"/>
         <w:rPr>
-          <w:rFonts w:ascii="宋体" w:eastAsia="宋体" w:hAnsi="宋体" w:cs="Arial"/>
+          <w:rFonts w:ascii="宋体" w:eastAsia="宋体" w:hAnsi="宋体" w:cs="Arial" w:hint="eastAsia"/>
           <w:b w:val="0"/>
           <w:bCs w:val="0"/>
           <w:color w:val="333333"/>
@@ -1042,13 +1032,63 @@
         <w:spacing w:afterLines="50" w:after="156"/>
         <w:ind w:firstLineChars="200" w:firstLine="420"/>
         <w:rPr>
+          <w:rFonts w:ascii="宋体" w:eastAsia="宋体" w:hAnsi="宋体" w:cs="Arial" w:hint="eastAsia"/>
+          <w:bCs/>
+          <w:color w:val="333333"/>
+          <w:kern w:val="0"/>
+          <w:szCs w:val="21"/>
+        </w:rPr>
+      </w:pPr>
+      <w:r>
+        <w:rPr>
+          <w:rFonts w:ascii="宋体" w:eastAsia="宋体" w:hAnsi="宋体" w:cs="Arial" w:hint="eastAsia"/>
+          <w:bCs/>
+          <w:color w:val="333333"/>
+          <w:kern w:val="0"/>
+          <w:szCs w:val="21"/>
+        </w:rPr>
+        <w:t>我基本功扎实，算法、系统设计能力较强，擅长处理复杂问题，设计并实现高效</w:t>
+      </w:r>
+      <w:r>
+        <w:rPr>
+          <w:rFonts w:ascii="宋体" w:eastAsia="宋体" w:hAnsi="宋体" w:cs="Arial" w:hint="eastAsia"/>
+          <w:bCs/>
+          <w:color w:val="333333"/>
+          <w:kern w:val="0"/>
+          <w:szCs w:val="21"/>
+        </w:rPr>
+        <w:t>稳定</w:t>
+      </w:r>
+      <w:r>
+        <w:rPr>
+          <w:rFonts w:ascii="宋体" w:eastAsia="宋体" w:hAnsi="宋体" w:cs="Arial" w:hint="eastAsia"/>
+          <w:bCs/>
+          <w:color w:val="333333"/>
+          <w:kern w:val="0"/>
+          <w:szCs w:val="21"/>
+        </w:rPr>
+        <w:t>的系统</w:t>
+      </w:r>
+      <w:r>
+        <w:rPr>
+          <w:rFonts w:ascii="宋体" w:eastAsia="宋体" w:hAnsi="宋体" w:cs="Arial" w:hint="eastAsia"/>
+          <w:bCs/>
+          <w:color w:val="333333"/>
+          <w:kern w:val="0"/>
+          <w:szCs w:val="21"/>
+        </w:rPr>
+        <w:t>。经历过c</w:t>
+      </w:r>
+      <w:r>
+        <w:rPr>
           <w:rFonts w:ascii="宋体" w:eastAsia="宋体" w:hAnsi="宋体" w:cs="Arial"/>
           <w:bCs/>
           <w:color w:val="333333"/>
           <w:kern w:val="0"/>
           <w:szCs w:val="21"/>
         </w:rPr>
-      </w:pPr>
+        <w:t>ocos2dx</w:t>
+      </w:r>
       <w:r>
         <w:rPr>
           <w:rFonts w:ascii="宋体" w:eastAsia="宋体" w:hAnsi="宋体" w:cs="Arial" w:hint="eastAsia"/>
@@ -1057,7 +1097,7 @@
           <w:kern w:val="0"/>
           <w:szCs w:val="21"/>
         </w:rPr>
-        <w:t>我基本功扎实，算法、系统设计能力较强，擅长处理复杂问题，设计并实现高效</w:t>
+        <w:t>时代，有修改引擎源码的经验，源码阅读能力和问题解决能力强。</w:t>
       </w:r>
       <w:r>
         <w:rPr>
@@ -1067,7 +1107,7 @@
           <w:kern w:val="0"/>
           <w:szCs w:val="21"/>
         </w:rPr>
-        <w:t>稳定</w:t>
+        <w:t>从游戏研发到服务端应用开发，有多年实际项目开发经验，能抓住项目的主要矛盾</w:t>
       </w:r>
       <w:r>
         <w:rPr>
@@ -1077,7 +1117,7 @@
           <w:kern w:val="0"/>
           <w:szCs w:val="21"/>
         </w:rPr>
-        <w:t>的系统</w:t>
+        <w:t>，</w:t>
       </w:r>
       <w:r>
         <w:rPr>
@@ -1087,7 +1127,77 @@
           <w:kern w:val="0"/>
           <w:szCs w:val="21"/>
         </w:rPr>
-        <w:t>。经历过c</w:t>
+        <w:t>能提升项目成功率</w:t>
+      </w:r>
+      <w:r>
+        <w:rPr>
+          <w:rFonts w:ascii="宋体" w:eastAsia="宋体" w:hAnsi="宋体" w:cs="Arial" w:hint="eastAsia"/>
+          <w:bCs/>
+          <w:color w:val="333333"/>
+          <w:kern w:val="0"/>
+          <w:szCs w:val="21"/>
+        </w:rPr>
+        <w:t>。</w:t>
+      </w:r>
+      <w:r>
+        <w:rPr>
+          <w:rFonts w:ascii="宋体" w:eastAsia="宋体" w:hAnsi="宋体" w:cs="Arial" w:hint="eastAsia"/>
+          <w:bCs/>
+          <w:color w:val="333333"/>
+          <w:kern w:val="0"/>
+          <w:szCs w:val="21"/>
+        </w:rPr>
+        <w:t>做过数值策划和产品</w:t>
+      </w:r>
+      <w:r>
+        <w:rPr>
+          <w:rFonts w:ascii="宋体" w:eastAsia="宋体" w:hAnsi="宋体" w:cs="Arial" w:hint="eastAsia"/>
+          <w:bCs/>
+          <w:color w:val="333333"/>
+          <w:kern w:val="0"/>
+          <w:szCs w:val="21"/>
+        </w:rPr>
+        <w:t>，</w:t>
+      </w:r>
+      <w:r>
+        <w:rPr>
+          <w:rFonts w:ascii="宋体" w:eastAsia="宋体" w:hAnsi="宋体" w:cs="Arial" w:hint="eastAsia"/>
+          <w:bCs/>
+          <w:color w:val="333333"/>
+          <w:kern w:val="0"/>
+          <w:szCs w:val="21"/>
+        </w:rPr>
+        <w:t>擅长需求的理解与沟通</w:t>
+      </w:r>
+      <w:r>
+        <w:rPr>
+          <w:rFonts w:ascii="宋体" w:eastAsia="宋体" w:hAnsi="宋体" w:cs="Arial" w:hint="eastAsia"/>
+          <w:bCs/>
+          <w:color w:val="333333"/>
+          <w:kern w:val="0"/>
+          <w:szCs w:val="21"/>
+        </w:rPr>
+        <w:t>；对产品有洞见，能结合市场和用户体验提出相对专业的参考</w:t>
+      </w:r>
+      <w:r>
+        <w:rPr>
+          <w:rFonts w:ascii="宋体" w:eastAsia="宋体" w:hAnsi="宋体" w:cs="Arial" w:hint="eastAsia"/>
+          <w:bCs/>
+          <w:color w:val="333333"/>
+          <w:kern w:val="0"/>
+          <w:szCs w:val="21"/>
+        </w:rPr>
+        <w:t>。</w:t>
+      </w:r>
+      <w:r>
+        <w:rPr>
+          <w:rFonts w:ascii="宋体" w:eastAsia="宋体" w:hAnsi="宋体" w:cs="Arial" w:hint="eastAsia"/>
+          <w:bCs/>
+          <w:color w:val="333333"/>
+          <w:kern w:val="0"/>
+          <w:szCs w:val="21"/>
+        </w:rPr>
+        <w:t>经历过私企9</w:t>
       </w:r>
       <w:r>
         <w:rPr>
@@ -1097,7 +1207,7 @@
           <w:kern w:val="0"/>
           <w:szCs w:val="21"/>
         </w:rPr>
-        <w:t>ocos2dx</w:t>
+        <w:t>96</w:t>
       </w:r>
       <w:r>
         <w:rPr>
@@ -1107,9 +1217,13 @@
           <w:kern w:val="0"/>
           <w:szCs w:val="21"/>
         </w:rPr>
-        <w:t>时代，有修改引擎源码的经验，源码阅读能力和问题解决能力强。</w:t>
-      </w:r>
-      <w:r>
+        <w:t>的极端工作环境，执行能力强。郑州市区本地人，能在郑州长期发展。</w:t>
+      </w:r>
+    </w:p>
+    <w:p>
+      <w:pPr>
+        <w:spacing w:afterLines="50" w:after="156"/>
+        <w:ind w:firstLineChars="200" w:firstLine="420"/>
         <w:rPr>
           <w:rFonts w:ascii="宋体" w:eastAsia="宋体" w:hAnsi="宋体" w:cs="Arial" w:hint="eastAsia"/>
           <w:bCs/>
@@ -1117,8 +1231,7 @@
           <w:kern w:val="0"/>
           <w:szCs w:val="21"/>
         </w:rPr>
-        <w:t>从游戏研发到服务端应用开发，有多年实际项目开发经验，能抓住项目的主要矛盾</w:t>
-      </w:r>
+      </w:pPr>
       <w:r>
         <w:rPr>
           <w:rFonts w:ascii="宋体" w:eastAsia="宋体" w:hAnsi="宋体" w:cs="Arial" w:hint="eastAsia"/>
@@ -1127,9 +1240,12 @@
           <w:kern w:val="0"/>
           <w:szCs w:val="21"/>
         </w:rPr>
-        <w:t>，</w:t>
-      </w:r>
-      <w:r>
+        <w:t>我的职业短期目标是在一个团队中做技术主程（架构师），不断优化代码框架，点点滴滴提升项目的开发效率、运行效率和排查效率。同时，指导新人技术，挖掘团队成员潜力，使大家开心工作，人尽其才，并把力量使到刀刃上。对上，把握产品方向，统筹项目进度，把公司的蛋糕做大。</w:t>
+      </w:r>
+    </w:p>
+    <w:p>
+      <w:pPr>
+        <w:ind w:firstLineChars="200" w:firstLine="420"/>
         <w:rPr>
           <w:rFonts w:ascii="宋体" w:eastAsia="宋体" w:hAnsi="宋体" w:cs="Arial" w:hint="eastAsia"/>
           <w:bCs/>
@@ -1137,8 +1253,7 @@
           <w:kern w:val="0"/>
           <w:szCs w:val="21"/>
         </w:rPr>
-        <w:t>能提升项目成功率</w:t>
-      </w:r>
+      </w:pPr>
       <w:r>
         <w:rPr>
           <w:rFonts w:ascii="宋体" w:eastAsia="宋体" w:hAnsi="宋体" w:cs="Arial" w:hint="eastAsia"/>
@@ -1147,7 +1262,7 @@
           <w:kern w:val="0"/>
           <w:szCs w:val="21"/>
         </w:rPr>
-        <w:t>。</w:t>
+        <w:t>目前希望加入一个输出项目的务实的公司，能获得一个Java高级开发或小团队的架构师职务，加入一个有一定规模的团队。</w:t>
       </w:r>
       <w:r>
         <w:rPr>
@@ -1157,7 +1272,7 @@
           <w:kern w:val="0"/>
           <w:szCs w:val="21"/>
         </w:rPr>
-        <w:t>做过数值策划和产品</w:t>
+        <w:t>希望项目组的框架能跟上时代持续。</w:t>
       </w:r>
       <w:r>
         <w:rPr>
@@ -1167,153 +1282,6 @@
           <w:kern w:val="0"/>
           <w:szCs w:val="21"/>
         </w:rPr>
-        <w:t>，</w:t>
-      </w:r>
-      <w:r>
-        <w:rPr>
-          <w:rFonts w:ascii="宋体" w:eastAsia="宋体" w:hAnsi="宋体" w:cs="Arial" w:hint="eastAsia"/>
-          <w:bCs/>
-          <w:color w:val="333333"/>
-          <w:kern w:val="0"/>
-          <w:szCs w:val="21"/>
-        </w:rPr>
-        <w:t>擅长需求的理解与沟通</w:t>
-      </w:r>
-      <w:r>
-        <w:rPr>
-          <w:rFonts w:ascii="宋体" w:eastAsia="宋体" w:hAnsi="宋体" w:cs="Arial" w:hint="eastAsia"/>
-          <w:bCs/>
-          <w:color w:val="333333"/>
-          <w:kern w:val="0"/>
-          <w:szCs w:val="21"/>
-        </w:rPr>
-        <w:t>；对产品有洞见，能结合市场和用户体验提出相对专业的参考</w:t>
-      </w:r>
-      <w:r>
-        <w:rPr>
-          <w:rFonts w:ascii="宋体" w:eastAsia="宋体" w:hAnsi="宋体" w:cs="Arial" w:hint="eastAsia"/>
-          <w:bCs/>
-          <w:color w:val="333333"/>
-          <w:kern w:val="0"/>
-          <w:szCs w:val="21"/>
-        </w:rPr>
-        <w:t>。</w:t>
-      </w:r>
-      <w:r>
-        <w:rPr>
-          <w:rFonts w:ascii="宋体" w:eastAsia="宋体" w:hAnsi="宋体" w:cs="Arial" w:hint="eastAsia"/>
-          <w:bCs/>
-          <w:color w:val="333333"/>
-          <w:kern w:val="0"/>
-          <w:szCs w:val="21"/>
-        </w:rPr>
-        <w:t>经历过私企9</w:t>
-      </w:r>
-      <w:r>
-        <w:rPr>
-          <w:rFonts w:ascii="宋体" w:eastAsia="宋体" w:hAnsi="宋体" w:cs="Arial"/>
-          <w:bCs/>
-          <w:color w:val="333333"/>
-          <w:kern w:val="0"/>
-          <w:szCs w:val="21"/>
-        </w:rPr>
-        <w:t>96</w:t>
-      </w:r>
-      <w:r>
-        <w:rPr>
-          <w:rFonts w:ascii="宋体" w:eastAsia="宋体" w:hAnsi="宋体" w:cs="Arial" w:hint="eastAsia"/>
-          <w:bCs/>
-          <w:color w:val="333333"/>
-          <w:kern w:val="0"/>
-          <w:szCs w:val="21"/>
-        </w:rPr>
-        <w:t>的极端工作环境，执行能力强。郑州市区本地人，能在郑州长期发展。</w:t>
-      </w:r>
-    </w:p>
-    <w:p>
-      <w:pPr>
-        <w:spacing w:afterLines="50" w:after="156"/>
-        <w:ind w:firstLineChars="200" w:firstLine="420"/>
-        <w:rPr>
-          <w:rFonts w:ascii="宋体" w:eastAsia="宋体" w:hAnsi="宋体" w:cs="Arial"/>
-          <w:bCs/>
-          <w:color w:val="333333"/>
-          <w:kern w:val="0"/>
-          <w:szCs w:val="21"/>
-        </w:rPr>
-      </w:pPr>
-      <w:r>
-        <w:rPr>
-          <w:rFonts w:ascii="宋体" w:eastAsia="宋体" w:hAnsi="宋体" w:cs="Arial" w:hint="eastAsia"/>
-          <w:bCs/>
-          <w:color w:val="333333"/>
-          <w:kern w:val="0"/>
-          <w:szCs w:val="21"/>
-        </w:rPr>
-        <w:t>我的职业短期目标是在一个团队中做技术主程（架构师），不断优化代码框架，点点滴滴提升项目的开发效率、运行效率和排查效率。同时，指导新人技术，挖掘团队成员潜力，使大家开心工作，人尽其才，并把力量使到刀刃上。对上，把握产品方向，统筹项目进度，把公司的蛋糕做大。</w:t>
-      </w:r>
-    </w:p>
-    <w:p>
-      <w:pPr>
-        <w:ind w:firstLineChars="200" w:firstLine="420"/>
-        <w:rPr>
-          <w:rFonts w:ascii="宋体" w:eastAsia="宋体" w:hAnsi="宋体" w:cs="Arial"/>
-          <w:bCs/>
-          <w:color w:val="333333"/>
-          <w:kern w:val="0"/>
-          <w:szCs w:val="21"/>
-        </w:rPr>
-      </w:pPr>
-      <w:r>
-        <w:rPr>
-          <w:rFonts w:ascii="宋体" w:eastAsia="宋体" w:hAnsi="宋体" w:cs="Arial" w:hint="eastAsia"/>
-          <w:bCs/>
-          <w:color w:val="333333"/>
-          <w:kern w:val="0"/>
-          <w:szCs w:val="21"/>
-        </w:rPr>
-        <w:t>目前希望加入一个输出项目的务实的公司，能获得一个Java高级开发或小团队的架构师职</w:t>
-      </w:r>
-      <w:proofErr w:type="gramStart"/>
-      <w:r>
-        <w:rPr>
-          <w:rFonts w:ascii="宋体" w:eastAsia="宋体" w:hAnsi="宋体" w:cs="Arial" w:hint="eastAsia"/>
-          <w:bCs/>
-          <w:color w:val="333333"/>
-          <w:kern w:val="0"/>
-          <w:szCs w:val="21"/>
-        </w:rPr>
-        <w:t>务</w:t>
-      </w:r>
-      <w:proofErr w:type="gramEnd"/>
-      <w:r>
-        <w:rPr>
-          <w:rFonts w:ascii="宋体" w:eastAsia="宋体" w:hAnsi="宋体" w:cs="Arial" w:hint="eastAsia"/>
-          <w:bCs/>
-          <w:color w:val="333333"/>
-          <w:kern w:val="0"/>
-          <w:szCs w:val="21"/>
-        </w:rPr>
-        <w:t>，加入一个有一定规模的团队（后端5人以上）。</w:t>
-      </w:r>
-      <w:r>
-        <w:rPr>
-          <w:rFonts w:ascii="宋体" w:eastAsia="宋体" w:hAnsi="宋体" w:cs="Arial" w:hint="eastAsia"/>
-          <w:bCs/>
-          <w:color w:val="333333"/>
-          <w:kern w:val="0"/>
-          <w:szCs w:val="21"/>
-        </w:rPr>
-        <w:t>希望项目组的框架能跟上时代持续。</w:t>
-      </w:r>
-      <w:r>
-        <w:rPr>
-          <w:rFonts w:ascii="宋体" w:eastAsia="宋体" w:hAnsi="宋体" w:cs="Arial" w:hint="eastAsia"/>
-          <w:bCs/>
-          <w:color w:val="333333"/>
-          <w:kern w:val="0"/>
-          <w:szCs w:val="21"/>
-        </w:rPr>
         <w:t>在项目中解决复杂问题，编写核心业务，编写文档，与产品、同事沟通协调。在团队中熟悉业务，积累人脉，证明自己的能力。</w:t>
       </w:r>
     </w:p>
@@ -1322,7 +1290,7 @@
         <w:pStyle w:val="1"/>
         <w:spacing w:beforeLines="50" w:before="156" w:after="0" w:line="240" w:lineRule="auto"/>
         <w:rPr>
-          <w:rFonts w:ascii="宋体" w:eastAsia="宋体" w:hAnsi="宋体" w:cs="Arial"/>
+          <w:rFonts w:ascii="宋体" w:eastAsia="宋体" w:hAnsi="宋体" w:cs="Arial" w:hint="eastAsia"/>
           <w:b w:val="0"/>
           <w:bCs w:val="0"/>
           <w:color w:val="333333"/>
@@ -1420,8 +1388,10 @@
     <w:p>
       <w:pPr>
         <w:pStyle w:val="2"/>
-      </w:pPr>
-      <w:proofErr w:type="spellStart"/>
+        <w:rPr>
+          <w:rFonts w:hint="eastAsia"/>
+        </w:rPr>
+      </w:pPr>
       <w:r>
         <w:t>S</w:t>
       </w:r>
@@ -1434,7 +1404,6 @@
       <w:r>
         <w:t>Boot</w:t>
       </w:r>
-      <w:proofErr w:type="spellEnd"/>
       <w:r>
         <w:rPr>
           <w:rFonts w:hint="eastAsia"/>
@@ -1453,22 +1422,59 @@
         </w:rPr>
         <w:t>熟练使用</w:t>
       </w:r>
-      <w:proofErr w:type="spellStart"/>
       <w:r>
         <w:rPr>
           <w:rFonts w:hint="eastAsia"/>
         </w:rPr>
         <w:t>SpringBoot</w:t>
       </w:r>
-      <w:proofErr w:type="spellEnd"/>
-      <w:r>
-        <w:rPr>
-          <w:rFonts w:hint="eastAsia"/>
-        </w:rPr>
-        <w:t>相关生态，熟悉主流中间件的使用，能够独立搭建开发框架。</w:t>
-      </w:r>
-      <w:r>
-        <w:t xml:space="preserve"> </w:t>
+      <w:r>
+        <w:rPr>
+          <w:rFonts w:hint="eastAsia"/>
+        </w:rPr>
+        <w:t>相关生态</w:t>
+      </w:r>
+      <w:r>
+        <w:rPr>
+          <w:rFonts w:hint="eastAsia"/>
+        </w:rPr>
+        <w:t>(2.x,3.x)</w:t>
+      </w:r>
+      <w:r>
+        <w:rPr>
+          <w:rFonts w:hint="eastAsia"/>
+        </w:rPr>
+        <w:t>，</w:t>
+      </w:r>
+      <w:r>
+        <w:rPr>
+          <w:rFonts w:hint="eastAsia"/>
+        </w:rPr>
+        <w:t>并对其底层机制有一定研究</w:t>
+      </w:r>
+      <w:r>
+        <w:rPr>
+          <w:rFonts w:hint="eastAsia"/>
+        </w:rPr>
+        <w:t>，熟悉主流中间件的使用，能够独立搭建开发框架</w:t>
+      </w:r>
+      <w:r>
+        <w:rPr>
+          <w:rFonts w:hint="eastAsia"/>
+        </w:rPr>
+        <w:t>，制定开发规范</w:t>
+      </w:r>
+      <w:r>
+        <w:rPr>
+          <w:rFonts w:hint="eastAsia"/>
+        </w:rPr>
+        <w:t>，编写基础类库</w:t>
+      </w:r>
+      <w:r>
+        <w:rPr>
+          <w:rFonts w:hint="eastAsia"/>
+        </w:rPr>
+        <w:t>。</w:t>
       </w:r>
     </w:p>
     <w:p>
@@ -1516,6 +1522,9 @@
     <w:p>
       <w:pPr>
         <w:pStyle w:val="2"/>
+        <w:rPr>
+          <w:rFonts w:hint="eastAsia"/>
+        </w:rPr>
       </w:pPr>
       <w:r>
         <w:rPr>
@@ -1542,65 +1551,51 @@
         <w:rPr>
           <w:rFonts w:hint="eastAsia"/>
         </w:rPr>
+        <w:lastRenderedPageBreak/>
         <w:t>熟练使用</w:t>
       </w:r>
-      <w:proofErr w:type="spellStart"/>
       <w:r>
         <w:rPr>
           <w:rFonts w:hint="eastAsia"/>
         </w:rPr>
         <w:t>mysql</w:t>
       </w:r>
-      <w:proofErr w:type="spellEnd"/>
       <w:r>
         <w:rPr>
           <w:rFonts w:hint="eastAsia"/>
         </w:rPr>
         <w:t>，有</w:t>
       </w:r>
-      <w:proofErr w:type="spellStart"/>
       <w:r>
         <w:rPr>
           <w:rFonts w:hint="eastAsia"/>
         </w:rPr>
         <w:t>sql</w:t>
       </w:r>
-      <w:proofErr w:type="spellEnd"/>
-      <w:r>
-        <w:rPr>
-          <w:rFonts w:hint="eastAsia"/>
-        </w:rPr>
-        <w:t>调优经验。能够根据业务需求独立设计表、做索引合理优化。熟</w:t>
-      </w:r>
-      <w:r>
-        <w:rPr>
-          <w:rFonts w:hint="eastAsia"/>
-        </w:rPr>
-        <w:lastRenderedPageBreak/>
-        <w:t>悉</w:t>
-      </w:r>
-      <w:proofErr w:type="spellStart"/>
+      <w:r>
+        <w:rPr>
+          <w:rFonts w:hint="eastAsia"/>
+        </w:rPr>
+        <w:t>调优经验。能够根据业务需求独立设计表、做索引合理优化。熟悉</w:t>
+      </w:r>
       <w:r>
         <w:rPr>
           <w:rFonts w:hint="eastAsia"/>
         </w:rPr>
         <w:t>mybatis</w:t>
       </w:r>
-      <w:proofErr w:type="spellEnd"/>
       <w:r>
         <w:rPr>
           <w:rFonts w:hint="eastAsia"/>
         </w:rPr>
         <w:t>，</w:t>
       </w:r>
-      <w:proofErr w:type="spellStart"/>
       <w:r>
         <w:rPr>
           <w:rFonts w:hint="eastAsia"/>
         </w:rPr>
         <w:t>mybatis</w:t>
       </w:r>
-      <w:proofErr w:type="spellEnd"/>
       <w:r>
         <w:t>-</w:t>
       </w:r>
@@ -1614,21 +1609,19 @@
         <w:rPr>
           <w:rFonts w:hint="eastAsia"/>
         </w:rPr>
-        <w:t>，并可以做深入二次开发，应用于</w:t>
-      </w:r>
-      <w:proofErr w:type="gramStart"/>
-      <w:r>
-        <w:rPr>
-          <w:rFonts w:hint="eastAsia"/>
-        </w:rPr>
-        <w:t>数据域鉴权</w:t>
-      </w:r>
-      <w:proofErr w:type="gramEnd"/>
-      <w:r>
-        <w:rPr>
-          <w:rFonts w:hint="eastAsia"/>
-        </w:rPr>
-        <w:t>、多数据源、单体多数据源事务等。</w:t>
+        <w:t>，并可以做深入二次开发，应用于数据域鉴权、多数据源</w:t>
+      </w:r>
+      <w:r>
+        <w:rPr>
+          <w:rFonts w:hint="eastAsia"/>
+        </w:rPr>
+        <w:t>、租户分库</w:t>
+      </w:r>
+      <w:r>
+        <w:rPr>
+          <w:rFonts w:hint="eastAsia"/>
+        </w:rPr>
+        <w:t>等。</w:t>
       </w:r>
       <w:r>
         <w:t xml:space="preserve"> </w:t>
@@ -1673,13 +1666,8 @@
         <w:t>Flink</w:t>
       </w:r>
       <w:r>
-        <w:t xml:space="preserve"> </w:t>
-      </w:r>
-      <w:proofErr w:type="spellStart"/>
-      <w:r>
-        <w:t>cdc</w:t>
-      </w:r>
-      <w:proofErr w:type="spellEnd"/>
+        <w:t xml:space="preserve"> cdc</w:t>
+      </w:r>
       <w:r>
         <w:rPr>
           <w:rFonts w:hint="eastAsia"/>
@@ -1690,20 +1678,15 @@
     <w:p>
       <w:pPr>
         <w:pStyle w:val="2"/>
-      </w:pPr>
-      <w:proofErr w:type="gramStart"/>
-      <w:r>
-        <w:rPr>
-          <w:rFonts w:hint="eastAsia"/>
-        </w:rPr>
-        <w:t>微服务</w:t>
-      </w:r>
-      <w:proofErr w:type="gramEnd"/>
-      <w:r>
-        <w:rPr>
-          <w:rFonts w:hint="eastAsia"/>
-        </w:rPr>
-        <w:t>与中间件：</w:t>
+        <w:rPr>
+          <w:rFonts w:hint="eastAsia"/>
+        </w:rPr>
+      </w:pPr>
+      <w:r>
+        <w:rPr>
+          <w:rFonts w:hint="eastAsia"/>
+        </w:rPr>
+        <w:t>微服务与中间件：</w:t>
       </w:r>
     </w:p>
     <w:p>
@@ -1717,14 +1700,12 @@
         </w:rPr>
         <w:t>熟悉</w:t>
       </w:r>
-      <w:proofErr w:type="spellStart"/>
       <w:r>
         <w:rPr>
           <w:rFonts w:hint="eastAsia"/>
         </w:rPr>
         <w:t>openresty</w:t>
       </w:r>
-      <w:proofErr w:type="spellEnd"/>
       <w:r>
         <w:rPr>
           <w:rFonts w:hint="eastAsia"/>
@@ -1738,32 +1719,13 @@
         <w:t>n</w:t>
       </w:r>
       <w:r>
-        <w:t xml:space="preserve">ginx + </w:t>
-      </w:r>
-      <w:proofErr w:type="spellStart"/>
-      <w:r>
-        <w:t>lua</w:t>
-      </w:r>
-      <w:proofErr w:type="spellEnd"/>
-      <w:r>
-        <w:rPr>
-          <w:rFonts w:hint="eastAsia"/>
-        </w:rPr>
-        <w:t>），并能在其上做一些定制开发，如健康检测，鉴权，</w:t>
-      </w:r>
-      <w:proofErr w:type="gramStart"/>
-      <w:r>
-        <w:rPr>
-          <w:rFonts w:hint="eastAsia"/>
-        </w:rPr>
-        <w:t>辅助分</w:t>
-      </w:r>
-      <w:proofErr w:type="gramEnd"/>
-      <w:r>
-        <w:rPr>
-          <w:rFonts w:hint="eastAsia"/>
-        </w:rPr>
-        <w:t>服。</w:t>
+        <w:t>ginx + lua</w:t>
+      </w:r>
+      <w:r>
+        <w:rPr>
+          <w:rFonts w:hint="eastAsia"/>
+        </w:rPr>
+        <w:t>），并能在其上做一些定制开发，如健康检测，鉴权，辅助分服。</w:t>
       </w:r>
     </w:p>
     <w:p>
@@ -1777,33 +1739,47 @@
         </w:rPr>
         <w:t>熟悉</w:t>
       </w:r>
-      <w:proofErr w:type="spellStart"/>
       <w:r>
         <w:rPr>
           <w:rFonts w:hint="eastAsia"/>
         </w:rPr>
         <w:t>redis</w:t>
       </w:r>
-      <w:proofErr w:type="spellEnd"/>
       <w:r>
         <w:rPr>
           <w:rFonts w:hint="eastAsia"/>
         </w:rPr>
         <w:t>，合理使用缓存和</w:t>
       </w:r>
-      <w:proofErr w:type="spellStart"/>
       <w:r>
         <w:rPr>
           <w:rFonts w:hint="eastAsia"/>
         </w:rPr>
         <w:t>redis</w:t>
       </w:r>
-      <w:proofErr w:type="spellEnd"/>
       <w:r>
         <w:rPr>
           <w:rFonts w:hint="eastAsia"/>
         </w:rPr>
         <w:t>锁。</w:t>
+      </w:r>
+      <w:r>
+        <w:rPr>
+          <w:rFonts w:hint="eastAsia"/>
+        </w:rPr>
+        <w:t>熟悉</w:t>
+      </w:r>
+      <w:r>
+        <w:rPr>
+          <w:rFonts w:hint="eastAsia"/>
+        </w:rPr>
+        <w:t>redis</w:t>
+      </w:r>
+      <w:r>
+        <w:rPr>
+          <w:rFonts w:hint="eastAsia"/>
+        </w:rPr>
+        <w:t>集群部署。</w:t>
       </w:r>
     </w:p>
     <w:p>
@@ -1817,14 +1793,12 @@
         </w:rPr>
         <w:t>熟悉</w:t>
       </w:r>
-      <w:proofErr w:type="spellStart"/>
       <w:r>
         <w:rPr>
           <w:rFonts w:hint="eastAsia"/>
         </w:rPr>
         <w:t>nacos</w:t>
       </w:r>
-      <w:proofErr w:type="spellEnd"/>
       <w:r>
         <w:rPr>
           <w:rFonts w:hint="eastAsia"/>
@@ -1850,30 +1824,14 @@
         <w:rPr>
           <w:rFonts w:hint="eastAsia"/>
         </w:rPr>
-        <w:t>等常用</w:t>
-      </w:r>
-      <w:proofErr w:type="gramStart"/>
-      <w:r>
-        <w:rPr>
-          <w:rFonts w:hint="eastAsia"/>
-        </w:rPr>
-        <w:t>微服务</w:t>
-      </w:r>
-      <w:proofErr w:type="gramEnd"/>
-      <w:r>
-        <w:rPr>
-          <w:rFonts w:hint="eastAsia"/>
-        </w:rPr>
-        <w:t>技术。熟悉</w:t>
-      </w:r>
-      <w:proofErr w:type="spellStart"/>
+        <w:t>等常用微服务技术。熟悉</w:t>
+      </w:r>
       <w:r>
         <w:rPr>
           <w:rFonts w:hint="eastAsia"/>
         </w:rPr>
         <w:t>minio</w:t>
       </w:r>
-      <w:proofErr w:type="spellEnd"/>
       <w:r>
         <w:rPr>
           <w:rFonts w:hint="eastAsia"/>
@@ -1884,37 +1842,119 @@
         <w:rPr>
           <w:rFonts w:hint="eastAsia"/>
         </w:rPr>
-        <w:t xml:space="preserve"> </w:t>
-      </w:r>
-      <w:proofErr w:type="spellStart"/>
-      <w:r>
-        <w:rPr>
-          <w:rFonts w:hint="eastAsia"/>
-        </w:rPr>
-        <w:t>elsearch</w:t>
-      </w:r>
-      <w:proofErr w:type="spellEnd"/>
+        <w:t>rabbit</w:t>
+      </w:r>
       <w:r>
         <w:rPr>
           <w:rFonts w:hint="eastAsia"/>
         </w:rPr>
         <w:t>，</w:t>
       </w:r>
-      <w:proofErr w:type="spellStart"/>
       <w:r>
         <w:rPr>
           <w:rFonts w:hint="eastAsia"/>
         </w:rPr>
         <w:t>kafka</w:t>
       </w:r>
-      <w:proofErr w:type="spellEnd"/>
+      <w:r>
+        <w:rPr>
+          <w:rFonts w:hint="eastAsia"/>
+        </w:rPr>
+        <w:t>，</w:t>
+      </w:r>
+      <w:r>
+        <w:rPr>
+          <w:rFonts w:hint="eastAsia"/>
+        </w:rPr>
+        <w:t>hBase</w:t>
+      </w:r>
+      <w:r>
+        <w:rPr>
+          <w:rFonts w:hint="eastAsia"/>
+        </w:rPr>
+        <w:t>，</w:t>
+      </w:r>
+      <w:r>
+        <w:rPr>
+          <w:rFonts w:hint="eastAsia"/>
+        </w:rPr>
+        <w:t>mongo(</w:t>
+      </w:r>
+      <w:r>
+        <w:rPr>
+          <w:rFonts w:hint="eastAsia"/>
+        </w:rPr>
+        <w:t>存杂项日志</w:t>
+      </w:r>
+      <w:r>
+        <w:rPr>
+          <w:rFonts w:hint="eastAsia"/>
+        </w:rPr>
+        <w:t>)</w:t>
+      </w:r>
+      <w:r>
+        <w:rPr>
+          <w:rFonts w:hint="eastAsia"/>
+        </w:rPr>
+        <w:t>，</w:t>
+      </w:r>
+      <w:r>
+        <w:rPr>
+          <w:rFonts w:hint="eastAsia"/>
+        </w:rPr>
+        <w:t>el-search</w:t>
+      </w:r>
+      <w:r>
+        <w:rPr>
+          <w:rFonts w:hint="eastAsia"/>
+        </w:rPr>
+        <w:t>（用于</w:t>
+      </w:r>
+      <w:r>
+        <w:rPr>
+          <w:rFonts w:hint="eastAsia"/>
+        </w:rPr>
+        <w:t>elk</w:t>
+      </w:r>
+      <w:r>
+        <w:rPr>
+          <w:rFonts w:hint="eastAsia"/>
+        </w:rPr>
+        <w:t>而非搜索）</w:t>
+      </w:r>
+      <w:r>
+        <w:rPr>
+          <w:rFonts w:hint="eastAsia"/>
+        </w:rPr>
+        <w:t xml:space="preserve">, </w:t>
+      </w:r>
+      <w:r>
+        <w:t>milvus</w:t>
+      </w:r>
+      <w:r>
+        <w:rPr>
+          <w:rFonts w:hint="eastAsia"/>
+        </w:rPr>
+        <w:t>(</w:t>
+      </w:r>
+      <w:r>
+        <w:rPr>
+          <w:rFonts w:hint="eastAsia"/>
+        </w:rPr>
+        <w:t>向量查询</w:t>
+      </w:r>
+      <w:r>
+        <w:rPr>
+          <w:rFonts w:hint="eastAsia"/>
+        </w:rPr>
+        <w:t>)</w:t>
+      </w:r>
       <w:r>
         <w:rPr>
           <w:rFonts w:hint="eastAsia"/>
         </w:rPr>
         <w:t>等常用中间件。</w:t>
       </w:r>
-      <w:proofErr w:type="spellStart"/>
       <w:r>
         <w:rPr>
           <w:rFonts w:hint="eastAsia"/>
@@ -1927,7 +1967,6 @@
         </w:rPr>
         <w:t>kview</w:t>
       </w:r>
-      <w:proofErr w:type="spellEnd"/>
       <w:r>
         <w:rPr>
           <w:rFonts w:hint="eastAsia"/>
@@ -1956,6 +1995,9 @@
     <w:p>
       <w:pPr>
         <w:pStyle w:val="2"/>
+        <w:rPr>
+          <w:rFonts w:hint="eastAsia"/>
+        </w:rPr>
       </w:pPr>
       <w:r>
         <w:t>运维部署</w:t>
@@ -1990,14 +2032,12 @@
       <w:r>
         <w:t xml:space="preserve"> </w:t>
       </w:r>
-      <w:proofErr w:type="spellStart"/>
       <w:r>
         <w:rPr>
           <w:rFonts w:hint="eastAsia"/>
         </w:rPr>
         <w:t>pipline</w:t>
       </w:r>
-      <w:proofErr w:type="spellEnd"/>
       <w:r>
         <w:rPr>
           <w:rFonts w:hint="eastAsia"/>
@@ -2086,6 +2126,9 @@
     <w:p>
       <w:pPr>
         <w:pStyle w:val="2"/>
+        <w:rPr>
+          <w:rFonts w:hint="eastAsia"/>
+        </w:rPr>
       </w:pPr>
       <w:r>
         <w:rPr>
@@ -2099,28 +2142,24 @@
         <w:pStyle w:val="af"/>
         <w:ind w:left="210"/>
       </w:pPr>
-      <w:proofErr w:type="spellStart"/>
       <w:r>
         <w:rPr>
           <w:rFonts w:hint="eastAsia"/>
         </w:rPr>
         <w:t>winform</w:t>
       </w:r>
-      <w:proofErr w:type="spellEnd"/>
       <w:r>
         <w:rPr>
           <w:rFonts w:hint="eastAsia"/>
         </w:rPr>
         <w:t>（</w:t>
       </w:r>
-      <w:proofErr w:type="spellStart"/>
       <w:r>
         <w:rPr>
           <w:rFonts w:hint="eastAsia"/>
         </w:rPr>
         <w:t>c#</w:t>
       </w:r>
-      <w:proofErr w:type="spellEnd"/>
       <w:r>
         <w:rPr>
           <w:rFonts w:hint="eastAsia"/>
@@ -2148,7 +2187,6 @@
         </w:rPr>
         <w:t>（</w:t>
       </w:r>
-      <w:proofErr w:type="spellStart"/>
       <w:r>
         <w:rPr>
           <w:rFonts w:hint="eastAsia"/>
@@ -2158,7 +2196,6 @@
       <w:r>
         <w:t>++</w:t>
       </w:r>
-      <w:proofErr w:type="spellEnd"/>
       <w:r>
         <w:rPr>
           <w:rFonts w:hint="eastAsia"/>
@@ -2178,22 +2215,122 @@
         <w:t>unity</w:t>
       </w:r>
       <w:r>
-        <w:t>(c#+</w:t>
-      </w:r>
-      <w:proofErr w:type="spellStart"/>
-      <w:r>
+        <w:t>(c#+lua)</w:t>
+      </w:r>
+      <w:r>
+        <w:rPr>
+          <w:rFonts w:hint="eastAsia"/>
+        </w:rPr>
+        <w:t>开发</w:t>
+      </w:r>
+      <w:r>
+        <w:rPr>
+          <w:rFonts w:hint="eastAsia"/>
+        </w:rPr>
+        <w:t>，</w:t>
+      </w:r>
+      <w:r>
+        <w:rPr>
+          <w:rFonts w:hint="eastAsia"/>
+        </w:rPr>
+        <w:t>Excel</w:t>
+      </w:r>
+      <w:r>
+        <w:rPr>
+          <w:rFonts w:hint="eastAsia"/>
+        </w:rPr>
+        <w:t>导表工具</w:t>
+      </w:r>
+      <w:r>
+        <w:rPr>
+          <w:rFonts w:hint="eastAsia"/>
+        </w:rPr>
+        <w:t>开发（数值策划、游戏数据设计与运营数据统计）</w:t>
+      </w:r>
+    </w:p>
+    <w:p>
+      <w:pPr>
+        <w:pStyle w:val="2"/>
+        <w:rPr>
+          <w:rFonts w:hint="eastAsia"/>
+        </w:rPr>
+      </w:pPr>
+      <w:r>
+        <w:rPr>
+          <w:rFonts w:hint="eastAsia"/>
+        </w:rPr>
+        <w:t>开发语言</w:t>
+      </w:r>
+      <w:r>
+        <w:rPr>
+          <w:rFonts w:hint="eastAsia"/>
+        </w:rPr>
+        <w:t>：</w:t>
+      </w:r>
+    </w:p>
+    <w:p>
+      <w:pPr>
+        <w:rPr>
+          <w:rFonts w:hint="eastAsia"/>
+        </w:rPr>
+      </w:pPr>
+      <w:r>
+        <w:rPr>
+          <w:rFonts w:hint="eastAsia"/>
+        </w:rPr>
+        <w:t xml:space="preserve"> </w:t>
+      </w:r>
+      <w:r>
+        <w:t xml:space="preserve"> </w:t>
+      </w:r>
+      <w:r>
+        <w:t>C</w:t>
+      </w:r>
+      <w:r>
+        <w:rPr>
+          <w:rFonts w:hint="eastAsia"/>
+        </w:rPr>
+        <w:t>++</w:t>
+      </w:r>
+      <w:r>
+        <w:rPr>
+          <w:rFonts w:hint="eastAsia"/>
+        </w:rPr>
+        <w:t>，</w:t>
+      </w:r>
+      <w:r>
+        <w:rPr>
+          <w:rFonts w:hint="eastAsia"/>
+        </w:rPr>
+        <w:t>Java</w:t>
+      </w:r>
+      <w:r>
+        <w:rPr>
+          <w:rFonts w:hint="eastAsia"/>
+        </w:rPr>
+        <w:t>，</w:t>
+      </w:r>
+      <w:r>
+        <w:rPr>
+          <w:rFonts w:hint="eastAsia"/>
+        </w:rPr>
+        <w:t>C</w:t>
+      </w:r>
+      <w:r>
+        <w:t>#</w:t>
+      </w:r>
+      <w:r>
+        <w:rPr>
+          <w:rFonts w:hint="eastAsia"/>
+        </w:rPr>
+        <w:t>，</w:t>
+      </w:r>
+      <w:r>
+        <w:rPr>
+          <w:rFonts w:hint="eastAsia"/>
+        </w:rPr>
         <w:t>lua</w:t>
       </w:r>
-      <w:proofErr w:type="spellEnd"/>
-      <w:r>
-        <w:t>)</w:t>
-      </w:r>
-      <w:r>
-        <w:rPr>
-          <w:rFonts w:hint="eastAsia"/>
-        </w:rPr>
-        <w:t>开发</w:t>
-      </w:r>
       <w:r>
         <w:rPr>
           <w:rFonts w:hint="eastAsia"/>
@@ -2204,104 +2341,33 @@
         <w:rPr>
           <w:rFonts w:hint="eastAsia"/>
         </w:rPr>
-        <w:t>Excel</w:t>
-      </w:r>
-      <w:proofErr w:type="gramStart"/>
-      <w:r>
-        <w:rPr>
-          <w:rFonts w:hint="eastAsia"/>
-        </w:rPr>
-        <w:t>导表工具</w:t>
-      </w:r>
-      <w:proofErr w:type="gramEnd"/>
-      <w:r>
-        <w:rPr>
-          <w:rFonts w:hint="eastAsia"/>
-        </w:rPr>
-        <w:t>开发（数值策划、游戏数据设计与运营数据统计）</w:t>
+        <w:t>python</w:t>
+      </w:r>
+      <w:r>
+        <w:rPr>
+          <w:rFonts w:hint="eastAsia"/>
+        </w:rPr>
+        <w:t>（</w:t>
+      </w:r>
+      <w:r>
+        <w:rPr>
+          <w:rFonts w:hint="eastAsia"/>
+        </w:rPr>
+        <w:t>fast-api</w:t>
+      </w:r>
+      <w:r>
+        <w:rPr>
+          <w:rFonts w:hint="eastAsia"/>
+        </w:rPr>
+        <w:t>）</w:t>
       </w:r>
     </w:p>
     <w:p>
       <w:pPr>
         <w:pStyle w:val="2"/>
-      </w:pPr>
-      <w:r>
-        <w:rPr>
-          <w:rFonts w:hint="eastAsia"/>
-        </w:rPr>
-        <w:t>开发语言</w:t>
-      </w:r>
-      <w:r>
-        <w:rPr>
-          <w:rFonts w:hint="eastAsia"/>
-        </w:rPr>
-        <w:t>：</w:t>
-      </w:r>
-    </w:p>
-    <w:p>
-      <w:r>
-        <w:rPr>
-          <w:rFonts w:hint="eastAsia"/>
-        </w:rPr>
-        <w:t xml:space="preserve"> </w:t>
-      </w:r>
-      <w:r>
-        <w:t xml:space="preserve"> </w:t>
-      </w:r>
-      <w:r>
-        <w:t>C</w:t>
-      </w:r>
-      <w:r>
-        <w:rPr>
-          <w:rFonts w:hint="eastAsia"/>
-        </w:rPr>
-        <w:t>++</w:t>
-      </w:r>
-      <w:r>
-        <w:rPr>
-          <w:rFonts w:hint="eastAsia"/>
-        </w:rPr>
-        <w:t>，</w:t>
-      </w:r>
-      <w:r>
-        <w:rPr>
-          <w:rFonts w:hint="eastAsia"/>
-        </w:rPr>
-        <w:t>Java</w:t>
-      </w:r>
-      <w:r>
-        <w:rPr>
-          <w:rFonts w:hint="eastAsia"/>
-        </w:rPr>
-        <w:t>，</w:t>
-      </w:r>
-      <w:r>
-        <w:rPr>
-          <w:rFonts w:hint="eastAsia"/>
-        </w:rPr>
-        <w:t>C</w:t>
-      </w:r>
-      <w:r>
-        <w:t>#</w:t>
-      </w:r>
-      <w:r>
-        <w:rPr>
-          <w:rFonts w:hint="eastAsia"/>
-        </w:rPr>
-        <w:t>，</w:t>
-      </w:r>
-      <w:proofErr w:type="spellStart"/>
-      <w:r>
-        <w:rPr>
-          <w:rFonts w:hint="eastAsia"/>
-        </w:rPr>
-        <w:t>lua</w:t>
-      </w:r>
-      <w:proofErr w:type="spellEnd"/>
-    </w:p>
-    <w:p>
-      <w:pPr>
-        <w:pStyle w:val="2"/>
+        <w:rPr>
+          <w:rFonts w:hint="eastAsia"/>
+        </w:rPr>
       </w:pPr>
       <w:r>
         <w:rPr>
@@ -2353,18 +2419,7 @@
           <w:kern w:val="2"/>
           <w:szCs w:val="22"/>
         </w:rPr>
-        <w:t>python</w:t>
-      </w:r>
-      <w:r>
-        <w:rPr>
-          <w:rFonts w:asciiTheme="minorHAnsi" w:eastAsiaTheme="minorEastAsia" w:hAnsiTheme="minorHAnsi" w:cstheme="minorBidi"/>
-          <w:b w:val="0"/>
-          <w:bCs w:val="0"/>
-          <w:color w:val="auto"/>
-          <w:kern w:val="2"/>
-          <w:szCs w:val="22"/>
-        </w:rPr>
-        <w:t>-pandas</w:t>
+        <w:t>Excel</w:t>
       </w:r>
       <w:r>
         <w:rPr>
@@ -2375,7 +2430,7 @@
           <w:kern w:val="2"/>
           <w:szCs w:val="22"/>
         </w:rPr>
-        <w:t>，</w:t>
+        <w:t>计算表，</w:t>
       </w:r>
       <w:r>
         <w:rPr>
@@ -2386,7 +2441,7 @@
           <w:kern w:val="2"/>
           <w:szCs w:val="22"/>
         </w:rPr>
-        <w:t>Excel</w:t>
+        <w:t>Axure</w:t>
       </w:r>
       <w:r>
         <w:rPr>
@@ -2397,28 +2452,6 @@
           <w:kern w:val="2"/>
           <w:szCs w:val="22"/>
         </w:rPr>
-        <w:t>计算表，</w:t>
-      </w:r>
-      <w:r>
-        <w:rPr>
-          <w:rFonts w:asciiTheme="minorHAnsi" w:eastAsiaTheme="minorEastAsia" w:hAnsiTheme="minorHAnsi" w:cstheme="minorBidi" w:hint="eastAsia"/>
-          <w:b w:val="0"/>
-          <w:bCs w:val="0"/>
-          <w:color w:val="auto"/>
-          <w:kern w:val="2"/>
-          <w:szCs w:val="22"/>
-        </w:rPr>
-        <w:t>Axure</w:t>
-      </w:r>
-      <w:r>
-        <w:rPr>
-          <w:rFonts w:asciiTheme="minorHAnsi" w:eastAsiaTheme="minorEastAsia" w:hAnsiTheme="minorHAnsi" w:cstheme="minorBidi" w:hint="eastAsia"/>
-          <w:b w:val="0"/>
-          <w:bCs w:val="0"/>
-          <w:color w:val="auto"/>
-          <w:kern w:val="2"/>
-          <w:szCs w:val="22"/>
-        </w:rPr>
         <w:t>，设计文档编写能力（策划案）</w:t>
       </w:r>
     </w:p>
@@ -2426,17 +2459,6 @@
       <w:pPr>
         <w:pStyle w:val="1"/>
         <w:spacing w:beforeLines="50" w:before="156" w:after="0" w:line="240" w:lineRule="auto"/>
-        <w:rPr>
-          <w:rFonts w:ascii="宋体" w:eastAsia="宋体" w:hAnsi="宋体" w:cs="Arial"/>
-          <w:b w:val="0"/>
-          <w:bCs w:val="0"/>
-          <w:color w:val="333333"/>
-          <w:kern w:val="0"/>
-          <w:sz w:val="30"/>
-          <w:szCs w:val="30"/>
-        </w:rPr>
-      </w:pPr>
-      <w:r>
         <w:rPr>
           <w:rFonts w:ascii="宋体" w:eastAsia="宋体" w:hAnsi="宋体" w:cs="Arial" w:hint="eastAsia"/>
           <w:b w:val="0"/>
@@ -2446,11 +2468,22 @@
           <w:sz w:val="30"/>
           <w:szCs w:val="30"/>
         </w:rPr>
+      </w:pPr>
+      <w:r>
+        <w:rPr>
+          <w:rFonts w:ascii="宋体" w:eastAsia="宋体" w:hAnsi="宋体" w:cs="Arial" w:hint="eastAsia"/>
+          <w:b w:val="0"/>
+          <w:bCs w:val="0"/>
+          <w:color w:val="333333"/>
+          <w:kern w:val="0"/>
+          <w:sz w:val="30"/>
+          <w:szCs w:val="30"/>
+        </w:rPr>
         <w:t>个人博客</w:t>
       </w:r>
     </w:p>
     <w:p>
-      <w:hyperlink r:id="rId8" w:history="1">
+      <w:hyperlink r:id="rId9" w:history="1">
         <w:r>
           <w:rPr>
             <w:rStyle w:val="a3"/>
@@ -2464,7 +2497,6 @@
         </w:rPr>
         <w:br/>
       </w:r>
-      <w:proofErr w:type="gramStart"/>
       <w:r>
         <w:t>该</w:t>
       </w:r>
@@ -2472,14 +2504,13 @@
         <w:rPr>
           <w:rFonts w:hint="eastAsia"/>
         </w:rPr>
-        <w:t>博客中</w:t>
-      </w:r>
-      <w:proofErr w:type="gramEnd"/>
-      <w:r>
-        <w:rPr>
-          <w:rFonts w:hint="eastAsia"/>
-        </w:rPr>
-        <w:t>有很多我写的技术总结，是了解我的更佳途径。</w:t>
+        <w:t>博客中有很多我写的技术总结，是了解我的更佳途径。</w:t>
+      </w:r>
+      <w:r>
+        <w:rPr>
+          <w:rFonts w:hint="eastAsia"/>
+        </w:rPr>
+        <w:t>上班后没时间更新了。</w:t>
       </w:r>
     </w:p>
     <w:p>
@@ -2612,7 +2643,7 @@
         <w:rPr>
           <w:rFonts w:hint="eastAsia"/>
         </w:rPr>
-        <w:t>5</w:t>
+        <w:t>10</w:t>
       </w:r>
       <w:r>
         <w:rPr>
@@ -2627,7 +2658,7 @@
         <w:rPr>
           <w:rFonts w:hint="eastAsia"/>
         </w:rPr>
-        <w:t>5</w:t>
+        <w:t>6</w:t>
       </w:r>
       <w:r>
         <w:rPr>
@@ -2639,7 +2670,7 @@
         <w:rPr>
           <w:rFonts w:hint="eastAsia"/>
         </w:rPr>
-        <w:t>10</w:t>
+        <w:t>9</w:t>
       </w:r>
       <w:r>
         <w:rPr>
@@ -2656,6 +2687,9 @@
           <w:numId w:val="11"/>
         </w:numPr>
         <w:spacing w:beforeLines="50" w:before="156" w:beforeAutospacing="0" w:afterLines="50" w:after="156" w:afterAutospacing="0"/>
+        <w:rPr>
+          <w:rFonts w:hint="eastAsia"/>
+        </w:rPr>
       </w:pPr>
       <w:r>
         <w:rPr>
@@ -2671,19 +2705,7 @@
         <w:rPr>
           <w:rFonts w:hint="eastAsia"/>
         </w:rPr>
-        <w:t>宇通（</w:t>
-      </w:r>
-      <w:r>
-        <w:rPr>
-          <w:rFonts w:hint="eastAsia"/>
-        </w:rPr>
-        <w:t>人力</w:t>
-      </w:r>
-      <w:r>
-        <w:rPr>
-          <w:rFonts w:hint="eastAsia"/>
-        </w:rPr>
-        <w:t>外协）</w:t>
+        <w:t>彩讯（风控项目）</w:t>
       </w:r>
     </w:p>
     <w:p>
@@ -2694,6 +2716,9 @@
           <w:numId w:val="11"/>
         </w:numPr>
         <w:spacing w:beforeLines="50" w:before="156" w:beforeAutospacing="0" w:afterLines="50" w:after="156" w:afterAutospacing="0"/>
+        <w:rPr>
+          <w:rFonts w:hint="eastAsia"/>
+        </w:rPr>
       </w:pPr>
       <w:r>
         <w:rPr>
@@ -2756,6 +2781,7 @@
         </w:numPr>
         <w:spacing w:beforeLines="50" w:before="156" w:afterLines="50" w:after="156"/>
         <w:rPr>
+          <w:rFonts w:hint="eastAsia"/>
           <w:b/>
           <w:bCs/>
         </w:rPr>
@@ -2793,14 +2819,205 @@
           <w:rFonts w:asciiTheme="minorHAnsi" w:eastAsiaTheme="minorEastAsia" w:hAnsiTheme="minorHAnsi" w:cstheme="minorBidi" w:hint="eastAsia"/>
           <w:kern w:val="2"/>
         </w:rPr>
-        <w:t>负责</w:t>
+        <w:t>风控项目主要有实时风控和事后</w:t>
       </w:r>
       <w:r>
         <w:rPr>
           <w:rFonts w:asciiTheme="minorHAnsi" w:eastAsiaTheme="minorEastAsia" w:hAnsiTheme="minorHAnsi" w:cstheme="minorBidi" w:hint="eastAsia"/>
           <w:kern w:val="2"/>
         </w:rPr>
-        <w:t>人力系统海外部分的开发和维护</w:t>
+        <w:t>稽核</w:t>
+      </w:r>
+      <w:r>
+        <w:rPr>
+          <w:rFonts w:asciiTheme="minorHAnsi" w:eastAsiaTheme="minorEastAsia" w:hAnsiTheme="minorHAnsi" w:cstheme="minorBidi" w:hint="eastAsia"/>
+          <w:kern w:val="2"/>
+        </w:rPr>
+        <w:t>两大模块功能。</w:t>
+      </w:r>
+    </w:p>
+    <w:p>
+      <w:pPr>
+        <w:pStyle w:val="a4"/>
+        <w:spacing w:beforeLines="50" w:before="156" w:afterLines="50" w:after="156"/>
+        <w:ind w:left="840"/>
+        <w:rPr>
+          <w:rFonts w:asciiTheme="minorHAnsi" w:eastAsiaTheme="minorEastAsia" w:hAnsiTheme="minorHAnsi" w:cstheme="minorBidi"/>
+          <w:kern w:val="2"/>
+        </w:rPr>
+      </w:pPr>
+      <w:r>
+        <w:rPr>
+          <w:rFonts w:asciiTheme="minorHAnsi" w:eastAsiaTheme="minorEastAsia" w:hAnsiTheme="minorHAnsi" w:cstheme="minorBidi" w:hint="eastAsia"/>
+          <w:kern w:val="2"/>
+        </w:rPr>
+        <w:t>实时风控</w:t>
+      </w:r>
+      <w:r>
+        <w:rPr>
+          <w:rFonts w:asciiTheme="minorHAnsi" w:eastAsiaTheme="minorEastAsia" w:hAnsiTheme="minorHAnsi" w:cstheme="minorBidi" w:hint="eastAsia"/>
+          <w:kern w:val="2"/>
+        </w:rPr>
+        <w:t>系统，</w:t>
+      </w:r>
+      <w:r>
+        <w:rPr>
+          <w:rFonts w:asciiTheme="minorHAnsi" w:eastAsiaTheme="minorEastAsia" w:hAnsiTheme="minorHAnsi" w:cstheme="minorBidi" w:hint="eastAsia"/>
+          <w:kern w:val="2"/>
+        </w:rPr>
+        <w:t>根据客户传来的信息，以及在事件上绑定的规则配置，判断该请求的风险等级和建议风控措施。指标系统</w:t>
+      </w:r>
+      <w:r>
+        <w:rPr>
+          <w:rFonts w:asciiTheme="minorHAnsi" w:eastAsiaTheme="minorEastAsia" w:hAnsiTheme="minorHAnsi" w:cstheme="minorBidi" w:hint="eastAsia"/>
+          <w:kern w:val="2"/>
+        </w:rPr>
+        <w:t>，</w:t>
+      </w:r>
+      <w:r>
+        <w:rPr>
+          <w:rFonts w:asciiTheme="minorHAnsi" w:eastAsiaTheme="minorEastAsia" w:hAnsiTheme="minorHAnsi" w:cstheme="minorBidi" w:hint="eastAsia"/>
+          <w:kern w:val="2"/>
+        </w:rPr>
+        <w:t>根据用户入参计算成指标值，或直接读取，或通过营服系统流处理计算，或调用三方接口计算。而规则引擎</w:t>
+      </w:r>
+      <w:r>
+        <w:rPr>
+          <w:rFonts w:asciiTheme="minorHAnsi" w:eastAsiaTheme="minorEastAsia" w:hAnsiTheme="minorHAnsi" w:cstheme="minorBidi" w:hint="eastAsia"/>
+          <w:kern w:val="2"/>
+        </w:rPr>
+        <w:t>中，会使用指标配置判断条件。该功能的难点</w:t>
+      </w:r>
+      <w:r>
+        <w:rPr>
+          <w:rFonts w:asciiTheme="minorHAnsi" w:eastAsiaTheme="minorEastAsia" w:hAnsiTheme="minorHAnsi" w:cstheme="minorBidi" w:hint="eastAsia"/>
+          <w:kern w:val="2"/>
+        </w:rPr>
+        <w:t>，一方面</w:t>
+      </w:r>
+      <w:r>
+        <w:rPr>
+          <w:rFonts w:asciiTheme="minorHAnsi" w:eastAsiaTheme="minorEastAsia" w:hAnsiTheme="minorHAnsi" w:cstheme="minorBidi" w:hint="eastAsia"/>
+          <w:kern w:val="2"/>
+        </w:rPr>
+        <w:t>在于高并发，</w:t>
+      </w:r>
+      <w:r>
+        <w:rPr>
+          <w:rFonts w:asciiTheme="minorHAnsi" w:eastAsiaTheme="minorEastAsia" w:hAnsiTheme="minorHAnsi" w:cstheme="minorBidi" w:hint="eastAsia"/>
+          <w:kern w:val="2"/>
+        </w:rPr>
+        <w:t>高响应速度的性能需求，另一方面在于通过前端配置复杂规则的</w:t>
+      </w:r>
+      <w:r>
+        <w:rPr>
+          <w:rFonts w:asciiTheme="minorHAnsi" w:eastAsiaTheme="minorEastAsia" w:hAnsiTheme="minorHAnsi" w:cstheme="minorBidi" w:hint="eastAsia"/>
+          <w:kern w:val="2"/>
+        </w:rPr>
+        <w:t xml:space="preserve">drools </w:t>
+      </w:r>
+      <w:r>
+        <w:rPr>
+          <w:rFonts w:asciiTheme="minorHAnsi" w:eastAsiaTheme="minorEastAsia" w:hAnsiTheme="minorHAnsi" w:cstheme="minorBidi" w:hint="eastAsia"/>
+          <w:kern w:val="2"/>
+        </w:rPr>
+        <w:t>脚本转换。</w:t>
+      </w:r>
+    </w:p>
+    <w:p>
+      <w:pPr>
+        <w:pStyle w:val="a4"/>
+        <w:spacing w:beforeLines="50" w:before="156" w:afterLines="50" w:after="156"/>
+        <w:ind w:left="840"/>
+        <w:rPr>
+          <w:rFonts w:asciiTheme="minorHAnsi" w:eastAsiaTheme="minorEastAsia" w:hAnsiTheme="minorHAnsi" w:cstheme="minorBidi" w:hint="eastAsia"/>
+          <w:kern w:val="2"/>
+        </w:rPr>
+      </w:pPr>
+      <w:r>
+        <w:rPr>
+          <w:rFonts w:asciiTheme="minorHAnsi" w:eastAsiaTheme="minorEastAsia" w:hAnsiTheme="minorHAnsi" w:cstheme="minorBidi" w:hint="eastAsia"/>
+          <w:kern w:val="2"/>
+        </w:rPr>
+        <w:t>事后稽核通过定义表视图数据源和</w:t>
+      </w:r>
+      <w:r>
+        <w:rPr>
+          <w:rFonts w:asciiTheme="minorHAnsi" w:eastAsiaTheme="minorEastAsia" w:hAnsiTheme="minorHAnsi" w:cstheme="minorBidi" w:hint="eastAsia"/>
+          <w:kern w:val="2"/>
+        </w:rPr>
+        <w:t>py</w:t>
+      </w:r>
+      <w:r>
+        <w:rPr>
+          <w:rFonts w:asciiTheme="minorHAnsi" w:eastAsiaTheme="minorEastAsia" w:hAnsiTheme="minorHAnsi" w:cstheme="minorBidi" w:hint="eastAsia"/>
+          <w:kern w:val="2"/>
+        </w:rPr>
+        <w:t>脚本数据源，沉淀指标后配置成稽核规则。用户可以通过导入</w:t>
+      </w:r>
+      <w:r>
+        <w:rPr>
+          <w:rFonts w:asciiTheme="minorHAnsi" w:eastAsiaTheme="minorEastAsia" w:hAnsiTheme="minorHAnsi" w:cstheme="minorBidi" w:hint="eastAsia"/>
+          <w:kern w:val="2"/>
+        </w:rPr>
+        <w:t>Excel</w:t>
+      </w:r>
+      <w:r>
+        <w:rPr>
+          <w:rFonts w:asciiTheme="minorHAnsi" w:eastAsiaTheme="minorEastAsia" w:hAnsiTheme="minorHAnsi" w:cstheme="minorBidi" w:hint="eastAsia"/>
+          <w:kern w:val="2"/>
+        </w:rPr>
+        <w:t>表或读取数据库数据的方式作为入</w:t>
+      </w:r>
+      <w:r>
+        <w:rPr>
+          <w:rFonts w:asciiTheme="minorHAnsi" w:eastAsiaTheme="minorEastAsia" w:hAnsiTheme="minorHAnsi" w:cstheme="minorBidi" w:hint="eastAsia"/>
+          <w:kern w:val="2"/>
+        </w:rPr>
+        <w:lastRenderedPageBreak/>
+        <w:t>参，发现数据中是否有风险，并导出</w:t>
+      </w:r>
+      <w:r>
+        <w:rPr>
+          <w:rFonts w:asciiTheme="minorHAnsi" w:eastAsiaTheme="minorEastAsia" w:hAnsiTheme="minorHAnsi" w:cstheme="minorBidi" w:hint="eastAsia"/>
+          <w:kern w:val="2"/>
+        </w:rPr>
+        <w:t>Excel</w:t>
+      </w:r>
+      <w:r>
+        <w:rPr>
+          <w:rFonts w:asciiTheme="minorHAnsi" w:eastAsiaTheme="minorEastAsia" w:hAnsiTheme="minorHAnsi" w:cstheme="minorBidi" w:hint="eastAsia"/>
+          <w:kern w:val="2"/>
+        </w:rPr>
+        <w:t>报告。该过程需要展示进度条。该功能的难点在于多线程队列的并发控制，</w:t>
+      </w:r>
+      <w:r>
+        <w:rPr>
+          <w:rFonts w:asciiTheme="minorHAnsi" w:eastAsiaTheme="minorEastAsia" w:hAnsiTheme="minorHAnsi" w:cstheme="minorBidi" w:hint="eastAsia"/>
+          <w:kern w:val="2"/>
+        </w:rPr>
+        <w:t>Excel</w:t>
+      </w:r>
+      <w:r>
+        <w:rPr>
+          <w:rFonts w:asciiTheme="minorHAnsi" w:eastAsiaTheme="minorEastAsia" w:hAnsiTheme="minorHAnsi" w:cstheme="minorBidi" w:hint="eastAsia"/>
+          <w:kern w:val="2"/>
+        </w:rPr>
+        <w:t>操作，</w:t>
+      </w:r>
+      <w:r>
+        <w:rPr>
+          <w:rFonts w:asciiTheme="minorHAnsi" w:eastAsiaTheme="minorEastAsia" w:hAnsiTheme="minorHAnsi" w:cstheme="minorBidi" w:hint="eastAsia"/>
+          <w:kern w:val="2"/>
+        </w:rPr>
+        <w:t>python</w:t>
+      </w:r>
+      <w:r>
+        <w:rPr>
+          <w:rFonts w:asciiTheme="minorHAnsi" w:eastAsiaTheme="minorEastAsia" w:hAnsiTheme="minorHAnsi" w:cstheme="minorBidi" w:hint="eastAsia"/>
+          <w:kern w:val="2"/>
+        </w:rPr>
+        <w:t>服务的联合编程。</w:t>
       </w:r>
     </w:p>
     <w:p>
@@ -2837,7 +3054,7 @@
         <w:rPr>
           <w:rFonts w:hint="eastAsia"/>
         </w:rPr>
-        <w:t>招聘平台低代码2次开发</w:t>
+        <w:t>结合业务需求和专业知识，引导产品做符合开发逻辑的设计</w:t>
       </w:r>
     </w:p>
     <w:p>
@@ -2845,12 +3062,15 @@
         <w:pStyle w:val="a4"/>
         <w:spacing w:beforeLines="50" w:before="156"/>
         <w:ind w:left="440"/>
-      </w:pPr>
-      <w:r>
-        <w:rPr>
-          <w:rFonts w:hint="eastAsia"/>
-        </w:rPr>
-        <w:t>熟悉并二次开发招聘平台的低代码系统，使其符合海外的业务需求。更改框架代码，配置，编写按钮事件，模板导入导出</w:t>
+        <w:rPr>
+          <w:rFonts w:hint="eastAsia"/>
+        </w:rPr>
+      </w:pPr>
+      <w:r>
+        <w:rPr>
+          <w:rFonts w:hint="eastAsia"/>
+        </w:rPr>
+        <w:t>由于风控系统涉及大量程序知识，需要和产品一起分析客户需求，制定可落地、兼顾效果与成本的实现方案。并对不符合逻辑的需求进行讨论纠正</w:t>
       </w:r>
     </w:p>
     <w:p>
@@ -2866,7 +3086,7 @@
         <w:rPr>
           <w:rFonts w:hint="eastAsia"/>
         </w:rPr>
-        <w:t>一些排查工作和零碎开发</w:t>
+        <w:t>优化实时风控性能</w:t>
       </w:r>
     </w:p>
     <w:p>
@@ -2874,27 +3094,75 @@
         <w:pStyle w:val="a4"/>
         <w:spacing w:beforeLines="50" w:before="156"/>
         <w:ind w:left="440"/>
-      </w:pPr>
-      <w:r>
-        <w:rPr>
-          <w:rFonts w:hint="eastAsia"/>
-        </w:rPr>
-        <w:lastRenderedPageBreak/>
-        <w:t>根据客户需求，从日志和审计记录中，排查</w:t>
-      </w:r>
-      <w:proofErr w:type="gramStart"/>
-      <w:r>
-        <w:rPr>
-          <w:rFonts w:hint="eastAsia"/>
-        </w:rPr>
-        <w:t>一些线</w:t>
-      </w:r>
-      <w:proofErr w:type="gramEnd"/>
-      <w:r>
-        <w:rPr>
-          <w:rFonts w:hint="eastAsia"/>
-        </w:rPr>
-        <w:t>上问题。开发各种零碎的小功能，不赘述。</w:t>
+        <w:rPr>
+          <w:rFonts w:hint="eastAsia"/>
+        </w:rPr>
+      </w:pPr>
+      <w:r>
+        <w:rPr>
+          <w:rFonts w:hint="eastAsia"/>
+        </w:rPr>
+        <w:t>从原先的单个请求链路100多ms优化到单个请求链20ms以内。节点数消耗也大幅缩减。</w:t>
+      </w:r>
+      <w:r>
+        <w:rPr>
+          <w:rFonts w:hint="eastAsia"/>
+        </w:rPr>
+        <w:t>(压测3000并发</w:t>
+      </w:r>
+      <w:r>
+        <w:rPr>
+          <w:rFonts w:hint="eastAsia"/>
+        </w:rPr>
+        <w:t>，3网关节点，20风控节点，10指标处理节点</w:t>
+      </w:r>
+      <w:r>
+        <w:rPr>
+          <w:rFonts w:hint="eastAsia"/>
+        </w:rPr>
+        <w:t>)</w:t>
+      </w:r>
+    </w:p>
+    <w:p>
+      <w:pPr>
+        <w:pStyle w:val="a4"/>
+        <w:spacing w:beforeLines="50" w:before="156"/>
+        <w:ind w:left="440"/>
+      </w:pPr>
+      <w:r>
+        <w:rPr>
+          <w:rFonts w:hint="eastAsia"/>
+        </w:rPr>
+        <w:t>优化方式主要有去除原先的openfeign服务，把请求参数和响应的加解密、鉴权与日志记录放到网关实现。</w:t>
+      </w:r>
+    </w:p>
+    <w:p>
+      <w:pPr>
+        <w:pStyle w:val="a4"/>
+        <w:spacing w:beforeLines="50" w:before="156"/>
+        <w:ind w:left="440"/>
+      </w:pPr>
+      <w:r>
+        <w:rPr>
+          <w:rFonts w:hint="eastAsia"/>
+        </w:rPr>
+        <w:t>营服指标redis批量合并获取。</w:t>
+      </w:r>
+    </w:p>
+    <w:p>
+      <w:pPr>
+        <w:pStyle w:val="a4"/>
+        <w:spacing w:beforeLines="50" w:before="156"/>
+        <w:ind w:left="440"/>
+        <w:rPr>
+          <w:rFonts w:hint="eastAsia"/>
+        </w:rPr>
+      </w:pPr>
+      <w:r>
+        <w:rPr>
+          <w:rFonts w:hint="eastAsia"/>
+        </w:rPr>
+        <w:t>第三方服务接口并发执行，并增加接口缓存。</w:t>
       </w:r>
     </w:p>
     <w:p>
@@ -2906,12 +3174,11 @@
         </w:numPr>
         <w:spacing w:beforeLines="50" w:before="156"/>
       </w:pPr>
-      <w:bookmarkStart w:id="0" w:name="OLE_LINK1"/>
-      <w:r>
-        <w:rPr>
-          <w:rFonts w:hint="eastAsia"/>
-        </w:rPr>
-        <w:t>值集、code转名称、多语言的AOP自动翻译</w:t>
+      <w:r>
+        <w:rPr>
+          <w:rFonts w:hint="eastAsia"/>
+        </w:rPr>
+        <w:t>规则引擎的编写</w:t>
       </w:r>
     </w:p>
     <w:p>
@@ -2919,12 +3186,15 @@
         <w:pStyle w:val="a4"/>
         <w:spacing w:beforeLines="50" w:before="156"/>
         <w:ind w:left="440"/>
-      </w:pPr>
-      <w:r>
-        <w:rPr>
-          <w:rFonts w:hint="eastAsia"/>
-        </w:rPr>
-        <w:t>编写AOP，封装返回值。在返回VO和其字段上加注解，返回前端时自动翻译到另一个字段上。支持多层级的自动翻译。</w:t>
+        <w:rPr>
+          <w:rFonts w:hint="eastAsia"/>
+        </w:rPr>
+      </w:pPr>
+      <w:r>
+        <w:rPr>
+          <w:rFonts w:hint="eastAsia"/>
+        </w:rPr>
+        <w:t>编写从前端条件设置到drools脚本转换的复杂逻辑。以及指标的计算聚合、规则的计算、风控日志的记录，告警的触发等功能。</w:t>
       </w:r>
     </w:p>
     <w:p>
@@ -2940,7 +3210,7 @@
         <w:rPr>
           <w:rFonts w:hint="eastAsia"/>
         </w:rPr>
-        <w:t>BPM的接入和封装</w:t>
+        <w:t>事后稽核的编写</w:t>
       </w:r>
     </w:p>
     <w:p>
@@ -2948,19 +3218,457 @@
         <w:pStyle w:val="a4"/>
         <w:spacing w:beforeLines="50" w:before="156"/>
         <w:ind w:left="440"/>
-      </w:pPr>
-      <w:r>
-        <w:rPr>
-          <w:rFonts w:hint="eastAsia"/>
-        </w:rPr>
-        <w:t>接入BPM引擎，并封装SDK，供大家使用。首先写出标程，供大家参考</w:t>
-      </w:r>
-      <w:bookmarkEnd w:id="0"/>
-      <w:r>
-        <w:rPr>
-          <w:rFonts w:hint="eastAsia"/>
-        </w:rPr>
-        <w:t>。</w:t>
+        <w:rPr>
+          <w:rFonts w:hint="eastAsia"/>
+        </w:rPr>
+      </w:pPr>
+      <w:r>
+        <w:rPr>
+          <w:rFonts w:hint="eastAsia"/>
+        </w:rPr>
+        <w:t xml:space="preserve">编写事后稽核的复杂逻辑，处理好线程队列的并发数控制。 </w:t>
+      </w:r>
+    </w:p>
+    <w:p>
+      <w:pPr>
+        <w:pStyle w:val="a4"/>
+        <w:numPr>
+          <w:ilvl w:val="0"/>
+          <w:numId w:val="27"/>
+        </w:numPr>
+        <w:spacing w:beforeLines="50" w:before="156"/>
+      </w:pPr>
+      <w:r>
+        <w:rPr>
+          <w:rFonts w:hint="eastAsia"/>
+        </w:rPr>
+        <w:t>公共类库重构以及补充</w:t>
+      </w:r>
+    </w:p>
+    <w:p>
+      <w:pPr>
+        <w:pStyle w:val="a4"/>
+        <w:spacing w:beforeLines="50" w:before="156"/>
+        <w:ind w:left="440"/>
+      </w:pPr>
+      <w:r>
+        <w:rPr>
+          <w:rFonts w:hint="eastAsia"/>
+        </w:rPr>
+        <w:t>梳理项目的多模块解构，规范化pom引用，使用starter的方式封装基础模块。</w:t>
+      </w:r>
+    </w:p>
+    <w:p>
+      <w:pPr>
+        <w:pStyle w:val="a4"/>
+        <w:spacing w:beforeLines="50" w:before="156"/>
+        <w:ind w:left="440"/>
+      </w:pPr>
+      <w:r>
+        <w:rPr>
+          <w:rFonts w:hint="eastAsia"/>
+        </w:rPr>
+        <w:t>编写诸如枚举系统、编码系统、文件系统等公共功能。</w:t>
+      </w:r>
+    </w:p>
+    <w:p>
+      <w:pPr>
+        <w:pStyle w:val="a4"/>
+        <w:spacing w:beforeLines="50" w:before="156"/>
+        <w:ind w:left="440"/>
+      </w:pPr>
+      <w:r>
+        <w:rPr>
+          <w:rFonts w:hint="eastAsia"/>
+        </w:rPr>
+        <w:t>对web序列化、kafka序列化、redis序列化做自定义修改。</w:t>
+      </w:r>
+    </w:p>
+    <w:p>
+      <w:pPr>
+        <w:pStyle w:val="a4"/>
+        <w:spacing w:beforeLines="50" w:before="156"/>
+        <w:ind w:left="440"/>
+        <w:rPr>
+          <w:rFonts w:hint="eastAsia"/>
+        </w:rPr>
+      </w:pPr>
+      <w:r>
+        <w:rPr>
+          <w:rFonts w:hint="eastAsia"/>
+        </w:rPr>
+        <w:t>编写AOP处理错误响应，</w:t>
+      </w:r>
+      <w:r>
+        <w:rPr>
+          <w:rFonts w:hint="eastAsia"/>
+        </w:rPr>
+        <w:t>日志打印记录</w:t>
+      </w:r>
+      <w:r>
+        <w:rPr>
+          <w:rFonts w:hint="eastAsia"/>
+        </w:rPr>
+        <w:t>，service接口缓存</w:t>
+      </w:r>
+      <w:r>
+        <w:rPr>
+          <w:rFonts w:hint="eastAsia"/>
+        </w:rPr>
+        <w:t>，redisson锁</w:t>
+      </w:r>
+      <w:r>
+        <w:rPr>
+          <w:rFonts w:hint="eastAsia"/>
+        </w:rPr>
+        <w:t>等功能。</w:t>
+      </w:r>
+    </w:p>
+    <w:p>
+      <w:pPr>
+        <w:pStyle w:val="a4"/>
+        <w:numPr>
+          <w:ilvl w:val="0"/>
+          <w:numId w:val="27"/>
+        </w:numPr>
+        <w:spacing w:beforeLines="50" w:before="156"/>
+      </w:pPr>
+      <w:r>
+        <w:rPr>
+          <w:rFonts w:hint="eastAsia"/>
+        </w:rPr>
+        <w:lastRenderedPageBreak/>
+        <w:t>请求的加解密</w:t>
+      </w:r>
+    </w:p>
+    <w:p>
+      <w:pPr>
+        <w:pStyle w:val="a4"/>
+        <w:spacing w:beforeLines="50" w:before="156"/>
+        <w:ind w:left="440"/>
+        <w:rPr>
+          <w:rFonts w:hint="eastAsia"/>
+        </w:rPr>
+      </w:pPr>
+      <w:r>
+        <w:rPr>
+          <w:rFonts w:hint="eastAsia"/>
+        </w:rPr>
+        <w:t>设计风控接口加解密的逻辑。使用sm3签名和sm2非对称加密</w:t>
+      </w:r>
+    </w:p>
+    <w:p>
+      <w:pPr>
+        <w:pStyle w:val="a4"/>
+        <w:numPr>
+          <w:ilvl w:val="0"/>
+          <w:numId w:val="27"/>
+        </w:numPr>
+        <w:spacing w:beforeLines="50" w:before="156"/>
+      </w:pPr>
+      <w:r>
+        <w:rPr>
+          <w:rFonts w:hint="eastAsia"/>
+        </w:rPr>
+        <w:t>Redis双集群改造</w:t>
+      </w:r>
+    </w:p>
+    <w:p>
+      <w:pPr>
+        <w:pStyle w:val="a4"/>
+        <w:spacing w:beforeLines="50" w:before="156"/>
+        <w:ind w:left="440"/>
+        <w:rPr>
+          <w:rFonts w:hint="eastAsia"/>
+        </w:rPr>
+      </w:pPr>
+      <w:r>
+        <w:rPr>
+          <w:rFonts w:hint="eastAsia"/>
+        </w:rPr>
+        <w:t>业务系统使用3主3从，缓存系统</w:t>
+      </w:r>
+      <w:r>
+        <w:rPr>
+          <w:rFonts w:hint="eastAsia"/>
+        </w:rPr>
+        <w:t>使用5主5从。</w:t>
+      </w:r>
+    </w:p>
+    <w:p>
+      <w:pPr>
+        <w:pStyle w:val="a4"/>
+        <w:numPr>
+          <w:ilvl w:val="0"/>
+          <w:numId w:val="27"/>
+        </w:numPr>
+        <w:spacing w:beforeLines="50" w:before="156"/>
+      </w:pPr>
+      <w:r>
+        <w:rPr>
+          <w:rFonts w:hint="eastAsia"/>
+        </w:rPr>
+        <w:t>Python脚本数据源编写</w:t>
+      </w:r>
+    </w:p>
+    <w:p>
+      <w:pPr>
+        <w:pStyle w:val="a4"/>
+        <w:spacing w:beforeLines="50" w:before="156"/>
+        <w:ind w:left="440"/>
+        <w:rPr>
+          <w:rFonts w:hint="eastAsia"/>
+        </w:rPr>
+      </w:pPr>
+      <w:r>
+        <w:rPr>
+          <w:rFonts w:hint="eastAsia"/>
+        </w:rPr>
+        <w:t>搭建python服务，接入项目的数据库和redis，让python端工程化，符合java的编程习惯。</w:t>
+      </w:r>
+    </w:p>
+    <w:p>
+      <w:pPr>
+        <w:rPr>
+          <w:rFonts w:hint="eastAsia"/>
+        </w:rPr>
+      </w:pPr>
+    </w:p>
+    <w:p>
+      <w:pPr>
+        <w:pStyle w:val="a4"/>
+        <w:numPr>
+          <w:ilvl w:val="0"/>
+          <w:numId w:val="11"/>
+        </w:numPr>
+        <w:spacing w:before="0" w:beforeAutospacing="0" w:after="0" w:afterAutospacing="0"/>
+        <w:ind w:leftChars="50" w:left="105" w:firstLine="0"/>
+        <w:outlineLvl w:val="1"/>
+        <w:rPr>
+          <w:rFonts w:hint="eastAsia"/>
+        </w:rPr>
+      </w:pPr>
+      <w:r>
+        <w:rPr>
+          <w:rFonts w:hint="eastAsia"/>
+        </w:rPr>
+        <w:t>20</w:t>
+      </w:r>
+      <w:r>
+        <w:t>2</w:t>
+      </w:r>
+      <w:r>
+        <w:rPr>
+          <w:rFonts w:hint="eastAsia"/>
+        </w:rPr>
+        <w:t>5</w:t>
+      </w:r>
+      <w:r>
+        <w:rPr>
+          <w:rFonts w:hint="eastAsia"/>
+        </w:rPr>
+        <w:t>年</w:t>
+      </w:r>
+      <w:r>
+        <w:rPr>
+          <w:rFonts w:hint="eastAsia"/>
+        </w:rPr>
+        <w:t>5</w:t>
+      </w:r>
+      <w:r>
+        <w:rPr>
+          <w:rFonts w:hint="eastAsia"/>
+        </w:rPr>
+        <w:t>月~20</w:t>
+      </w:r>
+      <w:r>
+        <w:t>2</w:t>
+      </w:r>
+      <w:r>
+        <w:rPr>
+          <w:rFonts w:hint="eastAsia"/>
+        </w:rPr>
+        <w:t>5</w:t>
+      </w:r>
+      <w:r>
+        <w:rPr>
+          <w:rFonts w:hint="eastAsia"/>
+        </w:rPr>
+        <w:t>年</w:t>
+      </w:r>
+      <w:r>
+        <w:rPr>
+          <w:rFonts w:hint="eastAsia"/>
+        </w:rPr>
+        <w:t>10</w:t>
+      </w:r>
+      <w:r>
+        <w:rPr>
+          <w:rFonts w:hint="eastAsia"/>
+        </w:rPr>
+        <w:t>月</w:t>
+      </w:r>
+    </w:p>
+    <w:p>
+      <w:pPr>
+        <w:pStyle w:val="a4"/>
+        <w:numPr>
+          <w:ilvl w:val="0"/>
+          <w:numId w:val="11"/>
+        </w:numPr>
+        <w:spacing w:beforeLines="50" w:before="156" w:beforeAutospacing="0" w:afterLines="50" w:after="156" w:afterAutospacing="0"/>
+        <w:rPr>
+          <w:rFonts w:hint="eastAsia"/>
+        </w:rPr>
+      </w:pPr>
+      <w:r>
+        <w:rPr>
+          <w:rFonts w:ascii="黑体" w:eastAsia="黑体" w:hAnsi="黑体" w:cs="Arial" w:hint="eastAsia"/>
+          <w:b/>
+          <w:color w:val="333333"/>
+          <w:sz w:val="21"/>
+          <w:szCs w:val="21"/>
+        </w:rPr>
+        <w:t>公司：</w:t>
+      </w:r>
+      <w:r>
+        <w:rPr>
+          <w:rFonts w:hint="eastAsia"/>
+        </w:rPr>
+        <w:t>宇通（</w:t>
+      </w:r>
+      <w:r>
+        <w:rPr>
+          <w:rFonts w:hint="eastAsia"/>
+        </w:rPr>
+        <w:t>人力</w:t>
+      </w:r>
+      <w:r>
+        <w:rPr>
+          <w:rFonts w:hint="eastAsia"/>
+        </w:rPr>
+        <w:t>外协）</w:t>
+      </w:r>
+    </w:p>
+    <w:p>
+      <w:pPr>
+        <w:pStyle w:val="a4"/>
+        <w:numPr>
+          <w:ilvl w:val="0"/>
+          <w:numId w:val="11"/>
+        </w:numPr>
+        <w:spacing w:beforeLines="50" w:before="156" w:beforeAutospacing="0" w:afterLines="50" w:after="156" w:afterAutospacing="0"/>
+        <w:rPr>
+          <w:rFonts w:hint="eastAsia"/>
+        </w:rPr>
+      </w:pPr>
+      <w:r>
+        <w:rPr>
+          <w:rFonts w:ascii="黑体" w:eastAsia="黑体" w:hAnsi="黑体" w:cs="Arial" w:hint="eastAsia"/>
+          <w:b/>
+          <w:color w:val="333333"/>
+          <w:sz w:val="21"/>
+          <w:szCs w:val="21"/>
+        </w:rPr>
+        <w:t>任职：</w:t>
+      </w:r>
+      <w:r>
+        <w:rPr>
+          <w:rFonts w:hint="eastAsia"/>
+        </w:rPr>
+        <w:t>Java</w:t>
+      </w:r>
+      <w:r>
+        <w:rPr>
+          <w:rFonts w:hint="eastAsia"/>
+        </w:rPr>
+        <w:t>后端</w:t>
+      </w:r>
+      <w:r>
+        <w:tab/>
+      </w:r>
+      <w:r>
+        <w:tab/>
+      </w:r>
+      <w:r>
+        <w:rPr>
+          <w:rFonts w:ascii="黑体" w:eastAsia="黑体" w:hAnsi="黑体" w:cs="Arial" w:hint="eastAsia"/>
+          <w:b/>
+          <w:color w:val="333333"/>
+          <w:sz w:val="21"/>
+          <w:szCs w:val="21"/>
+        </w:rPr>
+        <w:t>薪资</w:t>
+      </w:r>
+      <w:r>
+        <w:rPr>
+          <w:rFonts w:ascii="黑体" w:eastAsia="黑体" w:hAnsi="黑体" w:cs="Arial" w:hint="eastAsia"/>
+          <w:b/>
+          <w:color w:val="333333"/>
+          <w:sz w:val="21"/>
+          <w:szCs w:val="21"/>
+        </w:rPr>
+        <w:t>：</w:t>
+      </w:r>
+      <w:r>
+        <w:t>10K</w:t>
+      </w:r>
+    </w:p>
+    <w:p>
+      <w:pPr>
+        <w:pStyle w:val="a4"/>
+        <w:numPr>
+          <w:ilvl w:val="0"/>
+          <w:numId w:val="11"/>
+        </w:numPr>
+        <w:spacing w:beforeLines="50" w:before="156" w:afterLines="50" w:after="156"/>
+        <w:rPr>
+          <w:rFonts w:hint="eastAsia"/>
+          <w:b/>
+          <w:bCs/>
+        </w:rPr>
+      </w:pPr>
+      <w:r>
+        <w:rPr>
+          <w:rFonts w:ascii="黑体" w:eastAsia="黑体" w:hAnsi="黑体" w:cs="Arial" w:hint="eastAsia"/>
+          <w:b/>
+          <w:color w:val="333333"/>
+          <w:szCs w:val="21"/>
+        </w:rPr>
+        <w:t>项目简介绍</w:t>
+      </w:r>
+      <w:r>
+        <w:rPr>
+          <w:rFonts w:hint="eastAsia"/>
+          <w:b/>
+          <w:bCs/>
+        </w:rPr>
+        <w:t>：</w:t>
+      </w:r>
+    </w:p>
+    <w:p>
+      <w:pPr>
+        <w:pStyle w:val="a4"/>
+        <w:spacing w:beforeLines="50" w:before="156" w:afterLines="50" w:after="156"/>
+        <w:ind w:left="840"/>
+        <w:rPr>
+          <w:rFonts w:asciiTheme="minorHAnsi" w:eastAsiaTheme="minorEastAsia" w:hAnsiTheme="minorHAnsi" w:cstheme="minorBidi"/>
+          <w:kern w:val="2"/>
+        </w:rPr>
+      </w:pPr>
+      <w:r>
+        <w:rPr>
+          <w:rFonts w:asciiTheme="minorHAnsi" w:eastAsiaTheme="minorEastAsia" w:hAnsiTheme="minorHAnsi" w:cstheme="minorBidi" w:hint="eastAsia"/>
+          <w:kern w:val="2"/>
+        </w:rPr>
+        <w:t>负责</w:t>
+      </w:r>
+      <w:r>
+        <w:rPr>
+          <w:rFonts w:asciiTheme="minorHAnsi" w:eastAsiaTheme="minorEastAsia" w:hAnsiTheme="minorHAnsi" w:cstheme="minorBidi" w:hint="eastAsia"/>
+          <w:kern w:val="2"/>
+        </w:rPr>
+        <w:t>人力系统海外部分的开发和维护</w:t>
       </w:r>
     </w:p>
     <w:p>
@@ -2981,16 +3689,185 @@
           <w:sz w:val="28"/>
           <w:szCs w:val="28"/>
         </w:rPr>
-        <w:t>收获</w:t>
-      </w:r>
-      <w:r>
-        <w:rPr>
-          <w:rFonts w:hint="eastAsia"/>
+        <w:t>承担职责和主要工作：</w:t>
+      </w:r>
+    </w:p>
+    <w:p>
+      <w:pPr>
+        <w:pStyle w:val="a4"/>
+        <w:numPr>
+          <w:ilvl w:val="0"/>
+          <w:numId w:val="27"/>
+        </w:numPr>
+        <w:spacing w:beforeLines="50" w:before="156"/>
+        <w:rPr>
+          <w:rFonts w:hint="eastAsia"/>
+        </w:rPr>
+      </w:pPr>
+      <w:r>
+        <w:rPr>
+          <w:rFonts w:hint="eastAsia"/>
+        </w:rPr>
+        <w:t>招聘平台低代码2次开发</w:t>
+      </w:r>
+    </w:p>
+    <w:p>
+      <w:pPr>
+        <w:pStyle w:val="a4"/>
+        <w:spacing w:beforeLines="50" w:before="156"/>
+        <w:ind w:left="440"/>
+        <w:rPr>
+          <w:rFonts w:hint="eastAsia"/>
+        </w:rPr>
+      </w:pPr>
+      <w:r>
+        <w:rPr>
+          <w:rFonts w:hint="eastAsia"/>
+        </w:rPr>
+        <w:t>熟悉并二次开发招聘平台的低代码系统，使其符合海外的业务需求。更改框架代码，配置，编写按钮事件，模板导入导出</w:t>
+      </w:r>
+    </w:p>
+    <w:p>
+      <w:pPr>
+        <w:pStyle w:val="a4"/>
+        <w:numPr>
+          <w:ilvl w:val="0"/>
+          <w:numId w:val="27"/>
+        </w:numPr>
+        <w:spacing w:beforeLines="50" w:before="156"/>
+        <w:rPr>
+          <w:rFonts w:hint="eastAsia"/>
+        </w:rPr>
+      </w:pPr>
+      <w:r>
+        <w:rPr>
+          <w:rFonts w:hint="eastAsia"/>
+        </w:rPr>
+        <w:t>一些排查工作和零碎开发</w:t>
+      </w:r>
+    </w:p>
+    <w:p>
+      <w:pPr>
+        <w:pStyle w:val="a4"/>
+        <w:spacing w:beforeLines="50" w:before="156"/>
+        <w:ind w:left="440"/>
+        <w:rPr>
+          <w:rFonts w:hint="eastAsia"/>
+        </w:rPr>
+      </w:pPr>
+      <w:r>
+        <w:rPr>
+          <w:rFonts w:hint="eastAsia"/>
+        </w:rPr>
+        <w:t>根据客户需求，从日志和审计记录中，排查一些线上问题。开发各种零碎的小功能，不赘述。</w:t>
+      </w:r>
+    </w:p>
+    <w:p>
+      <w:pPr>
+        <w:pStyle w:val="a4"/>
+        <w:numPr>
+          <w:ilvl w:val="0"/>
+          <w:numId w:val="27"/>
+        </w:numPr>
+        <w:spacing w:beforeLines="50" w:before="156"/>
+        <w:rPr>
+          <w:rFonts w:hint="eastAsia"/>
+        </w:rPr>
+      </w:pPr>
+      <w:bookmarkStart w:id="0" w:name="OLE_LINK1"/>
+      <w:r>
+        <w:rPr>
+          <w:rFonts w:hint="eastAsia"/>
+        </w:rPr>
+        <w:t>值集、code转名称、多语言的AOP自动翻译</w:t>
+      </w:r>
+    </w:p>
+    <w:p>
+      <w:pPr>
+        <w:pStyle w:val="a4"/>
+        <w:spacing w:beforeLines="50" w:before="156"/>
+        <w:ind w:left="440"/>
+        <w:rPr>
+          <w:rFonts w:hint="eastAsia"/>
+        </w:rPr>
+      </w:pPr>
+      <w:r>
+        <w:rPr>
+          <w:rFonts w:hint="eastAsia"/>
+        </w:rPr>
+        <w:t>编写AOP，封装返回值。在返回VO和其字段上加注解，返回前端时自动翻译到另一个字段上。支持多层级的自动翻译。</w:t>
+      </w:r>
+    </w:p>
+    <w:p>
+      <w:pPr>
+        <w:pStyle w:val="a4"/>
+        <w:numPr>
+          <w:ilvl w:val="0"/>
+          <w:numId w:val="27"/>
+        </w:numPr>
+        <w:spacing w:beforeLines="50" w:before="156"/>
+        <w:rPr>
+          <w:rFonts w:hint="eastAsia"/>
+        </w:rPr>
+      </w:pPr>
+      <w:r>
+        <w:rPr>
+          <w:rFonts w:hint="eastAsia"/>
+        </w:rPr>
+        <w:t>BPM的接入和封装</w:t>
+      </w:r>
+    </w:p>
+    <w:p>
+      <w:pPr>
+        <w:pStyle w:val="a4"/>
+        <w:spacing w:beforeLines="50" w:before="156"/>
+        <w:ind w:left="440"/>
+        <w:rPr>
+          <w:rFonts w:hint="eastAsia"/>
+        </w:rPr>
+      </w:pPr>
+      <w:r>
+        <w:rPr>
+          <w:rFonts w:hint="eastAsia"/>
+        </w:rPr>
+        <w:t>接入BPM引擎，并封装SDK，供大家使用。首先写出标程，供大家参考</w:t>
+      </w:r>
+      <w:bookmarkEnd w:id="0"/>
+      <w:r>
+        <w:rPr>
+          <w:rFonts w:hint="eastAsia"/>
+        </w:rPr>
+        <w:t>。</w:t>
+      </w:r>
+    </w:p>
+    <w:p>
+      <w:pPr>
+        <w:spacing w:beforeLines="50" w:before="156" w:afterLines="50" w:after="156"/>
+        <w:rPr>
           <w:b/>
           <w:bCs/>
           <w:sz w:val="28"/>
           <w:szCs w:val="28"/>
         </w:rPr>
+      </w:pPr>
+      <w:r>
+        <w:rPr>
+          <w:rFonts w:hint="eastAsia"/>
+          <w:b/>
+          <w:bCs/>
+          <w:sz w:val="28"/>
+          <w:szCs w:val="28"/>
+        </w:rPr>
+        <w:t>收获</w:t>
+      </w:r>
+      <w:r>
+        <w:rPr>
+          <w:rFonts w:hint="eastAsia"/>
+          <w:b/>
+          <w:bCs/>
+          <w:sz w:val="28"/>
+          <w:szCs w:val="28"/>
+        </w:rPr>
         <w:t>：</w:t>
       </w:r>
     </w:p>
@@ -2999,54 +3876,22 @@
         <w:pStyle w:val="a4"/>
         <w:spacing w:beforeLines="50" w:before="156"/>
         <w:ind w:left="440"/>
-      </w:pPr>
-      <w:r>
-        <w:rPr>
-          <w:rFonts w:hint="eastAsia"/>
-        </w:rPr>
-        <w:t>看</w:t>
-      </w:r>
-      <w:proofErr w:type="gramStart"/>
-      <w:r>
-        <w:rPr>
-          <w:rFonts w:hint="eastAsia"/>
-        </w:rPr>
-        <w:t>下成熟</w:t>
-      </w:r>
-      <w:proofErr w:type="gramEnd"/>
-      <w:r>
-        <w:rPr>
-          <w:rFonts w:hint="eastAsia"/>
-        </w:rPr>
-        <w:t>系统如何运作，都有哪些框架层及的功能，有哪些优缺点。了解</w:t>
-      </w:r>
-      <w:proofErr w:type="gramStart"/>
-      <w:r>
-        <w:rPr>
-          <w:rFonts w:hint="eastAsia"/>
-        </w:rPr>
-        <w:t>下成熟</w:t>
-      </w:r>
-      <w:proofErr w:type="gramEnd"/>
-      <w:r>
-        <w:rPr>
-          <w:rFonts w:hint="eastAsia"/>
-        </w:rPr>
-        <w:t>团队的管理方式。自己带团队可以做哪些基础工作。</w:t>
-      </w:r>
-      <w:proofErr w:type="gramStart"/>
-      <w:r>
-        <w:rPr>
-          <w:rFonts w:hint="eastAsia"/>
-        </w:rPr>
-        <w:t>但根领导</w:t>
-      </w:r>
-      <w:proofErr w:type="gramEnd"/>
-      <w:r>
-        <w:rPr>
-          <w:rFonts w:hint="eastAsia"/>
-        </w:rPr>
-        <w:t>交流，自己</w:t>
+        <w:rPr>
+          <w:rFonts w:hint="eastAsia"/>
+        </w:rPr>
+      </w:pPr>
+      <w:r>
+        <w:rPr>
+          <w:rFonts w:hint="eastAsia"/>
+        </w:rPr>
+        <w:lastRenderedPageBreak/>
+        <w:t>看下成熟系统如何运作，都有哪些框架层及的功能，有哪些优缺点。了解下成熟团队的管理方式。自己带团队可以做哪些基础工作。</w:t>
+      </w:r>
+      <w:r>
+        <w:rPr>
+          <w:rFonts w:hint="eastAsia"/>
+        </w:rPr>
+        <w:t>但根领导交流，自己</w:t>
       </w:r>
       <w:r>
         <w:rPr>
@@ -3083,6 +3928,9 @@
         <w:spacing w:beforeLines="100" w:before="312" w:beforeAutospacing="0" w:after="0" w:afterAutospacing="0"/>
         <w:ind w:leftChars="50" w:left="105" w:firstLine="0"/>
         <w:outlineLvl w:val="1"/>
+        <w:rPr>
+          <w:rFonts w:hint="eastAsia"/>
+        </w:rPr>
       </w:pPr>
       <w:r>
         <w:t xml:space="preserve"> </w:t>
@@ -3150,6 +3998,9 @@
           <w:numId w:val="11"/>
         </w:numPr>
         <w:spacing w:beforeLines="50" w:before="156" w:beforeAutospacing="0" w:afterLines="50" w:after="156" w:afterAutospacing="0"/>
+        <w:rPr>
+          <w:rFonts w:hint="eastAsia"/>
+        </w:rPr>
       </w:pPr>
       <w:r>
         <w:rPr>
@@ -3176,6 +4027,9 @@
           <w:numId w:val="11"/>
         </w:numPr>
         <w:spacing w:beforeLines="50" w:before="156" w:beforeAutospacing="0" w:afterLines="50" w:after="156" w:afterAutospacing="0"/>
+        <w:rPr>
+          <w:rFonts w:hint="eastAsia"/>
+        </w:rPr>
       </w:pPr>
       <w:r>
         <w:rPr>
@@ -3238,6 +4092,7 @@
         </w:numPr>
         <w:spacing w:beforeLines="50" w:before="156" w:afterLines="50" w:after="156"/>
         <w:rPr>
+          <w:rFonts w:hint="eastAsia"/>
           <w:b/>
           <w:bCs/>
         </w:rPr>
@@ -3450,6 +4305,9 @@
           <w:numId w:val="27"/>
         </w:numPr>
         <w:spacing w:beforeLines="50" w:before="156"/>
+        <w:rPr>
+          <w:rFonts w:hint="eastAsia"/>
+        </w:rPr>
       </w:pPr>
       <w:r>
         <w:rPr>
@@ -3463,26 +4321,15 @@
         <w:pStyle w:val="a4"/>
         <w:spacing w:beforeLines="50" w:before="156"/>
         <w:ind w:left="440"/>
-      </w:pPr>
-      <w:r>
-        <w:rPr>
-          <w:rFonts w:hint="eastAsia"/>
-        </w:rPr>
-        <w:t>商品价格系统：大的模块，我主要负责价格系统的开发和维护。一个商品有多套价格，根据门</w:t>
-      </w:r>
-      <w:proofErr w:type="gramStart"/>
-      <w:r>
-        <w:rPr>
-          <w:rFonts w:hint="eastAsia"/>
-        </w:rPr>
-        <w:t>店所在</w:t>
-      </w:r>
-      <w:proofErr w:type="gramEnd"/>
-      <w:r>
-        <w:rPr>
-          <w:rFonts w:hint="eastAsia"/>
-        </w:rPr>
-        <w:t>区域，活动时间设定价格规则（用哪套价格）。并维护好新老网页端和手机端的相应接口。</w:t>
+        <w:rPr>
+          <w:rFonts w:hint="eastAsia"/>
+        </w:rPr>
+      </w:pPr>
+      <w:r>
+        <w:rPr>
+          <w:rFonts w:hint="eastAsia"/>
+        </w:rPr>
+        <w:t>商品价格系统：大的模块，我主要负责价格系统的开发和维护。一个商品有多套价格，根据门店所在区域，活动时间设定价格规则（用哪套价格）。并维护好新老网页端和手机端的相应接口。</w:t>
       </w:r>
     </w:p>
     <w:p>
@@ -3490,6 +4337,9 @@
         <w:pStyle w:val="a4"/>
         <w:spacing w:beforeLines="50" w:before="156"/>
         <w:ind w:left="440"/>
+        <w:rPr>
+          <w:rFonts w:hint="eastAsia"/>
+        </w:rPr>
       </w:pPr>
       <w:r>
         <w:rPr>
@@ -3586,6 +4436,9 @@
           <w:numId w:val="27"/>
         </w:numPr>
         <w:spacing w:beforeLines="50" w:before="156"/>
+        <w:rPr>
+          <w:rFonts w:hint="eastAsia"/>
+        </w:rPr>
       </w:pPr>
       <w:r>
         <w:rPr>
@@ -3599,27 +4452,15 @@
         <w:pStyle w:val="a4"/>
         <w:spacing w:beforeLines="50" w:before="156"/>
         <w:ind w:left="440"/>
-      </w:pPr>
-      <w:r>
-        <w:rPr>
-          <w:rFonts w:hint="eastAsia"/>
-        </w:rPr>
-        <w:lastRenderedPageBreak/>
-        <w:t>根据现状和需求，</w:t>
-      </w:r>
-      <w:proofErr w:type="gramStart"/>
-      <w:r>
-        <w:rPr>
-          <w:rFonts w:hint="eastAsia"/>
-        </w:rPr>
-        <w:t>做项目</w:t>
-      </w:r>
-      <w:proofErr w:type="gramEnd"/>
-      <w:r>
-        <w:rPr>
-          <w:rFonts w:hint="eastAsia"/>
-        </w:rPr>
-        <w:t>代码的重构和优化。</w:t>
+        <w:rPr>
+          <w:rFonts w:hint="eastAsia"/>
+        </w:rPr>
+      </w:pPr>
+      <w:r>
+        <w:rPr>
+          <w:rFonts w:hint="eastAsia"/>
+        </w:rPr>
+        <w:t>根据现状和需求，做项目代码的重构和优化。</w:t>
       </w:r>
     </w:p>
     <w:p>
@@ -3627,6 +4468,9 @@
         <w:pStyle w:val="a4"/>
         <w:spacing w:beforeLines="50" w:before="156"/>
         <w:ind w:left="440"/>
+        <w:rPr>
+          <w:rFonts w:hint="eastAsia"/>
+        </w:rPr>
       </w:pPr>
       <w:r>
         <w:rPr>
@@ -3640,46 +4484,21 @@
         <w:pStyle w:val="a4"/>
         <w:spacing w:beforeLines="50" w:before="156"/>
         <w:ind w:left="440"/>
-      </w:pPr>
-      <w:r>
-        <w:rPr>
-          <w:rFonts w:hint="eastAsia"/>
-        </w:rPr>
-        <w:t>鉴权模块的：开发</w:t>
-      </w:r>
-      <w:proofErr w:type="gramStart"/>
-      <w:r>
-        <w:rPr>
-          <w:rFonts w:hint="eastAsia"/>
-        </w:rPr>
-        <w:t>数据域鉴权</w:t>
-      </w:r>
-      <w:proofErr w:type="gramEnd"/>
-      <w:r>
-        <w:rPr>
-          <w:rFonts w:hint="eastAsia"/>
-        </w:rPr>
-        <w:t>功能，通过在mapper加上相应注解，支持片区和库存的查询权限</w:t>
-      </w:r>
-      <w:r>
-        <w:rPr>
-          <w:rFonts w:hint="eastAsia"/>
-        </w:rPr>
-        <w:t>。登录从老式的cookie，逐步升级到</w:t>
-      </w:r>
-      <w:proofErr w:type="spellStart"/>
-      <w:r>
-        <w:rPr>
-          <w:rFonts w:hint="eastAsia"/>
-        </w:rPr>
-        <w:t>jwt</w:t>
-      </w:r>
-      <w:proofErr w:type="spellEnd"/>
-      <w:r>
-        <w:rPr>
-          <w:rFonts w:hint="eastAsia"/>
-        </w:rPr>
-        <w:t>登录。</w:t>
+        <w:rPr>
+          <w:rFonts w:hint="eastAsia"/>
+        </w:rPr>
+      </w:pPr>
+      <w:r>
+        <w:rPr>
+          <w:rFonts w:hint="eastAsia"/>
+        </w:rPr>
+        <w:t>鉴权模块的：开发数据域鉴权功能，通过在mapper加上相应注解，支持片区和库存的查询权限</w:t>
+      </w:r>
+      <w:r>
+        <w:rPr>
+          <w:rFonts w:hint="eastAsia"/>
+        </w:rPr>
+        <w:t>。登录从老式的cookie，逐步升级到jwt登录。</w:t>
       </w:r>
     </w:p>
     <w:p>
@@ -3687,6 +4506,9 @@
         <w:pStyle w:val="a4"/>
         <w:spacing w:beforeLines="50" w:before="156"/>
         <w:ind w:left="440"/>
+        <w:rPr>
+          <w:rFonts w:hint="eastAsia"/>
+        </w:rPr>
       </w:pPr>
       <w:r>
         <w:rPr>
@@ -3715,26 +4537,15 @@
         <w:pStyle w:val="a4"/>
         <w:spacing w:beforeLines="50" w:before="156"/>
         <w:ind w:left="440"/>
-      </w:pPr>
-      <w:r>
-        <w:rPr>
-          <w:rFonts w:hint="eastAsia"/>
-        </w:rPr>
-        <w:t>数据库优化：排查慢</w:t>
-      </w:r>
-      <w:proofErr w:type="spellStart"/>
-      <w:r>
-        <w:rPr>
-          <w:rFonts w:hint="eastAsia"/>
-        </w:rPr>
-        <w:t>sql</w:t>
-      </w:r>
-      <w:proofErr w:type="spellEnd"/>
-      <w:r>
-        <w:rPr>
-          <w:rFonts w:hint="eastAsia"/>
-        </w:rPr>
-        <w:t>，优化索引</w:t>
+        <w:rPr>
+          <w:rFonts w:hint="eastAsia"/>
+        </w:rPr>
+      </w:pPr>
+      <w:r>
+        <w:rPr>
+          <w:rFonts w:hint="eastAsia"/>
+        </w:rPr>
+        <w:t>数据库优化：排查慢sql，优化索引</w:t>
       </w:r>
     </w:p>
     <w:p>
@@ -3742,74 +4553,34 @@
         <w:pStyle w:val="a4"/>
         <w:spacing w:beforeLines="50" w:before="156"/>
         <w:ind w:left="440"/>
-      </w:pPr>
-      <w:r>
-        <w:rPr>
-          <w:rFonts w:hint="eastAsia"/>
-        </w:rPr>
-        <w:t>运维：从jar包部署，升级到</w:t>
-      </w:r>
-      <w:proofErr w:type="spellStart"/>
-      <w:r>
-        <w:rPr>
-          <w:rFonts w:hint="eastAsia"/>
-        </w:rPr>
-        <w:t>j</w:t>
+        <w:rPr>
+          <w:rFonts w:hint="eastAsia"/>
+        </w:rPr>
+      </w:pPr>
+      <w:r>
+        <w:rPr>
+          <w:rFonts w:hint="eastAsia"/>
+        </w:rPr>
+        <w:lastRenderedPageBreak/>
+        <w:t>运维：从jar包部署，升级到j</w:t>
       </w:r>
       <w:r>
         <w:t>enkins+docker</w:t>
       </w:r>
-      <w:proofErr w:type="spellEnd"/>
-      <w:r>
-        <w:rPr>
-          <w:rFonts w:hint="eastAsia"/>
-        </w:rPr>
-        <w:t>部署。引入</w:t>
-      </w:r>
-      <w:proofErr w:type="spellStart"/>
-      <w:r>
-        <w:rPr>
-          <w:rFonts w:hint="eastAsia"/>
-        </w:rPr>
-        <w:t>openresty</w:t>
-      </w:r>
-      <w:proofErr w:type="spellEnd"/>
-      <w:r>
-        <w:rPr>
-          <w:rFonts w:hint="eastAsia"/>
-        </w:rPr>
-        <w:t>，实现健康检测，优雅下线。引入</w:t>
-      </w:r>
-      <w:proofErr w:type="spellStart"/>
-      <w:r>
-        <w:rPr>
-          <w:rFonts w:hint="eastAsia"/>
-        </w:rPr>
-        <w:t>l</w:t>
+      <w:r>
+        <w:rPr>
+          <w:rFonts w:hint="eastAsia"/>
+        </w:rPr>
+        <w:t>部署。引入openresty，实现健康检测，优雅下线。引入l</w:t>
       </w:r>
       <w:r>
         <w:t>ogback</w:t>
       </w:r>
-      <w:proofErr w:type="spellEnd"/>
-      <w:r>
-        <w:rPr>
-          <w:rFonts w:hint="eastAsia"/>
-        </w:rPr>
-        <w:t>，优化日志。</w:t>
-      </w:r>
-      <w:proofErr w:type="gramStart"/>
-      <w:r>
-        <w:rPr>
-          <w:rFonts w:hint="eastAsia"/>
-        </w:rPr>
-        <w:t>一些线</w:t>
-      </w:r>
-      <w:proofErr w:type="gramEnd"/>
-      <w:r>
-        <w:rPr>
-          <w:rFonts w:hint="eastAsia"/>
-        </w:rPr>
-        <w:t>上B</w:t>
+      <w:r>
+        <w:rPr>
+          <w:rFonts w:hint="eastAsia"/>
+        </w:rPr>
+        <w:t>，优化日志。一些线上B</w:t>
       </w:r>
       <w:r>
         <w:t>UG</w:t>
@@ -3826,68 +4597,15 @@
         <w:pStyle w:val="a4"/>
         <w:spacing w:beforeLines="50" w:before="156"/>
         <w:ind w:left="440"/>
-      </w:pPr>
-      <w:r>
-        <w:rPr>
-          <w:rFonts w:hint="eastAsia"/>
-        </w:rPr>
-        <w:t>网关：使用</w:t>
-      </w:r>
-      <w:proofErr w:type="spellStart"/>
-      <w:r>
-        <w:rPr>
-          <w:rFonts w:hint="eastAsia"/>
-        </w:rPr>
-        <w:t>shenyu</w:t>
-      </w:r>
-      <w:proofErr w:type="spellEnd"/>
-      <w:r>
-        <w:rPr>
-          <w:rFonts w:hint="eastAsia"/>
-        </w:rPr>
-        <w:t>做网关，编写插件，用户角色上配置链接和</w:t>
-      </w:r>
-      <w:proofErr w:type="gramStart"/>
-      <w:r>
-        <w:rPr>
-          <w:rFonts w:hint="eastAsia"/>
-        </w:rPr>
-        <w:t>数据域鉴权</w:t>
-      </w:r>
-      <w:proofErr w:type="gramEnd"/>
-      <w:r>
-        <w:rPr>
-          <w:rFonts w:hint="eastAsia"/>
-        </w:rPr>
-        <w:t>code，网关异步调用鉴权服务，判断用户是否有权限调用该接口。并且把数据与权限的表达式通过header传至下游，使用mapper注解和</w:t>
-      </w:r>
-      <w:proofErr w:type="spellStart"/>
-      <w:r>
-        <w:rPr>
-          <w:rFonts w:hint="eastAsia"/>
-        </w:rPr>
-        <w:t>mybatis</w:t>
-      </w:r>
-      <w:proofErr w:type="spellEnd"/>
-      <w:r>
-        <w:rPr>
-          <w:rFonts w:hint="eastAsia"/>
-        </w:rPr>
-        <w:t>拦截器做自动鉴权</w:t>
-      </w:r>
-      <w:proofErr w:type="spellStart"/>
-      <w:r>
-        <w:rPr>
-          <w:rFonts w:hint="eastAsia"/>
-        </w:rPr>
-        <w:t>sql</w:t>
-      </w:r>
-      <w:proofErr w:type="spellEnd"/>
-      <w:r>
-        <w:rPr>
-          <w:rFonts w:hint="eastAsia"/>
-        </w:rPr>
-        <w:t>拼接。（该功能在J</w:t>
+        <w:rPr>
+          <w:rFonts w:hint="eastAsia"/>
+        </w:rPr>
+      </w:pPr>
+      <w:r>
+        <w:rPr>
+          <w:rFonts w:hint="eastAsia"/>
+        </w:rPr>
+        <w:t>网关：使用shenyu做网关，编写插件，用户角色上配置链接和数据域鉴权code，网关异步调用鉴权服务，判断用户是否有权限调用该接口。并且把数据与权限的表达式通过header传至下游，使用mapper注解和mybatis拦截器做自动鉴权sql拼接。（该功能在J</w:t>
       </w:r>
       <w:r>
         <w:t>DK17</w:t>
@@ -3904,54 +4622,15 @@
         <w:pStyle w:val="a4"/>
         <w:spacing w:beforeLines="50" w:before="156"/>
         <w:ind w:left="440"/>
-      </w:pPr>
-      <w:r>
-        <w:rPr>
-          <w:rFonts w:hint="eastAsia"/>
-        </w:rPr>
-        <w:t>操作日志记录：开发注解，使一些接口记录埋点、接口调用响应时间等信息，发至</w:t>
-      </w:r>
-      <w:proofErr w:type="spellStart"/>
-      <w:r>
-        <w:rPr>
-          <w:rFonts w:hint="eastAsia"/>
-        </w:rPr>
-        <w:t>kafka</w:t>
-      </w:r>
-      <w:proofErr w:type="spellEnd"/>
-      <w:r>
-        <w:rPr>
-          <w:rFonts w:hint="eastAsia"/>
-        </w:rPr>
-        <w:t>，而后使用</w:t>
-      </w:r>
-      <w:proofErr w:type="spellStart"/>
-      <w:r>
-        <w:rPr>
-          <w:rFonts w:hint="eastAsia"/>
-        </w:rPr>
-        <w:t>flink</w:t>
-      </w:r>
-      <w:proofErr w:type="spellEnd"/>
-      <w:r>
-        <w:rPr>
-          <w:rFonts w:hint="eastAsia"/>
-        </w:rPr>
-        <w:t>记录到</w:t>
-      </w:r>
-      <w:proofErr w:type="spellStart"/>
-      <w:r>
-        <w:rPr>
-          <w:rFonts w:hint="eastAsia"/>
-        </w:rPr>
-        <w:t>mongodb</w:t>
-      </w:r>
-      <w:proofErr w:type="spellEnd"/>
-      <w:r>
-        <w:rPr>
-          <w:rFonts w:hint="eastAsia"/>
-        </w:rPr>
-        <w:t>中。</w:t>
+        <w:rPr>
+          <w:rFonts w:hint="eastAsia"/>
+        </w:rPr>
+      </w:pPr>
+      <w:r>
+        <w:rPr>
+          <w:rFonts w:hint="eastAsia"/>
+        </w:rPr>
+        <w:t>操作日志记录：开发注解，使一些接口记录埋点、接口调用响应时间等信息，发至kafka，而后使用flink记录到mongodb中。</w:t>
       </w:r>
     </w:p>
     <w:p>
@@ -3962,6 +4641,9 @@
           <w:numId w:val="27"/>
         </w:numPr>
         <w:spacing w:beforeLines="50" w:before="156"/>
+        <w:rPr>
+          <w:rFonts w:hint="eastAsia"/>
+        </w:rPr>
       </w:pPr>
       <w:r>
         <w:rPr>
@@ -3975,26 +4657,15 @@
         <w:pStyle w:val="a4"/>
         <w:spacing w:beforeLines="50" w:before="156"/>
         <w:ind w:left="440"/>
-      </w:pPr>
-      <w:r>
-        <w:rPr>
-          <w:rFonts w:hint="eastAsia"/>
-        </w:rPr>
-        <w:t>使用es存储商品主图、</w:t>
-      </w:r>
-      <w:proofErr w:type="spellStart"/>
-      <w:r>
-        <w:rPr>
-          <w:rFonts w:hint="eastAsia"/>
-        </w:rPr>
-        <w:t>sku</w:t>
-      </w:r>
-      <w:proofErr w:type="spellEnd"/>
-      <w:r>
-        <w:rPr>
-          <w:rFonts w:hint="eastAsia"/>
-        </w:rPr>
-        <w:t>图的</w:t>
+        <w:rPr>
+          <w:rFonts w:hint="eastAsia"/>
+        </w:rPr>
+      </w:pPr>
+      <w:r>
+        <w:rPr>
+          <w:rFonts w:hint="eastAsia"/>
+        </w:rPr>
+        <w:t>使用es存储商品主图、sku图的</w:t>
       </w:r>
       <w:r>
         <w:rPr>
@@ -4011,6 +4682,9 @@
           <w:numId w:val="27"/>
         </w:numPr>
         <w:spacing w:beforeLines="50" w:before="156"/>
+        <w:rPr>
+          <w:rFonts w:hint="eastAsia"/>
+        </w:rPr>
       </w:pPr>
       <w:r>
         <w:rPr>
@@ -4024,6 +4698,9 @@
         <w:pStyle w:val="a4"/>
         <w:spacing w:beforeLines="50" w:before="156"/>
         <w:ind w:left="440"/>
+        <w:rPr>
+          <w:rFonts w:hint="eastAsia"/>
+        </w:rPr>
       </w:pPr>
       <w:r>
         <w:rPr>
@@ -4071,29 +4748,16 @@
         <w:spacing w:beforeLines="50" w:before="156"/>
         <w:ind w:left="440"/>
         <w:rPr>
-          <w:sz w:val="21"/>
-          <w:szCs w:val="21"/>
-        </w:rPr>
-      </w:pPr>
-      <w:r>
-        <w:rPr>
-          <w:rFonts w:hint="eastAsia"/>
-        </w:rPr>
-        <w:t>主要工作量：开发适配</w:t>
-      </w:r>
-      <w:proofErr w:type="spellStart"/>
-      <w:r>
-        <w:rPr>
-          <w:rFonts w:hint="eastAsia"/>
-        </w:rPr>
-        <w:t>gpt</w:t>
-      </w:r>
-      <w:proofErr w:type="spellEnd"/>
-      <w:r>
-        <w:rPr>
-          <w:rFonts w:hint="eastAsia"/>
-        </w:rPr>
-        <w:t>的新接口，处理逐字返回的效果，token优化（使用向量数据库先筛选一下接口），与前端配合。</w:t>
+          <w:rFonts w:hint="eastAsia"/>
+          <w:sz w:val="21"/>
+          <w:szCs w:val="21"/>
+        </w:rPr>
+      </w:pPr>
+      <w:r>
+        <w:rPr>
+          <w:rFonts w:hint="eastAsia"/>
+        </w:rPr>
+        <w:t>主要工作量：开发适配gpt的新接口，处理逐字返回的效果，token优化（使用向量数据库先筛选一下接口），与前端配合。</w:t>
       </w:r>
     </w:p>
     <w:p>
@@ -4104,6 +4768,9 @@
           <w:numId w:val="27"/>
         </w:numPr>
         <w:spacing w:beforeLines="50" w:before="156"/>
+        <w:rPr>
+          <w:rFonts w:hint="eastAsia"/>
+        </w:rPr>
       </w:pPr>
       <w:r>
         <w:rPr>
@@ -4211,7 +4878,6 @@
           <w:sz w:val="24"/>
           <w:szCs w:val="24"/>
         </w:rPr>
-        <w:lastRenderedPageBreak/>
         <w:t>该报表系统，运行在</w:t>
       </w:r>
       <w:r>
@@ -4246,6 +4912,9 @@
           <w:numId w:val="27"/>
         </w:numPr>
         <w:spacing w:beforeLines="50" w:before="156"/>
+        <w:rPr>
+          <w:rFonts w:hint="eastAsia"/>
+        </w:rPr>
       </w:pPr>
       <w:r>
         <w:rPr>
@@ -4271,7 +4940,6 @@
         </w:rPr>
         <w:t>编写</w:t>
       </w:r>
-      <w:proofErr w:type="spellStart"/>
       <w:r>
         <w:rPr>
           <w:rFonts w:hint="eastAsia"/>
@@ -4280,7 +4948,6 @@
         </w:rPr>
         <w:t>c#</w:t>
       </w:r>
-      <w:proofErr w:type="spellEnd"/>
       <w:r>
         <w:rPr>
           <w:rFonts w:hint="eastAsia"/>
@@ -4300,6 +4967,9 @@
         <w:spacing w:beforeLines="100" w:before="312" w:beforeAutospacing="0" w:after="0" w:afterAutospacing="0"/>
         <w:ind w:leftChars="50" w:left="105" w:firstLine="0"/>
         <w:outlineLvl w:val="1"/>
+        <w:rPr>
+          <w:rFonts w:hint="eastAsia"/>
+        </w:rPr>
       </w:pPr>
       <w:r>
         <w:rPr>
@@ -4352,6 +5022,9 @@
         <w:pStyle w:val="a4"/>
         <w:spacing w:beforeLines="50" w:before="156" w:beforeAutospacing="0" w:afterLines="50" w:after="156" w:afterAutospacing="0"/>
         <w:ind w:leftChars="200" w:left="420"/>
+        <w:rPr>
+          <w:rFonts w:hint="eastAsia"/>
+        </w:rPr>
       </w:pPr>
       <w:r>
         <w:rPr>
@@ -4381,6 +5054,9 @@
         <w:pStyle w:val="a4"/>
         <w:spacing w:beforeLines="50" w:before="156" w:beforeAutospacing="0" w:afterLines="50" w:after="156" w:afterAutospacing="0"/>
         <w:ind w:leftChars="200" w:left="420"/>
+        <w:rPr>
+          <w:rFonts w:hint="eastAsia"/>
+        </w:rPr>
       </w:pPr>
       <w:r>
         <w:rPr>
@@ -4445,6 +5121,7 @@
           <w:kern w:val="0"/>
           <w:szCs w:val="21"/>
         </w:rPr>
+        <w:lastRenderedPageBreak/>
         <w:t>参与项目</w:t>
       </w:r>
       <w:r>
@@ -4465,6 +5142,9 @@
         </w:numPr>
         <w:spacing w:beforeLines="50" w:before="156" w:beforeAutospacing="0" w:after="0" w:afterAutospacing="0"/>
         <w:jc w:val="both"/>
+        <w:rPr>
+          <w:rFonts w:hint="eastAsia"/>
+        </w:rPr>
       </w:pPr>
       <w:r>
         <w:rPr>
@@ -4492,6 +5172,7 @@
         <w:ind w:left="839" w:firstLineChars="100" w:firstLine="210"/>
         <w:jc w:val="both"/>
         <w:rPr>
+          <w:rFonts w:hint="eastAsia"/>
           <w:i/>
           <w:iCs/>
         </w:rPr>
@@ -4569,6 +5250,9 @@
         <w:pStyle w:val="a4"/>
         <w:spacing w:beforeLines="50" w:before="156" w:beforeAutospacing="0" w:afterLines="50" w:after="156" w:afterAutospacing="0"/>
         <w:ind w:left="839"/>
+        <w:rPr>
+          <w:rFonts w:hint="eastAsia"/>
+        </w:rPr>
       </w:pPr>
       <w:r>
         <w:rPr>
@@ -4603,6 +5287,9 @@
         <w:pStyle w:val="a4"/>
         <w:spacing w:before="0" w:beforeAutospacing="0" w:afterLines="50" w:after="156" w:afterAutospacing="0"/>
         <w:ind w:left="839"/>
+        <w:rPr>
+          <w:rFonts w:hint="eastAsia"/>
+        </w:rPr>
       </w:pPr>
       <w:r>
         <w:rPr>
@@ -4619,6 +5306,9 @@
           <w:numId w:val="21"/>
         </w:numPr>
         <w:spacing w:beforeLines="50" w:before="156" w:beforeAutospacing="0" w:after="0" w:afterAutospacing="0"/>
+        <w:rPr>
+          <w:rFonts w:hint="eastAsia"/>
+        </w:rPr>
       </w:pPr>
       <w:r>
         <w:rPr>
@@ -4644,6 +5334,9 @@
           <w:numId w:val="21"/>
         </w:numPr>
         <w:spacing w:beforeLines="50" w:before="156" w:beforeAutospacing="0" w:after="0" w:afterAutospacing="0"/>
+        <w:rPr>
+          <w:rFonts w:hint="eastAsia"/>
+        </w:rPr>
       </w:pPr>
       <w:r>
         <w:rPr>
@@ -4661,21 +5354,7 @@
         <w:rPr>
           <w:rFonts w:hint="eastAsia"/>
         </w:rPr>
-        <w:t>熟悉</w:t>
-      </w:r>
-      <w:proofErr w:type="spellStart"/>
-      <w:r>
-        <w:rPr>
-          <w:rFonts w:hint="eastAsia"/>
-        </w:rPr>
-        <w:t>netty</w:t>
-      </w:r>
-      <w:proofErr w:type="spellEnd"/>
-      <w:r>
-        <w:rPr>
-          <w:rFonts w:hint="eastAsia"/>
-        </w:rPr>
-        <w:t>的同事负责服务端开发</w:t>
+        <w:t>熟悉netty的同事负责服务端开发</w:t>
       </w:r>
       <w:r>
         <w:rPr>
@@ -4693,6 +5372,9 @@
         </w:numPr>
         <w:spacing w:before="0" w:beforeAutospacing="0" w:after="0" w:afterAutospacing="0"/>
         <w:ind w:left="1553" w:hanging="357"/>
+        <w:rPr>
+          <w:rFonts w:hint="eastAsia"/>
+        </w:rPr>
       </w:pPr>
       <w:r>
         <w:t>W</w:t>
@@ -4724,6 +5406,9 @@
           <w:numId w:val="22"/>
         </w:numPr>
         <w:spacing w:beforeLines="50" w:before="156" w:beforeAutospacing="0" w:after="0" w:afterAutospacing="0"/>
+        <w:rPr>
+          <w:rFonts w:hint="eastAsia"/>
+        </w:rPr>
       </w:pPr>
       <w:r>
         <w:rPr>
@@ -4731,53 +5416,17 @@
         </w:rPr>
         <w:t>规则服务器：</w:t>
       </w:r>
-      <w:proofErr w:type="gramStart"/>
-      <w:r>
-        <w:rPr>
-          <w:rFonts w:hint="eastAsia"/>
-        </w:rPr>
-        <w:t>启服缓存</w:t>
-      </w:r>
-      <w:proofErr w:type="gramEnd"/>
-      <w:r>
-        <w:rPr>
-          <w:rFonts w:hint="eastAsia"/>
-        </w:rPr>
-        <w:t>设备的设定，缓存设备的信息。</w:t>
-      </w:r>
-      <w:r>
-        <w:rPr>
-          <w:rFonts w:hint="eastAsia"/>
-        </w:rPr>
-        <w:t>使用</w:t>
-      </w:r>
-      <w:proofErr w:type="spellStart"/>
-      <w:r>
-        <w:rPr>
-          <w:rFonts w:hint="eastAsia"/>
-        </w:rPr>
-        <w:t>kafka</w:t>
-      </w:r>
-      <w:proofErr w:type="spellEnd"/>
-      <w:r>
-        <w:rPr>
-          <w:rFonts w:hint="eastAsia"/>
-        </w:rPr>
-        <w:t>接受同事</w:t>
-      </w:r>
-      <w:proofErr w:type="spellStart"/>
-      <w:r>
-        <w:rPr>
-          <w:rFonts w:hint="eastAsia"/>
-        </w:rPr>
-        <w:t>netty</w:t>
-      </w:r>
-      <w:proofErr w:type="spellEnd"/>
-      <w:r>
-        <w:rPr>
-          <w:rFonts w:hint="eastAsia"/>
-        </w:rPr>
-        <w:t>服务器传来的消息，</w:t>
+      <w:r>
+        <w:rPr>
+          <w:rFonts w:hint="eastAsia"/>
+        </w:rPr>
+        <w:t>启服缓存设备的设定，缓存设备的信息。</w:t>
+      </w:r>
+      <w:r>
+        <w:rPr>
+          <w:rFonts w:hint="eastAsia"/>
+        </w:rPr>
+        <w:t>使用kafka接受同事netty服务器传来的消息，</w:t>
       </w:r>
       <w:r>
         <w:rPr>
@@ -4794,6 +5443,9 @@
           <w:numId w:val="22"/>
         </w:numPr>
         <w:spacing w:beforeLines="50" w:before="156" w:beforeAutospacing="0" w:after="0" w:afterAutospacing="0"/>
+        <w:rPr>
+          <w:rFonts w:hint="eastAsia"/>
+        </w:rPr>
       </w:pPr>
       <w:r>
         <w:rPr>
@@ -4816,6 +5468,9 @@
           <w:numId w:val="22"/>
         </w:numPr>
         <w:spacing w:beforeLines="50" w:before="156" w:beforeAutospacing="0" w:after="0" w:afterAutospacing="0"/>
+        <w:rPr>
+          <w:rFonts w:hint="eastAsia"/>
+        </w:rPr>
       </w:pPr>
       <w:r>
         <w:rPr>
@@ -4841,20 +5496,15 @@
           <w:numId w:val="20"/>
         </w:numPr>
         <w:spacing w:beforeLines="100" w:before="312" w:beforeAutospacing="0" w:after="0" w:afterAutospacing="0"/>
-      </w:pPr>
-      <w:proofErr w:type="gramStart"/>
-      <w:r>
-        <w:rPr>
-          <w:rFonts w:hint="eastAsia"/>
-        </w:rPr>
-        <w:t>哑</w:t>
-      </w:r>
-      <w:proofErr w:type="gramEnd"/>
-      <w:r>
-        <w:rPr>
-          <w:rFonts w:hint="eastAsia"/>
-        </w:rPr>
-        <w:t>资源系统开发</w:t>
+        <w:rPr>
+          <w:rFonts w:hint="eastAsia"/>
+        </w:rPr>
+      </w:pPr>
+      <w:r>
+        <w:rPr>
+          <w:rFonts w:hint="eastAsia"/>
+        </w:rPr>
+        <w:t>哑资源系统开发</w:t>
       </w:r>
     </w:p>
     <w:p>
@@ -4864,6 +5514,7 @@
         <w:ind w:left="839" w:firstLineChars="100" w:firstLine="210"/>
         <w:jc w:val="both"/>
         <w:rPr>
+          <w:rFonts w:hint="eastAsia"/>
           <w:i/>
           <w:iCs/>
           <w:sz w:val="21"/>
@@ -4971,6 +5622,9 @@
         <w:pStyle w:val="a4"/>
         <w:spacing w:before="0" w:beforeAutospacing="0" w:afterLines="50" w:after="156" w:afterAutospacing="0"/>
         <w:ind w:left="840"/>
+        <w:rPr>
+          <w:rFonts w:hint="eastAsia"/>
+        </w:rPr>
       </w:pPr>
       <w:r>
         <w:rPr>
@@ -4994,21 +5648,7 @@
         <w:rPr>
           <w:rFonts w:hint="eastAsia"/>
         </w:rPr>
-        <w:t>基站、光缆等信息到平台，与平台物联。监控各光缆</w:t>
-      </w:r>
-      <w:proofErr w:type="gramStart"/>
-      <w:r>
-        <w:rPr>
-          <w:rFonts w:hint="eastAsia"/>
-        </w:rPr>
-        <w:t>的光衰率</w:t>
-      </w:r>
-      <w:proofErr w:type="gramEnd"/>
-      <w:r>
-        <w:rPr>
-          <w:rFonts w:hint="eastAsia"/>
-        </w:rPr>
-        <w:t>，统计各地的光缆情况。</w:t>
+        <w:t>基站、光缆等信息到平台，与平台物联。监控各光缆的光衰率，统计各地的光缆情况。</w:t>
       </w:r>
     </w:p>
     <w:p>
@@ -5016,6 +5656,9 @@
         <w:pStyle w:val="a4"/>
         <w:spacing w:before="0" w:beforeAutospacing="0" w:afterLines="50" w:after="156" w:afterAutospacing="0"/>
         <w:ind w:left="840"/>
+        <w:rPr>
+          <w:rFonts w:hint="eastAsia"/>
+        </w:rPr>
       </w:pPr>
       <w:r>
         <w:rPr>
@@ -5029,26 +5672,15 @@
         <w:pStyle w:val="a4"/>
         <w:spacing w:before="0" w:beforeAutospacing="0" w:afterLines="50" w:after="156" w:afterAutospacing="0"/>
         <w:ind w:left="840"/>
-      </w:pPr>
-      <w:r>
-        <w:rPr>
-          <w:rFonts w:hint="eastAsia"/>
-        </w:rPr>
-        <w:t>1、编写光缆信息的处理逻辑，</w:t>
-      </w:r>
-      <w:proofErr w:type="gramStart"/>
-      <w:r>
-        <w:rPr>
-          <w:rFonts w:hint="eastAsia"/>
-        </w:rPr>
-        <w:t>编写光衰超标</w:t>
-      </w:r>
-      <w:proofErr w:type="gramEnd"/>
-      <w:r>
-        <w:rPr>
-          <w:rFonts w:hint="eastAsia"/>
-        </w:rPr>
-        <w:t>的站内告警系统</w:t>
+        <w:rPr>
+          <w:rFonts w:hint="eastAsia"/>
+        </w:rPr>
+      </w:pPr>
+      <w:r>
+        <w:rPr>
+          <w:rFonts w:hint="eastAsia"/>
+        </w:rPr>
+        <w:t>1、编写光缆信息的处理逻辑，编写光衰超标的站内告警系统</w:t>
       </w:r>
     </w:p>
     <w:p>
@@ -5057,15 +5689,15 @@
         <w:spacing w:before="0" w:beforeAutospacing="0" w:afterLines="50" w:after="156" w:afterAutospacing="0"/>
         <w:ind w:left="840"/>
         <w:rPr>
-          <w:sz w:val="21"/>
-          <w:szCs w:val="21"/>
-        </w:rPr>
-      </w:pPr>
-      <w:r>
-        <w:rPr>
-          <w:rFonts w:hint="eastAsia"/>
-        </w:rPr>
-        <w:lastRenderedPageBreak/>
+          <w:rFonts w:hint="eastAsia"/>
+          <w:sz w:val="21"/>
+          <w:szCs w:val="21"/>
+        </w:rPr>
+      </w:pPr>
+      <w:r>
+        <w:rPr>
+          <w:rFonts w:hint="eastAsia"/>
+        </w:rPr>
         <w:t>2、提出通过网页编辑光缆基站信息是伪需求，设计Excel格式，紧急编写Excel导出Json工具，让地市通过Excel批量上传光缆和基站信息。</w:t>
       </w:r>
     </w:p>
@@ -5077,6 +5709,9 @@
           <w:numId w:val="20"/>
         </w:numPr>
         <w:spacing w:beforeLines="100" w:before="312" w:beforeAutospacing="0" w:after="0" w:afterAutospacing="0"/>
+        <w:rPr>
+          <w:rFonts w:hint="eastAsia"/>
+        </w:rPr>
       </w:pPr>
       <w:r>
         <w:rPr>
@@ -5091,6 +5726,7 @@
         <w:spacing w:before="0" w:beforeAutospacing="0" w:afterLines="50" w:after="156" w:afterAutospacing="0"/>
         <w:ind w:left="839" w:firstLineChars="100" w:firstLine="210"/>
         <w:rPr>
+          <w:rFonts w:hint="eastAsia"/>
           <w:i/>
           <w:iCs/>
           <w:sz w:val="21"/>
@@ -5207,6 +5843,9 @@
         <w:pStyle w:val="a4"/>
         <w:spacing w:before="0" w:beforeAutospacing="0" w:afterLines="50" w:after="156" w:afterAutospacing="0"/>
         <w:ind w:left="840"/>
+        <w:rPr>
+          <w:rFonts w:hint="eastAsia"/>
+        </w:rPr>
       </w:pPr>
       <w:r>
         <w:rPr>
@@ -5226,6 +5865,9 @@
           <w:numId w:val="20"/>
         </w:numPr>
         <w:spacing w:beforeLines="50" w:before="156" w:beforeAutospacing="0" w:after="0" w:afterAutospacing="0"/>
+        <w:rPr>
+          <w:rFonts w:hint="eastAsia"/>
+        </w:rPr>
       </w:pPr>
       <w:r>
         <w:rPr>
@@ -5240,6 +5882,7 @@
         <w:spacing w:before="0" w:beforeAutospacing="0" w:afterLines="50" w:after="156" w:afterAutospacing="0"/>
         <w:ind w:left="839" w:firstLineChars="100" w:firstLine="210"/>
         <w:rPr>
+          <w:rFonts w:hint="eastAsia"/>
           <w:i/>
           <w:iCs/>
           <w:sz w:val="21"/>
@@ -5366,26 +6009,16 @@
         <w:pStyle w:val="a4"/>
         <w:spacing w:beforeLines="50" w:before="156" w:afterLines="50" w:after="156"/>
         <w:ind w:left="840"/>
-      </w:pPr>
-      <w:r>
-        <w:rPr>
-          <w:rFonts w:hint="eastAsia"/>
-        </w:rPr>
-        <w:t>项目概述：每年各地市通过Excel上</w:t>
-      </w:r>
-      <w:proofErr w:type="gramStart"/>
-      <w:r>
-        <w:rPr>
-          <w:rFonts w:hint="eastAsia"/>
-        </w:rPr>
-        <w:t>传当前</w:t>
-      </w:r>
-      <w:proofErr w:type="gramEnd"/>
-      <w:r>
-        <w:rPr>
-          <w:rFonts w:hint="eastAsia"/>
-        </w:rPr>
-        <w:t>和未来4年的5</w:t>
+        <w:rPr>
+          <w:rFonts w:hint="eastAsia"/>
+        </w:rPr>
+      </w:pPr>
+      <w:r>
+        <w:rPr>
+          <w:rFonts w:hint="eastAsia"/>
+        </w:rPr>
+        <w:lastRenderedPageBreak/>
+        <w:t>项目概述：每年各地市通过Excel上传当前和未来4年的5</w:t>
       </w:r>
       <w:r>
         <w:t>G</w:t>
@@ -5408,6 +6041,9 @@
         <w:pStyle w:val="a4"/>
         <w:spacing w:before="0" w:beforeAutospacing="0" w:afterLines="50" w:after="156" w:afterAutospacing="0"/>
         <w:ind w:left="840"/>
+        <w:rPr>
+          <w:rFonts w:hint="eastAsia"/>
+        </w:rPr>
       </w:pPr>
       <w:r>
         <w:rPr>
@@ -5421,6 +6057,9 @@
         <w:pStyle w:val="a4"/>
         <w:spacing w:beforeLines="50" w:before="156" w:beforeAutospacing="0" w:after="0" w:afterAutospacing="0"/>
         <w:ind w:left="839"/>
+        <w:rPr>
+          <w:rFonts w:hint="eastAsia"/>
+        </w:rPr>
       </w:pPr>
       <w:r>
         <w:rPr>
@@ -5446,6 +6085,9 @@
         <w:pStyle w:val="a4"/>
         <w:spacing w:beforeLines="50" w:before="156" w:beforeAutospacing="0" w:after="0" w:afterAutospacing="0"/>
         <w:ind w:left="839"/>
+        <w:rPr>
+          <w:rFonts w:hint="eastAsia"/>
+        </w:rPr>
       </w:pPr>
       <w:r>
         <w:rPr>
@@ -5457,21 +6099,7 @@
         <w:rPr>
           <w:rFonts w:hint="eastAsia"/>
         </w:rPr>
-        <w:t>编写Excel表各sheet对应的</w:t>
-      </w:r>
-      <w:proofErr w:type="spellStart"/>
-      <w:r>
-        <w:rPr>
-          <w:rFonts w:hint="eastAsia"/>
-        </w:rPr>
-        <w:t>dto</w:t>
-      </w:r>
-      <w:proofErr w:type="spellEnd"/>
-      <w:r>
-        <w:rPr>
-          <w:rFonts w:hint="eastAsia"/>
-        </w:rPr>
-        <w:t>、po和数据库表创建。</w:t>
+        <w:t>编写Excel表各sheet对应的dto、po和数据库表创建。</w:t>
       </w:r>
     </w:p>
     <w:p>
@@ -5482,6 +6110,9 @@
           <w:numId w:val="20"/>
         </w:numPr>
         <w:spacing w:beforeLines="50" w:before="156" w:beforeAutospacing="0" w:after="0" w:afterAutospacing="0"/>
+        <w:rPr>
+          <w:rFonts w:hint="eastAsia"/>
+        </w:rPr>
       </w:pPr>
       <w:r>
         <w:rPr>
@@ -5497,6 +6128,7 @@
         <w:ind w:left="839" w:firstLineChars="100" w:firstLine="210"/>
         <w:jc w:val="both"/>
         <w:rPr>
+          <w:rFonts w:hint="eastAsia"/>
           <w:i/>
           <w:iCs/>
           <w:sz w:val="21"/>
@@ -5613,6 +6245,9 @@
         <w:pStyle w:val="a4"/>
         <w:spacing w:beforeLines="50" w:before="156" w:beforeAutospacing="0" w:after="0" w:afterAutospacing="0"/>
         <w:ind w:left="840"/>
+        <w:rPr>
+          <w:rFonts w:hint="eastAsia"/>
+        </w:rPr>
       </w:pPr>
       <w:r>
         <w:rPr>
@@ -5626,54 +6261,15 @@
         <w:pStyle w:val="a4"/>
         <w:spacing w:beforeLines="50" w:before="156" w:beforeAutospacing="0" w:after="0" w:afterAutospacing="0"/>
         <w:ind w:left="840"/>
-      </w:pPr>
-      <w:r>
-        <w:rPr>
-          <w:rFonts w:hint="eastAsia"/>
-        </w:rPr>
-        <w:t>一个项目，从立项到项目完结，有一系列标准流程。每个流程节点会被创建，通过，</w:t>
-      </w:r>
-      <w:proofErr w:type="gramStart"/>
-      <w:r>
-        <w:rPr>
-          <w:rFonts w:hint="eastAsia"/>
-        </w:rPr>
-        <w:t>驳回再</w:t>
-      </w:r>
-      <w:proofErr w:type="gramEnd"/>
-      <w:r>
-        <w:rPr>
-          <w:rFonts w:hint="eastAsia"/>
-        </w:rPr>
-        <w:t>提交。节点是树状结构。系统中有管理方和供应</w:t>
-      </w:r>
-      <w:proofErr w:type="gramStart"/>
-      <w:r>
-        <w:rPr>
-          <w:rFonts w:hint="eastAsia"/>
-        </w:rPr>
-        <w:t>商两种</w:t>
-      </w:r>
-      <w:proofErr w:type="gramEnd"/>
-      <w:r>
-        <w:rPr>
-          <w:rFonts w:hint="eastAsia"/>
-        </w:rPr>
-        <w:t>主要角色。每个节点也会上</w:t>
-      </w:r>
-      <w:proofErr w:type="gramStart"/>
-      <w:r>
-        <w:rPr>
-          <w:rFonts w:hint="eastAsia"/>
-        </w:rPr>
-        <w:t>传相应</w:t>
-      </w:r>
-      <w:proofErr w:type="gramEnd"/>
-      <w:r>
-        <w:rPr>
-          <w:rFonts w:hint="eastAsia"/>
-        </w:rPr>
-        <w:t>文件，页面需要支持pdf、word预览。</w:t>
+        <w:rPr>
+          <w:rFonts w:hint="eastAsia"/>
+        </w:rPr>
+      </w:pPr>
+      <w:r>
+        <w:rPr>
+          <w:rFonts w:hint="eastAsia"/>
+        </w:rPr>
+        <w:t>一个项目，从立项到项目完结，有一系列标准流程。每个流程节点会被创建，通过，驳回再提交。节点是树状结构。系统中有管理方和供应商两种主要角色。每个节点也会上传相应文件，页面需要支持pdf、word预览。</w:t>
       </w:r>
     </w:p>
     <w:p>
@@ -5681,6 +6277,9 @@
         <w:pStyle w:val="a4"/>
         <w:spacing w:before="0" w:beforeAutospacing="0" w:after="0" w:afterAutospacing="0"/>
         <w:ind w:left="420" w:firstLine="420"/>
+        <w:rPr>
+          <w:rFonts w:hint="eastAsia"/>
+        </w:rPr>
       </w:pPr>
       <w:r>
         <w:rPr>
@@ -5694,6 +6293,9 @@
         <w:pStyle w:val="a4"/>
         <w:spacing w:before="0" w:beforeAutospacing="0" w:after="0" w:afterAutospacing="0"/>
         <w:ind w:left="420" w:firstLine="420"/>
+        <w:rPr>
+          <w:rFonts w:hint="eastAsia"/>
+        </w:rPr>
       </w:pPr>
       <w:r>
         <w:rPr>
@@ -5710,6 +6312,9 @@
           <w:numId w:val="20"/>
         </w:numPr>
         <w:spacing w:beforeLines="50" w:before="156" w:beforeAutospacing="0" w:after="0" w:afterAutospacing="0"/>
+        <w:rPr>
+          <w:rFonts w:hint="eastAsia"/>
+        </w:rPr>
       </w:pPr>
       <w:r>
         <w:rPr>
@@ -5725,6 +6330,7 @@
         <w:ind w:left="839" w:firstLineChars="100" w:firstLine="210"/>
         <w:jc w:val="both"/>
         <w:rPr>
+          <w:rFonts w:hint="eastAsia"/>
           <w:i/>
           <w:iCs/>
           <w:sz w:val="21"/>
@@ -5841,6 +6447,9 @@
         <w:pStyle w:val="a4"/>
         <w:spacing w:beforeLines="50" w:before="156" w:beforeAutospacing="0" w:afterLines="50" w:after="156" w:afterAutospacing="0"/>
         <w:ind w:left="839"/>
+        <w:rPr>
+          <w:rFonts w:hint="eastAsia"/>
+        </w:rPr>
       </w:pPr>
       <w:r>
         <w:tab/>
@@ -5857,6 +6466,9 @@
         <w:pStyle w:val="a4"/>
         <w:spacing w:beforeLines="50" w:before="156" w:beforeAutospacing="0" w:after="0" w:afterAutospacing="0"/>
         <w:ind w:left="839"/>
+        <w:rPr>
+          <w:rFonts w:hint="eastAsia"/>
+        </w:rPr>
       </w:pPr>
       <w:r>
         <w:rPr>
@@ -5870,6 +6482,9 @@
         <w:pStyle w:val="a4"/>
         <w:spacing w:beforeLines="50" w:before="156" w:beforeAutospacing="0" w:after="0" w:afterAutospacing="0"/>
         <w:ind w:left="839"/>
+        <w:rPr>
+          <w:rFonts w:hint="eastAsia"/>
+        </w:rPr>
       </w:pPr>
       <w:r>
         <w:t>2</w:t>
@@ -5886,6 +6501,9 @@
         <w:pStyle w:val="a4"/>
         <w:spacing w:beforeLines="50" w:before="156" w:beforeAutospacing="0" w:after="0" w:afterAutospacing="0"/>
         <w:ind w:left="839"/>
+        <w:rPr>
+          <w:rFonts w:hint="eastAsia"/>
+        </w:rPr>
       </w:pPr>
       <w:r>
         <w:t>3</w:t>
@@ -5902,6 +6520,9 @@
         <w:pStyle w:val="a4"/>
         <w:spacing w:beforeLines="50" w:before="156" w:beforeAutospacing="0" w:after="0" w:afterAutospacing="0"/>
         <w:ind w:left="840"/>
+        <w:rPr>
+          <w:rFonts w:hint="eastAsia"/>
+        </w:rPr>
       </w:pPr>
     </w:p>
     <w:p>
@@ -5909,7 +6530,7 @@
         <w:pStyle w:val="1"/>
         <w:spacing w:beforeLines="200" w:before="624" w:after="0" w:line="240" w:lineRule="auto"/>
         <w:rPr>
-          <w:rFonts w:ascii="宋体" w:eastAsia="宋体" w:hAnsi="宋体" w:cs="Arial"/>
+          <w:rFonts w:ascii="宋体" w:eastAsia="宋体" w:hAnsi="宋体" w:cs="Arial" w:hint="eastAsia"/>
           <w:b w:val="0"/>
           <w:bCs w:val="0"/>
           <w:color w:val="333333"/>
@@ -5929,7 +6550,6 @@
           <w:sz w:val="30"/>
           <w:szCs w:val="30"/>
         </w:rPr>
-        <w:lastRenderedPageBreak/>
         <mc:AlternateContent>
           <mc:Choice Requires="wps">
             <w:drawing>
@@ -6013,6 +6633,9 @@
           <w:numId w:val="11"/>
         </w:numPr>
         <w:outlineLvl w:val="1"/>
+        <w:rPr>
+          <w:rFonts w:hint="eastAsia"/>
+        </w:rPr>
       </w:pPr>
       <w:r>
         <w:t>201</w:t>
@@ -6062,6 +6685,9 @@
         <w:pStyle w:val="a4"/>
         <w:spacing w:beforeLines="50" w:before="156" w:beforeAutospacing="0" w:afterLines="50" w:after="156" w:afterAutospacing="0"/>
         <w:ind w:left="839"/>
+        <w:rPr>
+          <w:rFonts w:hint="eastAsia"/>
+        </w:rPr>
       </w:pPr>
       <w:r>
         <w:rPr>
@@ -6089,6 +6715,9 @@
         <w:pStyle w:val="a4"/>
         <w:spacing w:beforeLines="50" w:before="156" w:beforeAutospacing="0" w:afterLines="50" w:after="156" w:afterAutospacing="0"/>
         <w:ind w:left="839"/>
+        <w:rPr>
+          <w:rFonts w:hint="eastAsia"/>
+        </w:rPr>
       </w:pPr>
       <w:r>
         <w:rPr>
@@ -6104,7 +6733,6 @@
         </w:rPr>
         <w:t>：</w:t>
       </w:r>
-      <w:proofErr w:type="spellStart"/>
       <w:r>
         <w:rPr>
           <w:rFonts w:hint="eastAsia"/>
@@ -6114,7 +6742,6 @@
       <w:r>
         <w:t>++</w:t>
       </w:r>
-      <w:proofErr w:type="spellEnd"/>
       <w:r>
         <w:rPr>
           <w:rFonts w:hint="eastAsia"/>
@@ -6156,6 +6783,9 @@
         <w:pStyle w:val="a4"/>
         <w:spacing w:beforeLines="50" w:before="156" w:beforeAutospacing="0" w:afterLines="50" w:after="156" w:afterAutospacing="0"/>
         <w:ind w:left="839"/>
+        <w:rPr>
+          <w:rFonts w:hint="eastAsia"/>
+        </w:rPr>
       </w:pPr>
       <w:r>
         <w:rPr>
@@ -6183,6 +6813,9 @@
         <w:pStyle w:val="a4"/>
         <w:spacing w:beforeLines="50" w:before="156" w:beforeAutospacing="0" w:afterLines="50" w:after="156" w:afterAutospacing="0"/>
         <w:ind w:left="839"/>
+        <w:rPr>
+          <w:rFonts w:hint="eastAsia"/>
+        </w:rPr>
       </w:pPr>
       <w:r>
         <w:rPr>
@@ -6208,6 +6841,7 @@
         </w:numPr>
         <w:spacing w:before="0" w:beforeAutospacing="0" w:after="0" w:afterAutospacing="0"/>
         <w:rPr>
+          <w:rFonts w:hint="eastAsia"/>
           <w:sz w:val="21"/>
           <w:szCs w:val="21"/>
         </w:rPr>
@@ -6260,6 +6894,7 @@
         </w:numPr>
         <w:spacing w:before="0" w:beforeAutospacing="0" w:after="0" w:afterAutospacing="0"/>
         <w:rPr>
+          <w:rFonts w:hint="eastAsia"/>
           <w:sz w:val="21"/>
           <w:szCs w:val="21"/>
         </w:rPr>
@@ -6282,16 +6917,18 @@
         </w:numPr>
         <w:spacing w:before="0" w:beforeAutospacing="0" w:after="0" w:afterAutospacing="0"/>
         <w:rPr>
-          <w:sz w:val="21"/>
-          <w:szCs w:val="21"/>
-        </w:rPr>
-      </w:pPr>
-      <w:r>
-        <w:rPr>
-          <w:rFonts w:hint="eastAsia"/>
-          <w:sz w:val="21"/>
-          <w:szCs w:val="21"/>
-        </w:rPr>
+          <w:rFonts w:hint="eastAsia"/>
+          <w:sz w:val="21"/>
+          <w:szCs w:val="21"/>
+        </w:rPr>
+      </w:pPr>
+      <w:r>
+        <w:rPr>
+          <w:rFonts w:hint="eastAsia"/>
+          <w:sz w:val="21"/>
+          <w:szCs w:val="21"/>
+        </w:rPr>
+        <w:lastRenderedPageBreak/>
         <w:t>研究c</w:t>
       </w:r>
       <w:r>
@@ -6316,6 +6953,7 @@
         <w:spacing w:beforeLines="50" w:before="156" w:beforeAutospacing="0" w:afterLines="50" w:after="156" w:afterAutospacing="0"/>
         <w:ind w:left="839"/>
         <w:rPr>
+          <w:rFonts w:hint="eastAsia"/>
           <w:b/>
           <w:bCs/>
         </w:rPr>
@@ -6338,6 +6976,7 @@
         </w:numPr>
         <w:spacing w:before="0" w:beforeAutospacing="0" w:after="0" w:afterAutospacing="0"/>
         <w:rPr>
+          <w:rFonts w:hint="eastAsia"/>
           <w:sz w:val="21"/>
           <w:szCs w:val="21"/>
         </w:rPr>
@@ -6371,25 +7010,7 @@
           <w:sz w:val="21"/>
           <w:szCs w:val="21"/>
         </w:rPr>
-        <w:t>（</w:t>
-      </w:r>
-      <w:proofErr w:type="spellStart"/>
-      <w:r>
-        <w:rPr>
-          <w:rFonts w:hint="eastAsia"/>
-          <w:sz w:val="21"/>
-          <w:szCs w:val="21"/>
-        </w:rPr>
-        <w:t>c++</w:t>
-      </w:r>
-      <w:proofErr w:type="spellEnd"/>
-      <w:r>
-        <w:rPr>
-          <w:rFonts w:hint="eastAsia"/>
-          <w:sz w:val="21"/>
-          <w:szCs w:val="21"/>
-        </w:rPr>
-        <w:t>）</w:t>
+        <w:t>（c++）</w:t>
       </w:r>
     </w:p>
     <w:p>
@@ -6401,6 +7022,7 @@
         </w:numPr>
         <w:spacing w:before="0" w:beforeAutospacing="0" w:after="0" w:afterAutospacing="0"/>
         <w:rPr>
+          <w:rFonts w:hint="eastAsia"/>
           <w:sz w:val="21"/>
           <w:szCs w:val="21"/>
         </w:rPr>
@@ -6423,6 +7045,7 @@
         </w:numPr>
         <w:spacing w:before="0" w:beforeAutospacing="0" w:after="0" w:afterAutospacing="0"/>
         <w:rPr>
+          <w:rFonts w:hint="eastAsia"/>
           <w:sz w:val="21"/>
           <w:szCs w:val="21"/>
         </w:rPr>
@@ -6448,25 +7071,7 @@
           <w:sz w:val="21"/>
           <w:szCs w:val="21"/>
         </w:rPr>
-        <w:t>，着色</w:t>
-      </w:r>
-      <w:proofErr w:type="gramStart"/>
-      <w:r>
-        <w:rPr>
-          <w:rFonts w:hint="eastAsia"/>
-          <w:sz w:val="21"/>
-          <w:szCs w:val="21"/>
-        </w:rPr>
-        <w:t>器相关</w:t>
-      </w:r>
-      <w:proofErr w:type="gramEnd"/>
-      <w:r>
-        <w:rPr>
-          <w:rFonts w:hint="eastAsia"/>
-          <w:sz w:val="21"/>
-          <w:szCs w:val="21"/>
-        </w:rPr>
-        <w:t>知识</w:t>
+        <w:t>，着色器相关知识</w:t>
       </w:r>
     </w:p>
     <w:p>
@@ -6477,6 +7082,9 @@
           <w:numId w:val="11"/>
         </w:numPr>
         <w:outlineLvl w:val="1"/>
+        <w:rPr>
+          <w:rFonts w:hint="eastAsia"/>
+        </w:rPr>
       </w:pPr>
       <w:r>
         <w:t>2014</w:t>
@@ -6523,6 +7131,9 @@
         <w:pStyle w:val="a4"/>
         <w:spacing w:beforeLines="50" w:before="156" w:beforeAutospacing="0" w:afterLines="50" w:after="156" w:afterAutospacing="0"/>
         <w:ind w:left="839"/>
+        <w:rPr>
+          <w:rFonts w:hint="eastAsia"/>
+        </w:rPr>
       </w:pPr>
       <w:r>
         <w:rPr>
@@ -6544,6 +7155,9 @@
         <w:pStyle w:val="a4"/>
         <w:spacing w:beforeLines="50" w:before="156" w:beforeAutospacing="0" w:afterLines="50" w:after="156" w:afterAutospacing="0"/>
         <w:ind w:left="839"/>
+        <w:rPr>
+          <w:rFonts w:hint="eastAsia"/>
+        </w:rPr>
       </w:pPr>
       <w:r>
         <w:rPr>
@@ -6557,21 +7171,7 @@
         <w:rPr>
           <w:rFonts w:hint="eastAsia"/>
         </w:rPr>
-        <w:t>：全</w:t>
-      </w:r>
-      <w:proofErr w:type="gramStart"/>
-      <w:r>
-        <w:rPr>
-          <w:rFonts w:hint="eastAsia"/>
-        </w:rPr>
-        <w:t>栈</w:t>
-      </w:r>
-      <w:proofErr w:type="gramEnd"/>
-      <w:r>
-        <w:rPr>
-          <w:rFonts w:hint="eastAsia"/>
-        </w:rPr>
-        <w:t>逻辑程序</w:t>
+        <w:t>：全栈逻辑程序</w:t>
       </w:r>
       <w:r>
         <w:tab/>
@@ -6620,6 +7220,9 @@
         <w:pStyle w:val="a4"/>
         <w:spacing w:beforeLines="50" w:before="156" w:beforeAutospacing="0" w:afterLines="50" w:after="156" w:afterAutospacing="0"/>
         <w:ind w:left="839"/>
+        <w:rPr>
+          <w:rFonts w:hint="eastAsia"/>
+        </w:rPr>
       </w:pPr>
       <w:r>
         <w:rPr>
@@ -6642,21 +7245,7 @@
         <w:rPr>
           <w:rFonts w:hint="eastAsia"/>
         </w:rPr>
-        <w:t>3D卡牌，类似</w:t>
-      </w:r>
-      <w:proofErr w:type="gramStart"/>
-      <w:r>
-        <w:rPr>
-          <w:rFonts w:hint="eastAsia"/>
-        </w:rPr>
-        <w:t>酷</w:t>
-      </w:r>
-      <w:proofErr w:type="gramEnd"/>
-      <w:r>
-        <w:rPr>
-          <w:rFonts w:hint="eastAsia"/>
-        </w:rPr>
-        <w:t>酷爱魔兽)</w:t>
+        <w:t>3D卡牌，类似酷酷爱魔兽)</w:t>
       </w:r>
     </w:p>
     <w:p>
@@ -6664,6 +7253,9 @@
         <w:pStyle w:val="a4"/>
         <w:spacing w:beforeLines="50" w:before="156" w:beforeAutospacing="0" w:afterLines="50" w:after="156" w:afterAutospacing="0"/>
         <w:ind w:left="839"/>
+        <w:rPr>
+          <w:rFonts w:hint="eastAsia"/>
+        </w:rPr>
       </w:pPr>
       <w:r>
         <w:rPr>
@@ -6689,6 +7281,7 @@
         </w:numPr>
         <w:spacing w:before="0" w:beforeAutospacing="0" w:after="0" w:afterAutospacing="0"/>
         <w:rPr>
+          <w:rFonts w:hint="eastAsia"/>
           <w:sz w:val="21"/>
           <w:szCs w:val="21"/>
         </w:rPr>
@@ -6707,18 +7300,8 @@
           <w:sz w:val="21"/>
           <w:szCs w:val="21"/>
         </w:rPr>
-        <w:t>使用</w:t>
-      </w:r>
-      <w:proofErr w:type="spellStart"/>
-      <w:r>
-        <w:rPr>
-          <w:rFonts w:hint="eastAsia"/>
-          <w:sz w:val="21"/>
-          <w:szCs w:val="21"/>
-        </w:rPr>
-        <w:t>unity+lua</w:t>
-      </w:r>
-      <w:proofErr w:type="spellEnd"/>
+        <w:t>使用unity+lua</w:t>
+      </w:r>
       <w:r>
         <w:rPr>
           <w:rFonts w:hint="eastAsia"/>
@@ -6737,6 +7320,7 @@
         </w:numPr>
         <w:spacing w:before="0" w:beforeAutospacing="0" w:after="0" w:afterAutospacing="0"/>
         <w:rPr>
+          <w:rFonts w:hint="eastAsia"/>
           <w:sz w:val="21"/>
           <w:szCs w:val="21"/>
         </w:rPr>
@@ -6749,7 +7333,6 @@
         </w:rPr>
         <w:t>后端使用</w:t>
       </w:r>
-      <w:proofErr w:type="spellStart"/>
       <w:r>
         <w:rPr>
           <w:rFonts w:hint="eastAsia"/>
@@ -6765,23 +7348,13 @@
         </w:rPr>
         <w:t>penresty</w:t>
       </w:r>
-      <w:proofErr w:type="spellEnd"/>
-      <w:r>
-        <w:rPr>
-          <w:rFonts w:hint="eastAsia"/>
-          <w:sz w:val="21"/>
-          <w:szCs w:val="21"/>
-        </w:rPr>
-        <w:t>（</w:t>
-      </w:r>
-      <w:proofErr w:type="spellStart"/>
-      <w:r>
-        <w:rPr>
-          <w:rFonts w:hint="eastAsia"/>
-          <w:sz w:val="21"/>
-          <w:szCs w:val="21"/>
-        </w:rPr>
-        <w:t>nginx</w:t>
+      <w:r>
+        <w:rPr>
+          <w:rFonts w:hint="eastAsia"/>
+          <w:sz w:val="21"/>
+          <w:szCs w:val="21"/>
+        </w:rPr>
+        <w:t>（nginx</w:t>
       </w:r>
       <w:r>
         <w:rPr>
@@ -6796,16 +7369,7 @@
           <w:sz w:val="21"/>
           <w:szCs w:val="21"/>
         </w:rPr>
-        <w:t>lua</w:t>
-      </w:r>
-      <w:proofErr w:type="spellEnd"/>
-      <w:r>
-        <w:rPr>
-          <w:rFonts w:hint="eastAsia"/>
-          <w:sz w:val="21"/>
-          <w:szCs w:val="21"/>
-        </w:rPr>
-        <w:t>）做逻辑编写</w:t>
+        <w:t>lua）做逻辑编写</w:t>
       </w:r>
     </w:p>
     <w:p>
@@ -6817,53 +7381,18 @@
         </w:numPr>
         <w:spacing w:before="0" w:beforeAutospacing="0" w:after="0" w:afterAutospacing="0"/>
         <w:rPr>
-          <w:sz w:val="21"/>
-          <w:szCs w:val="21"/>
-        </w:rPr>
-      </w:pPr>
-      <w:r>
-        <w:rPr>
-          <w:rFonts w:hint="eastAsia"/>
-          <w:sz w:val="21"/>
-          <w:szCs w:val="21"/>
-        </w:rPr>
-        <w:t>接入</w:t>
-      </w:r>
-      <w:proofErr w:type="spellStart"/>
-      <w:r>
-        <w:rPr>
-          <w:rFonts w:hint="eastAsia"/>
-          <w:sz w:val="21"/>
-          <w:szCs w:val="21"/>
-        </w:rPr>
-        <w:t>protobuf</w:t>
-      </w:r>
-      <w:proofErr w:type="spellEnd"/>
-      <w:r>
-        <w:rPr>
-          <w:rFonts w:hint="eastAsia"/>
-          <w:sz w:val="21"/>
-          <w:szCs w:val="21"/>
-        </w:rPr>
-        <w:t>，利用</w:t>
-      </w:r>
-      <w:proofErr w:type="spellStart"/>
-      <w:r>
-        <w:rPr>
-          <w:rFonts w:hint="eastAsia"/>
-          <w:sz w:val="21"/>
-          <w:szCs w:val="21"/>
-        </w:rPr>
-        <w:t>lua</w:t>
-      </w:r>
-      <w:proofErr w:type="spellEnd"/>
-      <w:r>
-        <w:rPr>
-          <w:rFonts w:hint="eastAsia"/>
-          <w:sz w:val="21"/>
-          <w:szCs w:val="21"/>
-        </w:rPr>
-        <w:t>原表功能，实现前后端R</w:t>
+          <w:rFonts w:hint="eastAsia"/>
+          <w:sz w:val="21"/>
+          <w:szCs w:val="21"/>
+        </w:rPr>
+      </w:pPr>
+      <w:r>
+        <w:rPr>
+          <w:rFonts w:hint="eastAsia"/>
+          <w:sz w:val="21"/>
+          <w:szCs w:val="21"/>
+        </w:rPr>
+        <w:t>接入protobuf，利用lua原表功能，实现前后端R</w:t>
       </w:r>
       <w:r>
         <w:rPr>
@@ -6900,23 +7429,7 @@
           <w:sz w:val="21"/>
           <w:szCs w:val="21"/>
         </w:rPr>
-        <w:t>1(</w:t>
-      </w:r>
-      <w:proofErr w:type="spellStart"/>
-      <w:r>
-        <w:rPr>
-          <w:sz w:val="21"/>
-          <w:szCs w:val="21"/>
-        </w:rPr>
-        <w:t>aa,bb</w:t>
-      </w:r>
-      <w:proofErr w:type="spellEnd"/>
-      <w:r>
-        <w:rPr>
-          <w:sz w:val="21"/>
-          <w:szCs w:val="21"/>
-        </w:rPr>
-        <w:t>),</w:t>
+        <w:t>1(aa,bb),</w:t>
       </w:r>
       <w:r>
         <w:rPr>
@@ -6963,6 +7476,7 @@
         <w:spacing w:beforeLines="50" w:before="156" w:beforeAutospacing="0" w:afterLines="50" w:after="156" w:afterAutospacing="0"/>
         <w:ind w:left="839"/>
         <w:rPr>
+          <w:rFonts w:hint="eastAsia"/>
           <w:b/>
           <w:bCs/>
         </w:rPr>
@@ -6985,6 +7499,7 @@
         </w:numPr>
         <w:spacing w:before="0" w:beforeAutospacing="0" w:after="0" w:afterAutospacing="0"/>
         <w:rPr>
+          <w:rFonts w:hint="eastAsia"/>
           <w:sz w:val="21"/>
           <w:szCs w:val="21"/>
         </w:rPr>
@@ -7018,25 +7533,7 @@
           <w:sz w:val="21"/>
           <w:szCs w:val="21"/>
         </w:rPr>
-        <w:t>（</w:t>
-      </w:r>
-      <w:proofErr w:type="spellStart"/>
-      <w:r>
-        <w:rPr>
-          <w:rFonts w:hint="eastAsia"/>
-          <w:sz w:val="21"/>
-          <w:szCs w:val="21"/>
-        </w:rPr>
-        <w:t>c++</w:t>
-      </w:r>
-      <w:proofErr w:type="spellEnd"/>
-      <w:r>
-        <w:rPr>
-          <w:rFonts w:hint="eastAsia"/>
-          <w:sz w:val="21"/>
-          <w:szCs w:val="21"/>
-        </w:rPr>
-        <w:t>）</w:t>
+        <w:t>（c++）</w:t>
       </w:r>
     </w:p>
     <w:p>
@@ -7048,6 +7545,7 @@
         </w:numPr>
         <w:spacing w:before="0" w:beforeAutospacing="0" w:after="0" w:afterAutospacing="0"/>
         <w:rPr>
+          <w:rFonts w:hint="eastAsia"/>
           <w:sz w:val="21"/>
           <w:szCs w:val="21"/>
         </w:rPr>
@@ -7073,31 +7571,14 @@
           <w:sz w:val="21"/>
           <w:szCs w:val="21"/>
         </w:rPr>
-        <w:t>，熟悉</w:t>
-      </w:r>
-      <w:proofErr w:type="spellStart"/>
-      <w:r>
-        <w:rPr>
-          <w:rFonts w:hint="eastAsia"/>
-          <w:sz w:val="21"/>
-          <w:szCs w:val="21"/>
-        </w:rPr>
-        <w:t>o</w:t>
-      </w:r>
-      <w:r>
-        <w:rPr>
-          <w:sz w:val="21"/>
-          <w:szCs w:val="21"/>
-        </w:rPr>
-        <w:t>penresty</w:t>
-      </w:r>
-      <w:proofErr w:type="spellEnd"/>
-      <w:r>
-        <w:rPr>
-          <w:sz w:val="21"/>
-          <w:szCs w:val="21"/>
-        </w:rPr>
-        <w:t>.</w:t>
+        <w:t>，熟悉o</w:t>
+      </w:r>
+      <w:r>
+        <w:rPr>
+          <w:sz w:val="21"/>
+          <w:szCs w:val="21"/>
+        </w:rPr>
+        <w:t>penresty.</w:t>
       </w:r>
     </w:p>
     <w:p>
@@ -7109,6 +7590,7 @@
         </w:numPr>
         <w:spacing w:before="0" w:beforeAutospacing="0" w:after="0" w:afterAutospacing="0"/>
         <w:rPr>
+          <w:rFonts w:hint="eastAsia"/>
           <w:sz w:val="21"/>
           <w:szCs w:val="21"/>
         </w:rPr>
@@ -7134,16 +7616,7 @@
           <w:sz w:val="21"/>
           <w:szCs w:val="21"/>
         </w:rPr>
-        <w:t>的</w:t>
-      </w:r>
-      <w:proofErr w:type="spellStart"/>
-      <w:r>
-        <w:rPr>
-          <w:rFonts w:hint="eastAsia"/>
-          <w:sz w:val="21"/>
-          <w:szCs w:val="21"/>
-        </w:rPr>
-        <w:t>u</w:t>
+        <w:t>的u</w:t>
       </w:r>
       <w:r>
         <w:rPr>
@@ -7152,7 +7625,6 @@
         </w:rPr>
         <w:t>gui</w:t>
       </w:r>
-      <w:proofErr w:type="spellEnd"/>
       <w:r>
         <w:rPr>
           <w:rFonts w:hint="eastAsia"/>
@@ -7178,6 +7650,9 @@
           <w:numId w:val="11"/>
         </w:numPr>
         <w:outlineLvl w:val="1"/>
+        <w:rPr>
+          <w:rFonts w:hint="eastAsia"/>
+        </w:rPr>
       </w:pPr>
       <w:bookmarkStart w:id="1" w:name="_Hlk30510434"/>
       <w:r>
@@ -7230,6 +7705,7 @@
         <w:spacing w:beforeLines="50" w:before="156" w:beforeAutospacing="0" w:afterLines="50" w:after="156" w:afterAutospacing="0"/>
         <w:ind w:left="839"/>
         <w:rPr>
+          <w:rFonts w:hint="eastAsia"/>
           <w:b/>
           <w:bCs/>
         </w:rPr>
@@ -7283,6 +7759,9 @@
         <w:pStyle w:val="a4"/>
         <w:spacing w:beforeLines="50" w:before="156" w:beforeAutospacing="0" w:afterLines="50" w:after="156" w:afterAutospacing="0"/>
         <w:ind w:left="839"/>
+        <w:rPr>
+          <w:rFonts w:hint="eastAsia"/>
+        </w:rPr>
       </w:pPr>
       <w:r>
         <w:rPr>
@@ -7305,6 +7784,7 @@
         <w:spacing w:beforeLines="50" w:before="156" w:beforeAutospacing="0" w:afterLines="50" w:after="156" w:afterAutospacing="0"/>
         <w:ind w:left="839"/>
         <w:rPr>
+          <w:rFonts w:hint="eastAsia"/>
           <w:b/>
           <w:bCs/>
         </w:rPr>
@@ -7315,7 +7795,6 @@
           <w:b/>
           <w:bCs/>
         </w:rPr>
-        <w:lastRenderedPageBreak/>
         <w:t>参与项目：</w:t>
       </w:r>
       <w:r>
@@ -7349,6 +7828,7 @@
         <w:spacing w:beforeLines="50" w:before="156" w:beforeAutospacing="0" w:afterLines="50" w:after="156" w:afterAutospacing="0"/>
         <w:ind w:left="839"/>
         <w:rPr>
+          <w:rFonts w:hint="eastAsia"/>
           <w:b/>
           <w:bCs/>
         </w:rPr>
@@ -7371,11 +7851,11 @@
         </w:numPr>
         <w:spacing w:before="0" w:beforeAutospacing="0" w:after="0" w:afterAutospacing="0"/>
         <w:rPr>
-          <w:sz w:val="21"/>
-          <w:szCs w:val="21"/>
-        </w:rPr>
-      </w:pPr>
-      <w:proofErr w:type="gramStart"/>
+          <w:rFonts w:hint="eastAsia"/>
+          <w:sz w:val="21"/>
+          <w:szCs w:val="21"/>
+        </w:rPr>
+      </w:pPr>
       <w:r>
         <w:rPr>
           <w:rFonts w:hint="eastAsia"/>
@@ -7390,16 +7870,7 @@
           <w:sz w:val="21"/>
           <w:szCs w:val="21"/>
         </w:rPr>
-        <w:t>总</w:t>
-      </w:r>
-      <w:proofErr w:type="gramEnd"/>
-      <w:r>
-        <w:rPr>
-          <w:rFonts w:hint="eastAsia"/>
-          <w:sz w:val="21"/>
-          <w:szCs w:val="21"/>
-        </w:rPr>
-        <w:t>分流的</w:t>
+        <w:t>总分流的</w:t>
       </w:r>
       <w:r>
         <w:rPr>
@@ -7419,35 +7890,18 @@
         </w:numPr>
         <w:spacing w:before="0" w:beforeAutospacing="0" w:after="0" w:afterAutospacing="0"/>
         <w:rPr>
-          <w:sz w:val="21"/>
-          <w:szCs w:val="21"/>
-        </w:rPr>
-      </w:pPr>
-      <w:r>
-        <w:rPr>
-          <w:rFonts w:hint="eastAsia"/>
-          <w:sz w:val="21"/>
-          <w:szCs w:val="21"/>
-        </w:rPr>
-        <w:t>调整翅膀相关的产出投放，取得优异成绩，</w:t>
-      </w:r>
-      <w:proofErr w:type="gramStart"/>
-      <w:r>
-        <w:rPr>
-          <w:rFonts w:hint="eastAsia"/>
-          <w:sz w:val="21"/>
-          <w:szCs w:val="21"/>
-        </w:rPr>
-        <w:t>受到主策表扬</w:t>
-      </w:r>
-      <w:proofErr w:type="gramEnd"/>
-      <w:r>
-        <w:rPr>
-          <w:rFonts w:hint="eastAsia"/>
-          <w:sz w:val="21"/>
-          <w:szCs w:val="21"/>
-        </w:rPr>
-        <w:t>。</w:t>
+          <w:rFonts w:hint="eastAsia"/>
+          <w:sz w:val="21"/>
+          <w:szCs w:val="21"/>
+        </w:rPr>
+      </w:pPr>
+      <w:r>
+        <w:rPr>
+          <w:rFonts w:hint="eastAsia"/>
+          <w:sz w:val="21"/>
+          <w:szCs w:val="21"/>
+        </w:rPr>
+        <w:t>调整翅膀相关的产出投放，取得优异成绩，受到主策表扬。</w:t>
       </w:r>
     </w:p>
     <w:p>
@@ -7459,35 +7913,18 @@
         </w:numPr>
         <w:spacing w:before="0" w:beforeAutospacing="0" w:after="0" w:afterAutospacing="0"/>
         <w:rPr>
-          <w:sz w:val="21"/>
-          <w:szCs w:val="21"/>
-        </w:rPr>
-      </w:pPr>
-      <w:r>
-        <w:rPr>
-          <w:rFonts w:hint="eastAsia"/>
-          <w:sz w:val="21"/>
-          <w:szCs w:val="21"/>
-        </w:rPr>
-        <w:t>调节关卡难度，使前期感受更顺畅，</w:t>
-      </w:r>
-      <w:proofErr w:type="gramStart"/>
-      <w:r>
-        <w:rPr>
-          <w:rFonts w:hint="eastAsia"/>
-          <w:sz w:val="21"/>
-          <w:szCs w:val="21"/>
-        </w:rPr>
-        <w:t>坑放的</w:t>
-      </w:r>
-      <w:proofErr w:type="gramEnd"/>
-      <w:r>
-        <w:rPr>
-          <w:rFonts w:hint="eastAsia"/>
-          <w:sz w:val="21"/>
-          <w:szCs w:val="21"/>
-        </w:rPr>
-        <w:t>更平滑，不影响付费的情况下提升了留存。</w:t>
+          <w:rFonts w:hint="eastAsia"/>
+          <w:sz w:val="21"/>
+          <w:szCs w:val="21"/>
+        </w:rPr>
+      </w:pPr>
+      <w:r>
+        <w:rPr>
+          <w:rFonts w:hint="eastAsia"/>
+          <w:sz w:val="21"/>
+          <w:szCs w:val="21"/>
+        </w:rPr>
+        <w:t>调节关卡难度，使前期感受更顺畅，坑放的更平滑，不影响付费的情况下提升了留存。</w:t>
       </w:r>
     </w:p>
     <w:p>
@@ -7499,6 +7936,7 @@
         </w:numPr>
         <w:spacing w:before="0" w:beforeAutospacing="0" w:after="0" w:afterAutospacing="0"/>
         <w:rPr>
+          <w:rFonts w:hint="eastAsia"/>
           <w:sz w:val="21"/>
           <w:szCs w:val="21"/>
         </w:rPr>
@@ -7521,6 +7959,7 @@
         </w:numPr>
         <w:spacing w:before="0" w:beforeAutospacing="0" w:after="0" w:afterAutospacing="0"/>
         <w:rPr>
+          <w:rFonts w:hint="eastAsia"/>
           <w:sz w:val="21"/>
           <w:szCs w:val="21"/>
         </w:rPr>
@@ -7540,6 +7979,7 @@
         <w:spacing w:beforeLines="50" w:before="156" w:beforeAutospacing="0" w:afterLines="50" w:after="156" w:afterAutospacing="0"/>
         <w:ind w:left="839"/>
         <w:rPr>
+          <w:rFonts w:hint="eastAsia"/>
           <w:b/>
           <w:bCs/>
         </w:rPr>
@@ -7562,6 +8002,7 @@
         </w:numPr>
         <w:spacing w:before="0" w:beforeAutospacing="0" w:after="0" w:afterAutospacing="0"/>
         <w:rPr>
+          <w:rFonts w:hint="eastAsia"/>
           <w:sz w:val="21"/>
           <w:szCs w:val="21"/>
         </w:rPr>
@@ -7584,6 +8025,7 @@
         </w:numPr>
         <w:spacing w:before="0" w:beforeAutospacing="0" w:after="0" w:afterAutospacing="0"/>
         <w:rPr>
+          <w:rFonts w:hint="eastAsia"/>
           <w:sz w:val="21"/>
           <w:szCs w:val="21"/>
         </w:rPr>
@@ -7618,6 +8060,7 @@
         <w:spacing w:before="0" w:beforeAutospacing="0" w:after="0" w:afterAutospacing="0"/>
         <w:ind w:left="1259" w:firstLineChars="200" w:firstLine="361"/>
         <w:rPr>
+          <w:rFonts w:hint="eastAsia"/>
           <w:sz w:val="18"/>
           <w:szCs w:val="18"/>
         </w:rPr>
@@ -7630,6 +8073,7 @@
           <w:sz w:val="18"/>
           <w:szCs w:val="18"/>
         </w:rPr>
+        <w:lastRenderedPageBreak/>
         <w:t>了解玩家各时间点的目标与需求</w:t>
       </w:r>
       <w:r>
@@ -7655,6 +8099,7 @@
         <w:spacing w:before="0" w:beforeAutospacing="0" w:after="0" w:afterAutospacing="0"/>
         <w:ind w:left="1259" w:firstLineChars="200" w:firstLine="361"/>
         <w:rPr>
+          <w:rFonts w:hint="eastAsia"/>
           <w:sz w:val="18"/>
           <w:szCs w:val="18"/>
         </w:rPr>
@@ -7719,6 +8164,9 @@
           <w:numId w:val="11"/>
         </w:numPr>
         <w:outlineLvl w:val="1"/>
+        <w:rPr>
+          <w:rFonts w:hint="eastAsia"/>
+        </w:rPr>
       </w:pPr>
       <w:r>
         <w:tab/>
@@ -7772,6 +8220,7 @@
         <w:spacing w:beforeLines="50" w:before="156" w:beforeAutospacing="0" w:afterLines="50" w:after="156" w:afterAutospacing="0"/>
         <w:ind w:left="839"/>
         <w:rPr>
+          <w:rFonts w:hint="eastAsia"/>
           <w:b/>
           <w:bCs/>
         </w:rPr>
@@ -7796,6 +8245,9 @@
         <w:pStyle w:val="a4"/>
         <w:spacing w:beforeLines="50" w:before="156" w:beforeAutospacing="0" w:afterLines="50" w:after="156" w:afterAutospacing="0"/>
         <w:ind w:left="839"/>
+        <w:rPr>
+          <w:rFonts w:hint="eastAsia"/>
+        </w:rPr>
       </w:pPr>
       <w:r>
         <w:rPr>
@@ -7847,6 +8299,7 @@
         <w:spacing w:beforeLines="50" w:before="156" w:beforeAutospacing="0" w:afterLines="50" w:after="156" w:afterAutospacing="0"/>
         <w:ind w:left="839"/>
         <w:rPr>
+          <w:rFonts w:hint="eastAsia"/>
           <w:b/>
           <w:bCs/>
         </w:rPr>
@@ -7865,14 +8318,12 @@
         </w:rPr>
         <w:t>妖神记，</w:t>
       </w:r>
-      <w:proofErr w:type="gramStart"/>
       <w:r>
         <w:rPr>
           <w:rFonts w:hint="eastAsia"/>
         </w:rPr>
         <w:t>镇魂街-武神躯</w:t>
       </w:r>
-      <w:proofErr w:type="gramEnd"/>
     </w:p>
     <w:p>
       <w:pPr>
@@ -7880,6 +8331,7 @@
         <w:spacing w:beforeLines="50" w:before="156" w:beforeAutospacing="0" w:afterLines="50" w:after="156" w:afterAutospacing="0"/>
         <w:ind w:left="839"/>
         <w:rPr>
+          <w:rFonts w:hint="eastAsia"/>
           <w:b/>
           <w:bCs/>
         </w:rPr>
@@ -7902,35 +8354,18 @@
         </w:numPr>
         <w:spacing w:before="0" w:beforeAutospacing="0" w:after="0" w:afterAutospacing="0"/>
         <w:rPr>
-          <w:sz w:val="21"/>
-          <w:szCs w:val="21"/>
-        </w:rPr>
-      </w:pPr>
-      <w:r>
-        <w:rPr>
-          <w:rFonts w:hint="eastAsia"/>
-          <w:sz w:val="21"/>
-          <w:szCs w:val="21"/>
-        </w:rPr>
-        <w:t>完整制作卡</w:t>
-      </w:r>
-      <w:proofErr w:type="gramStart"/>
-      <w:r>
-        <w:rPr>
-          <w:rFonts w:hint="eastAsia"/>
-          <w:sz w:val="21"/>
-          <w:szCs w:val="21"/>
-        </w:rPr>
-        <w:t>牌项目</w:t>
-      </w:r>
-      <w:proofErr w:type="gramEnd"/>
-      <w:r>
-        <w:rPr>
-          <w:rFonts w:hint="eastAsia"/>
-          <w:sz w:val="21"/>
-          <w:szCs w:val="21"/>
-        </w:rPr>
-        <w:t>的各系统产销以及属性投放（战斗相关另一个数值在做）</w:t>
+          <w:rFonts w:hint="eastAsia"/>
+          <w:sz w:val="21"/>
+          <w:szCs w:val="21"/>
+        </w:rPr>
+      </w:pPr>
+      <w:r>
+        <w:rPr>
+          <w:rFonts w:hint="eastAsia"/>
+          <w:sz w:val="21"/>
+          <w:szCs w:val="21"/>
+        </w:rPr>
+        <w:t>完整制作卡牌项目的各系统产销以及属性投放（战斗相关另一个数值在做）</w:t>
       </w:r>
     </w:p>
     <w:p>
@@ -7942,6 +8377,7 @@
         </w:numPr>
         <w:spacing w:before="0" w:beforeAutospacing="0" w:after="0" w:afterAutospacing="0"/>
         <w:rPr>
+          <w:rFonts w:hint="eastAsia"/>
           <w:sz w:val="21"/>
           <w:szCs w:val="21"/>
         </w:rPr>
@@ -7964,27 +8400,18 @@
         </w:numPr>
         <w:spacing w:before="0" w:beforeAutospacing="0" w:after="0" w:afterAutospacing="0"/>
         <w:rPr>
-          <w:sz w:val="21"/>
-          <w:szCs w:val="21"/>
-        </w:rPr>
-      </w:pPr>
-      <w:proofErr w:type="gramStart"/>
-      <w:r>
-        <w:rPr>
-          <w:rFonts w:hint="eastAsia"/>
-          <w:sz w:val="21"/>
-          <w:szCs w:val="21"/>
-        </w:rPr>
-        <w:t>制作导表工具</w:t>
-      </w:r>
-      <w:proofErr w:type="gramEnd"/>
-      <w:r>
-        <w:rPr>
-          <w:rFonts w:hint="eastAsia"/>
-          <w:sz w:val="21"/>
-          <w:szCs w:val="21"/>
-        </w:rPr>
-        <w:t>，关卡战斗验证工具，经济数值验证工具</w:t>
+          <w:rFonts w:hint="eastAsia"/>
+          <w:sz w:val="21"/>
+          <w:szCs w:val="21"/>
+        </w:rPr>
+      </w:pPr>
+      <w:r>
+        <w:rPr>
+          <w:rFonts w:hint="eastAsia"/>
+          <w:sz w:val="21"/>
+          <w:szCs w:val="21"/>
+        </w:rPr>
+        <w:t>制作导表工具，关卡战斗验证工具，经济数值验证工具</w:t>
       </w:r>
       <w:r>
         <w:rPr>
@@ -8001,6 +8428,7 @@
         <w:spacing w:beforeLines="50" w:before="156" w:beforeAutospacing="0" w:afterLines="50" w:after="156" w:afterAutospacing="0"/>
         <w:ind w:left="839"/>
         <w:rPr>
+          <w:rFonts w:hint="eastAsia"/>
           <w:b/>
           <w:bCs/>
         </w:rPr>
@@ -8023,6 +8451,7 @@
         </w:numPr>
         <w:spacing w:before="0" w:beforeAutospacing="0" w:after="0" w:afterAutospacing="0"/>
         <w:rPr>
+          <w:rFonts w:hint="eastAsia"/>
           <w:sz w:val="21"/>
           <w:szCs w:val="21"/>
         </w:rPr>
@@ -8045,6 +8474,7 @@
         </w:numPr>
         <w:spacing w:before="0" w:beforeAutospacing="0" w:after="0" w:afterAutospacing="0"/>
         <w:rPr>
+          <w:rFonts w:hint="eastAsia"/>
           <w:sz w:val="21"/>
           <w:szCs w:val="21"/>
         </w:rPr>
@@ -8141,7 +8571,7 @@
         <v:path o:extrusionok="f" gradientshapeok="t" o:connecttype="rect"/>
         <o:lock v:ext="edit" aspectratio="t"/>
       </v:shapetype>
-      <v:shape id="_x0000_i1037" type="#_x0000_t75" style="width:11.55pt;height:11.55pt" o:bullet="t">
+      <v:shape id="_x0000_i1059" type="#_x0000_t75" style="width:11.65pt;height:11.65pt" o:bullet="t">
         <v:imagedata r:id="rId1" o:title="mso2DC1"/>
       </v:shape>
     </w:pict>

--- a/游戏分析/profile/简历-程序.docx
+++ b/游戏分析/profile/简历-程序.docx
@@ -1444,13 +1444,7 @@
         <w:rPr>
           <w:rFonts w:hint="eastAsia"/>
         </w:rPr>
-        <w:t>，</w:t>
-      </w:r>
-      <w:r>
-        <w:rPr>
-          <w:rFonts w:hint="eastAsia"/>
-        </w:rPr>
-        <w:t>并对其底层机制有一定研究</w:t>
+        <w:t>，并对其底层机制有一定研究</w:t>
       </w:r>
       <w:r>
         <w:rPr>
@@ -2269,11 +2263,6 @@
       </w:r>
     </w:p>
     <w:p>
-      <w:pPr>
-        <w:rPr>
-          <w:rFonts w:hint="eastAsia"/>
-        </w:rPr>
-      </w:pPr>
       <w:r>
         <w:rPr>
           <w:rFonts w:hint="eastAsia"/>
@@ -2518,7 +2507,7 @@
         <w:pStyle w:val="1"/>
         <w:spacing w:beforeLines="100" w:before="312" w:after="0" w:line="240" w:lineRule="auto"/>
         <w:rPr>
-          <w:rFonts w:ascii="宋体" w:eastAsia="宋体" w:hAnsi="宋体" w:cs="Arial"/>
+          <w:rFonts w:ascii="宋体" w:eastAsia="宋体" w:hAnsi="宋体" w:cs="Arial" w:hint="eastAsia"/>
           <w:color w:val="333333"/>
           <w:kern w:val="0"/>
           <w:sz w:val="30"/>
@@ -2617,6 +2606,9 @@
         <w:spacing w:before="0" w:beforeAutospacing="0" w:after="0" w:afterAutospacing="0"/>
         <w:ind w:leftChars="50" w:left="105" w:firstLine="0"/>
         <w:outlineLvl w:val="1"/>
+        <w:rPr>
+          <w:rFonts w:hint="eastAsia"/>
+        </w:rPr>
       </w:pPr>
       <w:r>
         <w:rPr>
@@ -2930,7 +2922,7 @@
         <w:spacing w:beforeLines="50" w:before="156" w:afterLines="50" w:after="156"/>
         <w:ind w:left="840"/>
         <w:rPr>
-          <w:rFonts w:asciiTheme="minorHAnsi" w:eastAsiaTheme="minorEastAsia" w:hAnsiTheme="minorHAnsi" w:cstheme="minorBidi" w:hint="eastAsia"/>
+          <w:rFonts w:asciiTheme="minorHAnsi" w:eastAsiaTheme="minorEastAsia" w:hAnsiTheme="minorHAnsi" w:cstheme="minorBidi"/>
           <w:kern w:val="2"/>
         </w:rPr>
       </w:pPr>
@@ -3049,6 +3041,9 @@
           <w:numId w:val="27"/>
         </w:numPr>
         <w:spacing w:beforeLines="50" w:before="156"/>
+        <w:rPr>
+          <w:rFonts w:hint="eastAsia"/>
+        </w:rPr>
       </w:pPr>
       <w:r>
         <w:rPr>
@@ -3081,6 +3076,9 @@
           <w:numId w:val="27"/>
         </w:numPr>
         <w:spacing w:beforeLines="50" w:before="156"/>
+        <w:rPr>
+          <w:rFonts w:hint="eastAsia"/>
+        </w:rPr>
       </w:pPr>
       <w:r>
         <w:rPr>
@@ -3128,6 +3126,9 @@
         <w:pStyle w:val="a4"/>
         <w:spacing w:beforeLines="50" w:before="156"/>
         <w:ind w:left="440"/>
+        <w:rPr>
+          <w:rFonts w:hint="eastAsia"/>
+        </w:rPr>
       </w:pPr>
       <w:r>
         <w:rPr>
@@ -3141,6 +3142,9 @@
         <w:pStyle w:val="a4"/>
         <w:spacing w:beforeLines="50" w:before="156"/>
         <w:ind w:left="440"/>
+        <w:rPr>
+          <w:rFonts w:hint="eastAsia"/>
+        </w:rPr>
       </w:pPr>
       <w:r>
         <w:rPr>
@@ -3173,6 +3177,9 @@
           <w:numId w:val="27"/>
         </w:numPr>
         <w:spacing w:beforeLines="50" w:before="156"/>
+        <w:rPr>
+          <w:rFonts w:hint="eastAsia"/>
+        </w:rPr>
       </w:pPr>
       <w:r>
         <w:rPr>
@@ -3205,6 +3212,9 @@
           <w:numId w:val="27"/>
         </w:numPr>
         <w:spacing w:beforeLines="50" w:before="156"/>
+        <w:rPr>
+          <w:rFonts w:hint="eastAsia"/>
+        </w:rPr>
       </w:pPr>
       <w:r>
         <w:rPr>
@@ -3237,6 +3247,9 @@
           <w:numId w:val="27"/>
         </w:numPr>
         <w:spacing w:beforeLines="50" w:before="156"/>
+        <w:rPr>
+          <w:rFonts w:hint="eastAsia"/>
+        </w:rPr>
       </w:pPr>
       <w:r>
         <w:rPr>
@@ -3250,6 +3263,9 @@
         <w:pStyle w:val="a4"/>
         <w:spacing w:beforeLines="50" w:before="156"/>
         <w:ind w:left="440"/>
+        <w:rPr>
+          <w:rFonts w:hint="eastAsia"/>
+        </w:rPr>
       </w:pPr>
       <w:r>
         <w:rPr>
@@ -3263,6 +3279,9 @@
         <w:pStyle w:val="a4"/>
         <w:spacing w:beforeLines="50" w:before="156"/>
         <w:ind w:left="440"/>
+        <w:rPr>
+          <w:rFonts w:hint="eastAsia"/>
+        </w:rPr>
       </w:pPr>
       <w:r>
         <w:rPr>
@@ -3276,6 +3295,9 @@
         <w:pStyle w:val="a4"/>
         <w:spacing w:beforeLines="50" w:before="156"/>
         <w:ind w:left="440"/>
+        <w:rPr>
+          <w:rFonts w:hint="eastAsia"/>
+        </w:rPr>
       </w:pPr>
       <w:r>
         <w:rPr>
@@ -3332,6 +3354,9 @@
           <w:numId w:val="27"/>
         </w:numPr>
         <w:spacing w:beforeLines="50" w:before="156"/>
+        <w:rPr>
+          <w:rFonts w:hint="eastAsia"/>
+        </w:rPr>
       </w:pPr>
       <w:r>
         <w:rPr>
@@ -3365,6 +3390,9 @@
           <w:numId w:val="27"/>
         </w:numPr>
         <w:spacing w:beforeLines="50" w:before="156"/>
+        <w:rPr>
+          <w:rFonts w:hint="eastAsia"/>
+        </w:rPr>
       </w:pPr>
       <w:r>
         <w:rPr>
@@ -3393,6 +3421,12 @@
           <w:rFonts w:hint="eastAsia"/>
         </w:rPr>
         <w:t>使用5主5从。</w:t>
+      </w:r>
+      <w:r>
+        <w:rPr>
+          <w:rFonts w:hint="eastAsia"/>
+        </w:rPr>
+        <w:t>缓存集群采取读写分离，写主读从。</w:t>
       </w:r>
     </w:p>
     <w:p>
@@ -3403,6 +3437,9 @@
           <w:numId w:val="27"/>
         </w:numPr>
         <w:spacing w:beforeLines="50" w:before="156"/>
+        <w:rPr>
+          <w:rFonts w:hint="eastAsia"/>
+        </w:rPr>
       </w:pPr>
       <w:r>
         <w:rPr>
@@ -3427,13 +3464,7 @@
         <w:t>搭建python服务，接入项目的数据库和redis，让python端工程化，符合java的编程习惯。</w:t>
       </w:r>
     </w:p>
-    <w:p>
-      <w:pPr>
-        <w:rPr>
-          <w:rFonts w:hint="eastAsia"/>
-        </w:rPr>
-      </w:pPr>
-    </w:p>
+    <w:p/>
     <w:p>
       <w:pPr>
         <w:pStyle w:val="a4"/>
@@ -3858,6 +3889,7 @@
           <w:sz w:val="28"/>
           <w:szCs w:val="28"/>
         </w:rPr>
+        <w:lastRenderedPageBreak/>
         <w:t>收获</w:t>
       </w:r>
       <w:r>
@@ -3884,7 +3916,6 @@
         <w:rPr>
           <w:rFonts w:hint="eastAsia"/>
         </w:rPr>
-        <w:lastRenderedPageBreak/>
         <w:t>看下成熟系统如何运作，都有哪些框架层及的功能，有哪些优缺点。了解下成熟团队的管理方式。自己带团队可以做哪些基础工作。</w:t>
       </w:r>
       <w:r>
@@ -8571,7 +8602,7 @@
         <v:path o:extrusionok="f" gradientshapeok="t" o:connecttype="rect"/>
         <o:lock v:ext="edit" aspectratio="t"/>
       </v:shapetype>
-      <v:shape id="_x0000_i1059" type="#_x0000_t75" style="width:11.65pt;height:11.65pt" o:bullet="t">
+      <v:shape id="_x0000_i1066" type="#_x0000_t75" style="width:11.65pt;height:11.65pt" o:bullet="t">
         <v:imagedata r:id="rId1" o:title="mso2DC1"/>
       </v:shape>
     </w:pict>
